--- a/backend/templates/Form-B (Indemnity)- SELF_Multiple_Template.docx
+++ b/backend/templates/Form-B (Indemnity)- SELF_Multiple_Template.docx
@@ -1,6 +1,6 @@
 
 <file path=word/document.xml><?xml version="1.0" encoding="utf-8"?>
-<w:document xmlns:wpc="http://schemas.microsoft.com/office/word/2010/wordprocessingCanvas" xmlns:cx="http://schemas.microsoft.com/office/drawing/2014/chartex" xmlns:mc="http://schemas.openxmlformats.org/markup-compatibility/2006" xmlns:o="urn:schemas-microsoft-com:office:office" xmlns:r="http://schemas.openxmlformats.org/officeDocument/2006/relationships" xmlns:m="http://schemas.openxmlformats.org/officeDocument/2006/math" xmlns:v="urn:schemas-microsoft-com:vml" xmlns:wp14="http://schemas.microsoft.com/office/word/2010/wordprocessingDrawing" xmlns:wp="http://schemas.openxmlformats.org/drawingml/2006/wordprocessingDrawing" xmlns:w10="urn:schemas-microsoft-com:office:word" xmlns:w="http://schemas.openxmlformats.org/wordprocessingml/2006/main" xmlns:w14="http://schemas.microsoft.com/office/word/2010/wordml" xmlns:w15="http://schemas.microsoft.com/office/word/2012/wordml" xmlns:w16se="http://schemas.microsoft.com/office/word/2015/wordml/symex" xmlns:wpg="http://schemas.microsoft.com/office/word/2010/wordprocessingGroup" xmlns:wpi="http://schemas.microsoft.com/office/word/2010/wordprocessingInk" xmlns:wne="http://schemas.microsoft.com/office/word/2006/wordml" xmlns:wps="http://schemas.microsoft.com/office/word/2010/wordprocessingShape" mc:Ignorable="w14 w15 w16se wp14">
+<w:document xmlns:wpc="http://schemas.microsoft.com/office/word/2010/wordprocessingCanvas" xmlns:cx="http://schemas.microsoft.com/office/drawing/2014/chartex" xmlns:cx1="http://schemas.microsoft.com/office/drawing/2015/9/8/chartex" xmlns:cx2="http://schemas.microsoft.com/office/drawing/2015/10/21/chartex" xmlns:cx3="http://schemas.microsoft.com/office/drawing/2016/5/9/chartex" xmlns:cx4="http://schemas.microsoft.com/office/drawing/2016/5/10/chartex" xmlns:cx5="http://schemas.microsoft.com/office/drawing/2016/5/11/chartex" xmlns:cx6="http://schemas.microsoft.com/office/drawing/2016/5/12/chartex" xmlns:cx7="http://schemas.microsoft.com/office/drawing/2016/5/13/chartex" xmlns:cx8="http://schemas.microsoft.com/office/drawing/2016/5/14/chartex" xmlns:mc="http://schemas.openxmlformats.org/markup-compatibility/2006" xmlns:aink="http://schemas.microsoft.com/office/drawing/2016/ink" xmlns:am3d="http://schemas.microsoft.com/office/drawing/2017/model3d" xmlns:o="urn:schemas-microsoft-com:office:office" xmlns:oel="http://schemas.microsoft.com/office/2019/extlst" xmlns:r="http://schemas.openxmlformats.org/officeDocument/2006/relationships" xmlns:m="http://schemas.openxmlformats.org/officeDocument/2006/math" xmlns:v="urn:schemas-microsoft-com:vml" xmlns:wp14="http://schemas.microsoft.com/office/word/2010/wordprocessingDrawing" xmlns:wp="http://schemas.openxmlformats.org/drawingml/2006/wordprocessingDrawing" xmlns:w10="urn:schemas-microsoft-com:office:word" xmlns:w="http://schemas.openxmlformats.org/wordprocessingml/2006/main" xmlns:w14="http://schemas.microsoft.com/office/word/2010/wordml" xmlns:w15="http://schemas.microsoft.com/office/word/2012/wordml" xmlns:w16cex="http://schemas.microsoft.com/office/word/2018/wordml/cex" xmlns:w16cid="http://schemas.microsoft.com/office/word/2016/wordml/cid" xmlns:w16="http://schemas.microsoft.com/office/word/2018/wordml" xmlns:w16sdtdh="http://schemas.microsoft.com/office/word/2020/wordml/sdtdatahash" xmlns:w16se="http://schemas.microsoft.com/office/word/2015/wordml/symex" xmlns:wpg="http://schemas.microsoft.com/office/word/2010/wordprocessingGroup" xmlns:wpi="http://schemas.microsoft.com/office/word/2010/wordprocessingInk" xmlns:wne="http://schemas.microsoft.com/office/word/2006/wordml" xmlns:wps="http://schemas.microsoft.com/office/word/2010/wordprocessingShape" mc:Ignorable="w14 w15 w16se w16cid w16 w16cex w16sdtdh wp14">
   <w:body>
     <w:tbl>
       <w:tblPr>
@@ -335,7 +335,7 @@
       <w:r>
         <w:rPr>
           <w:rFonts w:ascii="Roboto" w:eastAsia="Times New Roman" w:hAnsi="Roboto" w:cs="Times New Roman"/>
-          <w:b/>
+          <w:color w:val="FF0000"/>
           <w:lang w:val="en-IN" w:eastAsia="en-IN"/>
         </w:rPr>
         <w:t>[Name as per Aadhar C1], [Name as per Aadhar C2], [Name as per Aadhar C3]</w:t>
@@ -364,7 +364,7 @@
       <w:r>
         <w:rPr>
           <w:rFonts w:ascii="Roboto" w:eastAsia="Times New Roman" w:hAnsi="Roboto" w:cs="Times New Roman"/>
-          <w:b/>
+          <w:color w:val="FF0000"/>
           <w:lang w:val="en-IN" w:eastAsia="en-IN"/>
         </w:rPr>
         <w:t>[Father Name C1], [Father Name C2], [Father Name C3]</w:t>
@@ -372,7 +372,7 @@
       <w:r>
         <w:rPr>
           <w:rFonts w:ascii="Roboto" w:eastAsia="Times New Roman" w:hAnsi="Roboto" w:cs="Times New Roman"/>
-          <w:b/>
+          <w:color w:val="FF0000"/>
           <w:lang w:val="en-IN" w:eastAsia="en-IN"/>
         </w:rPr>
         <w:t xml:space="preserve"> respectively</w:t>
@@ -400,7 +400,7 @@
       <w:r>
         <w:rPr>
           <w:rFonts w:ascii="Roboto" w:eastAsia="Times New Roman" w:hAnsi="Roboto" w:cs="Times New Roman"/>
-          <w:b/>
+          <w:color w:val="FF0000"/>
           <w:lang w:val="en-IN" w:eastAsia="en-IN"/>
         </w:rPr>
         <w:t>[Address C1], [Address C2], [Address C3]</w:t>
@@ -426,7 +426,7 @@
       <w:r>
         <w:rPr>
           <w:rFonts w:ascii="Roboto" w:eastAsia="Times New Roman" w:hAnsi="Roboto" w:cs="Times New Roman"/>
-          <w:b/>
+          <w:color w:val="FF0000"/>
           <w:lang w:val="en-IN" w:eastAsia="en-IN"/>
         </w:rPr>
         <w:t>[PAN C1], [PAN C2], [PAN C3]</w:t>
@@ -489,7 +489,7 @@
       <w:r>
         <w:rPr>
           <w:rFonts w:ascii="Roboto" w:eastAsia="Times New Roman" w:hAnsi="Roboto" w:cs="Times New Roman"/>
-          <w:b/>
+          <w:color w:val="FF0000"/>
           <w:lang w:val="en-IN" w:eastAsia="en-IN"/>
         </w:rPr>
         <w:t>[Name as per Aadhar C1], [Name as per Aadhar C2], [Name as per Aadhar C3]</w:t>
@@ -583,8 +583,8 @@
         <w:tblLook w:val="04A0" w:firstRow="1" w:lastRow="0" w:firstColumn="1" w:lastColumn="0" w:noHBand="0" w:noVBand="1"/>
       </w:tblPr>
       <w:tblGrid>
-        <w:gridCol w:w="1689"/>
-        <w:gridCol w:w="1409"/>
+        <w:gridCol w:w="1690"/>
+        <w:gridCol w:w="1408"/>
         <w:gridCol w:w="1183"/>
         <w:gridCol w:w="1970"/>
         <w:gridCol w:w="1695"/>
@@ -597,7 +597,7 @@
         </w:trPr>
         <w:tc>
           <w:tcPr>
-            <w:tcW w:w="1689" w:type="dxa"/>
+            <w:tcW w:w="1697" w:type="dxa"/>
             <w:vMerge w:val="restart"/>
           </w:tcPr>
           <w:p>
@@ -623,7 +623,7 @@
         </w:tc>
         <w:tc>
           <w:tcPr>
-            <w:tcW w:w="1409" w:type="dxa"/>
+            <w:tcW w:w="1418" w:type="dxa"/>
             <w:vMerge w:val="restart"/>
           </w:tcPr>
           <w:p>
@@ -649,7 +649,7 @@
         </w:tc>
         <w:tc>
           <w:tcPr>
-            <w:tcW w:w="1183" w:type="dxa"/>
+            <w:tcW w:w="1134" w:type="dxa"/>
             <w:vMerge w:val="restart"/>
           </w:tcPr>
           <w:p>
@@ -675,7 +675,7 @@
         </w:tc>
         <w:tc>
           <w:tcPr>
-            <w:tcW w:w="1970" w:type="dxa"/>
+            <w:tcW w:w="1984" w:type="dxa"/>
             <w:vMerge w:val="restart"/>
           </w:tcPr>
           <w:p>
@@ -701,7 +701,7 @@
         </w:tc>
         <w:tc>
           <w:tcPr>
-            <w:tcW w:w="1695" w:type="dxa"/>
+            <w:tcW w:w="1701" w:type="dxa"/>
             <w:vMerge w:val="restart"/>
           </w:tcPr>
           <w:p>
@@ -727,7 +727,7 @@
         </w:tc>
         <w:tc>
           <w:tcPr>
-            <w:tcW w:w="2114" w:type="dxa"/>
+            <w:tcW w:w="2126" w:type="dxa"/>
             <w:gridSpan w:val="2"/>
             <w:tcBorders>
               <w:bottom w:val="single" w:sz="4" w:space="0" w:color="auto"/>
@@ -761,7 +761,7 @@
         </w:trPr>
         <w:tc>
           <w:tcPr>
-            <w:tcW w:w="1689" w:type="dxa"/>
+            <w:tcW w:w="1697" w:type="dxa"/>
             <w:vMerge/>
           </w:tcPr>
           <w:p>
@@ -778,7 +778,7 @@
         </w:tc>
         <w:tc>
           <w:tcPr>
-            <w:tcW w:w="1409" w:type="dxa"/>
+            <w:tcW w:w="1418" w:type="dxa"/>
             <w:vMerge/>
           </w:tcPr>
           <w:p>
@@ -795,7 +795,7 @@
         </w:tc>
         <w:tc>
           <w:tcPr>
-            <w:tcW w:w="1183" w:type="dxa"/>
+            <w:tcW w:w="1134" w:type="dxa"/>
             <w:vMerge/>
           </w:tcPr>
           <w:p>
@@ -812,7 +812,7 @@
         </w:tc>
         <w:tc>
           <w:tcPr>
-            <w:tcW w:w="1970" w:type="dxa"/>
+            <w:tcW w:w="1984" w:type="dxa"/>
             <w:vMerge/>
           </w:tcPr>
           <w:p>
@@ -829,7 +829,7 @@
         </w:tc>
         <w:tc>
           <w:tcPr>
-            <w:tcW w:w="1695" w:type="dxa"/>
+            <w:tcW w:w="1701" w:type="dxa"/>
             <w:vMerge/>
           </w:tcPr>
           <w:p>
@@ -846,7 +846,7 @@
         </w:tc>
         <w:tc>
           <w:tcPr>
-            <w:tcW w:w="850" w:type="dxa"/>
+            <w:tcW w:w="851" w:type="dxa"/>
             <w:tcBorders>
               <w:top w:val="single" w:sz="4" w:space="0" w:color="auto"/>
               <w:right w:val="single" w:sz="4" w:space="0" w:color="auto"/>
@@ -875,7 +875,7 @@
         </w:tc>
         <w:tc>
           <w:tcPr>
-            <w:tcW w:w="1264" w:type="dxa"/>
+            <w:tcW w:w="1275" w:type="dxa"/>
             <w:tcBorders>
               <w:top w:val="single" w:sz="4" w:space="0" w:color="auto"/>
               <w:left w:val="single" w:sz="4" w:space="0" w:color="auto"/>
@@ -906,40 +906,42 @@
       <w:tr>
         <w:tc>
           <w:tcPr>
-            <w:tcW w:w="1689" w:type="dxa"/>
+            <w:tcW w:w="1697" w:type="dxa"/>
           </w:tcPr>
           <w:p>
             <w:pPr>
+              <w:spacing w:after="1"/>
               <w:rPr>
                 <w:rFonts w:ascii="Roboto" w:hAnsi="Roboto"/>
-                <w:b/>
+                <w:color w:val="FF0000"/>
               </w:rPr>
             </w:pPr>
             <w:r>
               <w:rPr>
                 <w:rFonts w:ascii="Roboto" w:hAnsi="Roboto"/>
-                <w:b/>
-              </w:rPr>
-              <w:t xml:space="preserve"> [Company Name]</w:t>
+                <w:color w:val="FF0000"/>
+              </w:rPr>
+              <w:t>[Company Name]</w:t>
             </w:r>
           </w:p>
         </w:tc>
         <w:tc>
           <w:tcPr>
-            <w:tcW w:w="1409" w:type="dxa"/>
+            <w:tcW w:w="1418" w:type="dxa"/>
+            <w:vAlign w:val="bottom"/>
           </w:tcPr>
           <w:p>
             <w:pPr>
-              <w:jc w:val="center"/>
+              <w:spacing w:after="1"/>
               <w:rPr>
                 <w:rFonts w:ascii="Roboto" w:hAnsi="Roboto"/>
-                <w:b/>
+                <w:color w:val="FF0000"/>
               </w:rPr>
             </w:pPr>
             <w:r>
               <w:rPr>
                 <w:rFonts w:ascii="Roboto" w:hAnsi="Roboto"/>
-                <w:b/>
+                <w:color w:val="FF0000"/>
               </w:rPr>
               <w:t>[Folio No]</w:t>
             </w:r>
@@ -947,20 +949,21 @@
         </w:tc>
         <w:tc>
           <w:tcPr>
-            <w:tcW w:w="1183" w:type="dxa"/>
+            <w:tcW w:w="1134" w:type="dxa"/>
+            <w:vAlign w:val="bottom"/>
           </w:tcPr>
           <w:p>
             <w:pPr>
-              <w:jc w:val="center"/>
+              <w:spacing w:after="1"/>
               <w:rPr>
                 <w:rFonts w:ascii="Roboto" w:hAnsi="Roboto"/>
-                <w:b/>
+                <w:color w:val="FF0000"/>
               </w:rPr>
             </w:pPr>
             <w:r>
               <w:rPr>
                 <w:rFonts w:ascii="Roboto" w:hAnsi="Roboto"/>
-                <w:b/>
+                <w:color w:val="FF0000"/>
               </w:rPr>
               <w:t>[NOS1]</w:t>
             </w:r>
@@ -968,84 +971,95 @@
         </w:tc>
         <w:tc>
           <w:tcPr>
-            <w:tcW w:w="1970" w:type="dxa"/>
+            <w:tcW w:w="1984" w:type="dxa"/>
           </w:tcPr>
           <w:p>
             <w:pPr>
-              <w:rPr>
-                <w:b/>
-              </w:rPr>
-            </w:pPr>
-            <w:proofErr w:type="spellStart"/>
-            <w:r>
+              <w:spacing w:after="1"/>
               <w:rPr>
                 <w:rFonts w:cstheme="minorHAnsi"/>
                 <w:b/>
+                <w:color w:val="FF0000"/>
                 <w:sz w:val="24"/>
                 <w:szCs w:val="24"/>
               </w:rPr>
-              <w:t>Rs</w:t>
-            </w:r>
-            <w:proofErr w:type="spellEnd"/>
+            </w:pPr>
+            <w:proofErr w:type="gramStart"/>
             <w:r>
               <w:rPr>
                 <w:rFonts w:cstheme="minorHAnsi"/>
                 <w:b/>
+                <w:color w:val="FF0000"/>
                 <w:sz w:val="24"/>
                 <w:szCs w:val="24"/>
               </w:rPr>
-              <w:t>.</w:t>
+              <w:t>Rs.</w:t>
             </w:r>
             <w:r>
               <w:rPr>
                 <w:rFonts w:ascii="Roboto" w:hAnsi="Roboto"/>
-                <w:b/>
-              </w:rPr>
-              <w:t>[Face Value]/-</w:t>
+                <w:color w:val="FF0000"/>
+              </w:rPr>
+              <w:t>[</w:t>
+            </w:r>
+            <w:proofErr w:type="gramEnd"/>
+            <w:r>
+              <w:rPr>
+                <w:rFonts w:ascii="Roboto" w:hAnsi="Roboto"/>
+                <w:color w:val="FF0000"/>
+              </w:rPr>
+              <w:t>Face Value]/-</w:t>
             </w:r>
           </w:p>
         </w:tc>
         <w:tc>
           <w:tcPr>
-            <w:tcW w:w="1695" w:type="dxa"/>
+            <w:tcW w:w="1701" w:type="dxa"/>
           </w:tcPr>
           <w:p>
-            <w:pPr>
-              <w:rPr>
+            <w:r>
+              <w:rPr>
+                <w:rStyle w:val="zw-portion"/>
                 <w:rFonts w:ascii="Roboto" w:hAnsi="Roboto"/>
-                <w:b/>
-              </w:rPr>
-            </w:pPr>
-            <w:r>
-              <w:rPr>
+                <w:color w:val="FF0000"/>
+                <w:shd w:val="clear" w:color="auto" w:fill="FFFFFF"/>
+              </w:rPr>
+              <w:t> [SC1]</w:t>
+            </w:r>
+            <w:r>
+              <w:rPr>
+                <w:rStyle w:val="eop-readonly"/>
                 <w:rFonts w:ascii="Roboto" w:hAnsi="Roboto"/>
-                <w:b/>
-              </w:rPr>
-              <w:t xml:space="preserve">        [SC1]</w:t>
+                <w:color w:val="000000"/>
+                <w:shd w:val="clear" w:color="auto" w:fill="FFFFFF"/>
+              </w:rPr>
+              <w:t> </w:t>
             </w:r>
           </w:p>
         </w:tc>
         <w:tc>
           <w:tcPr>
-            <w:tcW w:w="2114" w:type="dxa"/>
+            <w:tcW w:w="2126" w:type="dxa"/>
             <w:gridSpan w:val="2"/>
           </w:tcPr>
           <w:p>
-            <w:pPr>
-              <w:ind w:right="573"/>
-              <w:rPr>
-                <w:rFonts w:ascii="Arial" w:eastAsia="Times New Roman" w:hAnsi="Arial" w:cs="Arial"/>
-                <w:b/>
-                <w:sz w:val="20"/>
-                <w:szCs w:val="20"/>
-              </w:rPr>
-            </w:pPr>
-            <w:r>
-              <w:rPr>
+            <w:r>
+              <w:rPr>
+                <w:rStyle w:val="zw-portion"/>
                 <w:rFonts w:ascii="Roboto" w:hAnsi="Roboto"/>
-                <w:b/>
-              </w:rPr>
-              <w:t xml:space="preserve">          [DN1]</w:t>
+                <w:color w:val="FF0000"/>
+                <w:shd w:val="clear" w:color="auto" w:fill="FFFFFF"/>
+              </w:rPr>
+              <w:t>[DN1]</w:t>
+            </w:r>
+            <w:r>
+              <w:rPr>
+                <w:rStyle w:val="eop-readonly"/>
+                <w:rFonts w:ascii="Roboto" w:hAnsi="Roboto"/>
+                <w:color w:val="000000"/>
+                <w:shd w:val="clear" w:color="auto" w:fill="FFFFFF"/>
+              </w:rPr>
+              <w:t> </w:t>
             </w:r>
           </w:p>
         </w:tc>
@@ -1053,44 +1067,42 @@
       <w:tr>
         <w:tc>
           <w:tcPr>
-            <w:tcW w:w="1689" w:type="dxa"/>
+            <w:tcW w:w="1697" w:type="dxa"/>
           </w:tcPr>
           <w:p>
             <w:pPr>
-              <w:rPr>
-                <w:rFonts w:ascii="Arial" w:eastAsia="Times New Roman" w:hAnsi="Arial" w:cs="Arial"/>
-                <w:b/>
-                <w:sz w:val="20"/>
-                <w:szCs w:val="20"/>
+              <w:spacing w:after="1"/>
+              <w:rPr>
+                <w:rFonts w:ascii="Roboto" w:hAnsi="Roboto"/>
+                <w:color w:val="FF0000"/>
               </w:rPr>
             </w:pPr>
             <w:r>
               <w:rPr>
                 <w:rFonts w:ascii="Roboto" w:hAnsi="Roboto"/>
-                <w:b/>
-              </w:rPr>
-              <w:t xml:space="preserve"> [Company Name]</w:t>
+                <w:color w:val="FF0000"/>
+              </w:rPr>
+              <w:t>[Company Name]</w:t>
             </w:r>
           </w:p>
         </w:tc>
         <w:tc>
           <w:tcPr>
-            <w:tcW w:w="1409" w:type="dxa"/>
+            <w:tcW w:w="1418" w:type="dxa"/>
+            <w:vAlign w:val="bottom"/>
           </w:tcPr>
           <w:p>
             <w:pPr>
-              <w:jc w:val="center"/>
-              <w:rPr>
-                <w:rFonts w:ascii="Arial" w:eastAsia="Times New Roman" w:hAnsi="Arial" w:cs="Arial"/>
-                <w:b/>
-                <w:sz w:val="20"/>
-                <w:szCs w:val="20"/>
+              <w:spacing w:after="1"/>
+              <w:rPr>
+                <w:rFonts w:ascii="Roboto" w:hAnsi="Roboto"/>
+                <w:color w:val="FF0000"/>
               </w:rPr>
             </w:pPr>
             <w:r>
               <w:rPr>
                 <w:rFonts w:ascii="Roboto" w:hAnsi="Roboto"/>
-                <w:b/>
+                <w:color w:val="FF0000"/>
               </w:rPr>
               <w:t>[Folio No]</w:t>
             </w:r>
@@ -1098,19 +1110,21 @@
         </w:tc>
         <w:tc>
           <w:tcPr>
-            <w:tcW w:w="1183" w:type="dxa"/>
+            <w:tcW w:w="1134" w:type="dxa"/>
+            <w:vAlign w:val="bottom"/>
           </w:tcPr>
           <w:p>
             <w:pPr>
-              <w:jc w:val="center"/>
-              <w:rPr>
-                <w:b/>
+              <w:spacing w:after="1"/>
+              <w:rPr>
+                <w:rFonts w:ascii="Roboto" w:hAnsi="Roboto"/>
+                <w:color w:val="FF0000"/>
               </w:rPr>
             </w:pPr>
             <w:r>
               <w:rPr>
                 <w:rFonts w:ascii="Roboto" w:hAnsi="Roboto"/>
-                <w:b/>
+                <w:color w:val="FF0000"/>
               </w:rPr>
               <w:t>[NOS2]</w:t>
             </w:r>
@@ -1118,84 +1132,123 @@
         </w:tc>
         <w:tc>
           <w:tcPr>
-            <w:tcW w:w="1970" w:type="dxa"/>
+            <w:tcW w:w="1984" w:type="dxa"/>
           </w:tcPr>
           <w:p>
             <w:pPr>
-              <w:rPr>
-                <w:b/>
-              </w:rPr>
-            </w:pPr>
-            <w:proofErr w:type="spellStart"/>
-            <w:r>
+              <w:spacing w:after="1"/>
               <w:rPr>
                 <w:rFonts w:cstheme="minorHAnsi"/>
                 <w:b/>
+                <w:color w:val="FF0000"/>
                 <w:sz w:val="24"/>
                 <w:szCs w:val="24"/>
               </w:rPr>
-              <w:t>Rs</w:t>
-            </w:r>
-            <w:proofErr w:type="spellEnd"/>
+            </w:pPr>
+            <w:proofErr w:type="gramStart"/>
             <w:r>
               <w:rPr>
                 <w:rFonts w:cstheme="minorHAnsi"/>
                 <w:b/>
+                <w:color w:val="FF0000"/>
                 <w:sz w:val="24"/>
                 <w:szCs w:val="24"/>
               </w:rPr>
-              <w:t>.</w:t>
+              <w:t>Rs.</w:t>
             </w:r>
             <w:r>
               <w:rPr>
                 <w:rFonts w:ascii="Roboto" w:hAnsi="Roboto"/>
+                <w:color w:val="FF0000"/>
+              </w:rPr>
+              <w:t>[</w:t>
+            </w:r>
+            <w:proofErr w:type="gramEnd"/>
+            <w:r>
+              <w:rPr>
+                <w:rFonts w:ascii="Roboto" w:hAnsi="Roboto"/>
+                <w:color w:val="FF0000"/>
+              </w:rPr>
+              <w:t>Face Value]</w:t>
+            </w:r>
+            <w:r>
+              <w:rPr>
+                <w:rFonts w:cstheme="minorHAnsi"/>
                 <w:b/>
-              </w:rPr>
-              <w:t>[Face Value]/-</w:t>
+                <w:color w:val="FF0000"/>
+                <w:sz w:val="24"/>
+                <w:szCs w:val="24"/>
+              </w:rPr>
+              <w:t>/-</w:t>
             </w:r>
           </w:p>
         </w:tc>
         <w:tc>
           <w:tcPr>
-            <w:tcW w:w="1695" w:type="dxa"/>
+            <w:tcW w:w="1701" w:type="dxa"/>
           </w:tcPr>
           <w:p>
-            <w:pPr>
-              <w:rPr>
-                <w:rFonts w:ascii="Arial" w:eastAsia="Times New Roman" w:hAnsi="Arial" w:cs="Arial"/>
-                <w:b/>
-                <w:sz w:val="20"/>
-                <w:szCs w:val="20"/>
-              </w:rPr>
-            </w:pPr>
-            <w:r>
-              <w:rPr>
+            <w:r>
+              <w:rPr>
+                <w:rStyle w:val="zw-portion"/>
                 <w:rFonts w:ascii="Roboto" w:hAnsi="Roboto"/>
-                <w:b/>
-              </w:rPr>
-              <w:t xml:space="preserve">        [SC2]</w:t>
+                <w:color w:val="FF0000"/>
+                <w:shd w:val="clear" w:color="auto" w:fill="FFFFFF"/>
+              </w:rPr>
+              <w:t> [SC2</w:t>
+            </w:r>
+            <w:r>
+              <w:rPr>
+                <w:rStyle w:val="zw-portion"/>
+                <w:rFonts w:ascii="Roboto" w:hAnsi="Roboto"/>
+                <w:color w:val="FF0000"/>
+                <w:shd w:val="clear" w:color="auto" w:fill="FFFFFF"/>
+              </w:rPr>
+              <w:t>]</w:t>
+            </w:r>
+            <w:r>
+              <w:rPr>
+                <w:rStyle w:val="eop-readonly"/>
+                <w:rFonts w:ascii="Roboto" w:hAnsi="Roboto"/>
+                <w:color w:val="000000"/>
+                <w:shd w:val="clear" w:color="auto" w:fill="FFFFFF"/>
+              </w:rPr>
+              <w:t> </w:t>
             </w:r>
           </w:p>
         </w:tc>
         <w:tc>
           <w:tcPr>
-            <w:tcW w:w="2114" w:type="dxa"/>
+            <w:tcW w:w="2126" w:type="dxa"/>
             <w:gridSpan w:val="2"/>
           </w:tcPr>
           <w:p>
-            <w:pPr>
-              <w:ind w:right="573"/>
-              <w:rPr>
+            <w:r>
+              <w:rPr>
+                <w:rStyle w:val="zw-portion"/>
                 <w:rFonts w:ascii="Roboto" w:hAnsi="Roboto"/>
-                <w:b/>
-              </w:rPr>
-            </w:pPr>
-            <w:r>
-              <w:rPr>
+                <w:color w:val="FF0000"/>
+                <w:shd w:val="clear" w:color="auto" w:fill="FFFFFF"/>
+              </w:rPr>
+              <w:t>[DN2</w:t>
+            </w:r>
+            <w:r>
+              <w:rPr>
+                <w:rStyle w:val="zw-portion"/>
                 <w:rFonts w:ascii="Roboto" w:hAnsi="Roboto"/>
-                <w:b/>
-              </w:rPr>
-              <w:t xml:space="preserve">          [DN2]</w:t>
+                <w:color w:val="FF0000"/>
+                <w:shd w:val="clear" w:color="auto" w:fill="FFFFFF"/>
+              </w:rPr>
+              <w:t>]</w:t>
+            </w:r>
+            <w:r>
+              <w:rPr>
+                <w:rStyle w:val="eop-readonly"/>
+                <w:rFonts w:ascii="Roboto" w:hAnsi="Roboto"/>
+                <w:color w:val="000000"/>
+                <w:shd w:val="clear" w:color="auto" w:fill="FFFFFF"/>
+              </w:rPr>
+              <w:t> </w:t>
             </w:r>
           </w:p>
         </w:tc>
@@ -1203,44 +1256,42 @@
       <w:tr>
         <w:tc>
           <w:tcPr>
-            <w:tcW w:w="1689" w:type="dxa"/>
+            <w:tcW w:w="1697" w:type="dxa"/>
           </w:tcPr>
           <w:p>
             <w:pPr>
-              <w:rPr>
-                <w:rFonts w:ascii="Arial" w:eastAsia="Times New Roman" w:hAnsi="Arial" w:cs="Arial"/>
-                <w:b/>
-                <w:sz w:val="20"/>
-                <w:szCs w:val="20"/>
+              <w:spacing w:after="1"/>
+              <w:rPr>
+                <w:rFonts w:ascii="Roboto" w:hAnsi="Roboto"/>
+                <w:color w:val="FF0000"/>
               </w:rPr>
             </w:pPr>
             <w:r>
               <w:rPr>
                 <w:rFonts w:ascii="Roboto" w:hAnsi="Roboto"/>
-                <w:b/>
-              </w:rPr>
-              <w:t xml:space="preserve"> [Company Name]</w:t>
+                <w:color w:val="FF0000"/>
+              </w:rPr>
+              <w:t>[Company Name]</w:t>
             </w:r>
           </w:p>
         </w:tc>
         <w:tc>
           <w:tcPr>
-            <w:tcW w:w="1409" w:type="dxa"/>
+            <w:tcW w:w="1418" w:type="dxa"/>
+            <w:vAlign w:val="bottom"/>
           </w:tcPr>
           <w:p>
             <w:pPr>
-              <w:jc w:val="center"/>
-              <w:rPr>
-                <w:rFonts w:ascii="Arial" w:eastAsia="Times New Roman" w:hAnsi="Arial" w:cs="Arial"/>
-                <w:b/>
-                <w:sz w:val="20"/>
-                <w:szCs w:val="20"/>
+              <w:spacing w:after="1"/>
+              <w:rPr>
+                <w:rFonts w:ascii="Roboto" w:hAnsi="Roboto"/>
+                <w:color w:val="FF0000"/>
               </w:rPr>
             </w:pPr>
             <w:r>
               <w:rPr>
                 <w:rFonts w:ascii="Roboto" w:hAnsi="Roboto"/>
-                <w:b/>
+                <w:color w:val="FF0000"/>
               </w:rPr>
               <w:t>[Folio No]</w:t>
             </w:r>
@@ -1248,19 +1299,21 @@
         </w:tc>
         <w:tc>
           <w:tcPr>
-            <w:tcW w:w="1183" w:type="dxa"/>
+            <w:tcW w:w="1134" w:type="dxa"/>
+            <w:vAlign w:val="bottom"/>
           </w:tcPr>
           <w:p>
             <w:pPr>
-              <w:jc w:val="center"/>
-              <w:rPr>
-                <w:b/>
+              <w:spacing w:after="1"/>
+              <w:rPr>
+                <w:rFonts w:ascii="Roboto" w:hAnsi="Roboto"/>
+                <w:color w:val="FF0000"/>
               </w:rPr>
             </w:pPr>
             <w:r>
               <w:rPr>
                 <w:rFonts w:ascii="Roboto" w:hAnsi="Roboto"/>
-                <w:b/>
+                <w:color w:val="FF0000"/>
               </w:rPr>
               <w:t>[NOS3]</w:t>
             </w:r>
@@ -1268,93 +1321,113 @@
         </w:tc>
         <w:tc>
           <w:tcPr>
-            <w:tcW w:w="1970" w:type="dxa"/>
+            <w:tcW w:w="1984" w:type="dxa"/>
           </w:tcPr>
           <w:p>
             <w:pPr>
-              <w:rPr>
-                <w:b/>
-              </w:rPr>
-            </w:pPr>
-            <w:proofErr w:type="spellStart"/>
-            <w:r>
+              <w:spacing w:after="1"/>
               <w:rPr>
                 <w:rFonts w:cstheme="minorHAnsi"/>
                 <w:b/>
+                <w:color w:val="FF0000"/>
                 <w:sz w:val="24"/>
                 <w:szCs w:val="24"/>
               </w:rPr>
-              <w:t>Rs</w:t>
-            </w:r>
-            <w:proofErr w:type="spellEnd"/>
+            </w:pPr>
+            <w:proofErr w:type="gramStart"/>
             <w:r>
               <w:rPr>
                 <w:rFonts w:cstheme="minorHAnsi"/>
                 <w:b/>
+                <w:color w:val="FF0000"/>
                 <w:sz w:val="24"/>
                 <w:szCs w:val="24"/>
               </w:rPr>
-              <w:t>.</w:t>
+              <w:t>Rs.</w:t>
             </w:r>
             <w:r>
               <w:rPr>
                 <w:rFonts w:ascii="Roboto" w:hAnsi="Roboto"/>
-                <w:b/>
-              </w:rPr>
-              <w:t>[Face Value]/-</w:t>
+                <w:color w:val="FF0000"/>
+              </w:rPr>
+              <w:t>[</w:t>
+            </w:r>
+            <w:proofErr w:type="gramEnd"/>
+            <w:r>
+              <w:rPr>
+                <w:rFonts w:ascii="Roboto" w:hAnsi="Roboto"/>
+                <w:color w:val="FF0000"/>
+              </w:rPr>
+              <w:t>Face Value]/-</w:t>
             </w:r>
           </w:p>
         </w:tc>
         <w:tc>
           <w:tcPr>
-            <w:tcW w:w="1695" w:type="dxa"/>
+            <w:tcW w:w="1701" w:type="dxa"/>
           </w:tcPr>
           <w:p>
-            <w:pPr>
-              <w:rPr>
-                <w:rFonts w:ascii="Arial" w:eastAsia="Times New Roman" w:hAnsi="Arial" w:cs="Arial"/>
-                <w:b/>
-                <w:sz w:val="20"/>
-                <w:szCs w:val="20"/>
-              </w:rPr>
-            </w:pPr>
-            <w:r>
-              <w:rPr>
-                <w:rFonts w:ascii="Arial" w:eastAsia="Times New Roman" w:hAnsi="Arial" w:cs="Arial"/>
-                <w:b/>
-                <w:sz w:val="20"/>
-                <w:szCs w:val="20"/>
-              </w:rPr>
-              <w:t xml:space="preserve">        </w:t>
-            </w:r>
-            <w:r>
-              <w:rPr>
+            <w:r>
+              <w:rPr>
+                <w:rStyle w:val="zw-portion"/>
                 <w:rFonts w:ascii="Roboto" w:hAnsi="Roboto"/>
-                <w:b/>
-              </w:rPr>
-              <w:t>[SC3]</w:t>
+                <w:color w:val="FF0000"/>
+                <w:shd w:val="clear" w:color="auto" w:fill="FFFFFF"/>
+              </w:rPr>
+              <w:t> [SC3</w:t>
+            </w:r>
+            <w:r>
+              <w:rPr>
+                <w:rStyle w:val="zw-portion"/>
+                <w:rFonts w:ascii="Roboto" w:hAnsi="Roboto"/>
+                <w:color w:val="FF0000"/>
+                <w:shd w:val="clear" w:color="auto" w:fill="FFFFFF"/>
+              </w:rPr>
+              <w:t>]</w:t>
+            </w:r>
+            <w:r>
+              <w:rPr>
+                <w:rStyle w:val="eop-readonly"/>
+                <w:rFonts w:ascii="Roboto" w:hAnsi="Roboto"/>
+                <w:color w:val="000000"/>
+                <w:shd w:val="clear" w:color="auto" w:fill="FFFFFF"/>
+              </w:rPr>
+              <w:t> </w:t>
             </w:r>
           </w:p>
         </w:tc>
         <w:tc>
           <w:tcPr>
-            <w:tcW w:w="2114" w:type="dxa"/>
+            <w:tcW w:w="2126" w:type="dxa"/>
             <w:gridSpan w:val="2"/>
           </w:tcPr>
           <w:p>
-            <w:pPr>
-              <w:ind w:right="573"/>
-              <w:rPr>
+            <w:r>
+              <w:rPr>
+                <w:rStyle w:val="zw-portion"/>
                 <w:rFonts w:ascii="Roboto" w:hAnsi="Roboto"/>
-                <w:b/>
-              </w:rPr>
-            </w:pPr>
-            <w:r>
-              <w:rPr>
+                <w:color w:val="FF0000"/>
+                <w:shd w:val="clear" w:color="auto" w:fill="FFFFFF"/>
+              </w:rPr>
+              <w:t>[DN3</w:t>
+            </w:r>
+            <w:r>
+              <w:rPr>
+                <w:rStyle w:val="zw-portion"/>
                 <w:rFonts w:ascii="Roboto" w:hAnsi="Roboto"/>
-                <w:b/>
-              </w:rPr>
-              <w:t xml:space="preserve">          [DN3]</w:t>
+                <w:color w:val="FF0000"/>
+                <w:shd w:val="clear" w:color="auto" w:fill="FFFFFF"/>
+              </w:rPr>
+              <w:t>]</w:t>
+            </w:r>
+            <w:r>
+              <w:rPr>
+                <w:rStyle w:val="eop-readonly"/>
+                <w:rFonts w:ascii="Roboto" w:hAnsi="Roboto"/>
+                <w:color w:val="000000"/>
+                <w:shd w:val="clear" w:color="auto" w:fill="FFFFFF"/>
+              </w:rPr>
+              <w:t> </w:t>
             </w:r>
           </w:p>
         </w:tc>
@@ -1362,44 +1435,42 @@
       <w:tr>
         <w:tc>
           <w:tcPr>
-            <w:tcW w:w="1689" w:type="dxa"/>
+            <w:tcW w:w="1697" w:type="dxa"/>
           </w:tcPr>
           <w:p>
             <w:pPr>
-              <w:rPr>
-                <w:rFonts w:ascii="Arial" w:eastAsia="Times New Roman" w:hAnsi="Arial" w:cs="Arial"/>
-                <w:b/>
-                <w:sz w:val="20"/>
-                <w:szCs w:val="20"/>
+              <w:spacing w:after="1"/>
+              <w:rPr>
+                <w:rFonts w:ascii="Roboto" w:hAnsi="Roboto"/>
+                <w:color w:val="FF0000"/>
               </w:rPr>
             </w:pPr>
             <w:r>
               <w:rPr>
                 <w:rFonts w:ascii="Roboto" w:hAnsi="Roboto"/>
-                <w:b/>
-              </w:rPr>
-              <w:t xml:space="preserve"> [Company Name]</w:t>
+                <w:color w:val="FF0000"/>
+              </w:rPr>
+              <w:t>[Company Name]</w:t>
             </w:r>
           </w:p>
         </w:tc>
         <w:tc>
           <w:tcPr>
-            <w:tcW w:w="1409" w:type="dxa"/>
+            <w:tcW w:w="1418" w:type="dxa"/>
+            <w:vAlign w:val="bottom"/>
           </w:tcPr>
           <w:p>
             <w:pPr>
-              <w:jc w:val="center"/>
-              <w:rPr>
-                <w:rFonts w:ascii="Arial" w:eastAsia="Times New Roman" w:hAnsi="Arial" w:cs="Arial"/>
-                <w:b/>
-                <w:sz w:val="20"/>
-                <w:szCs w:val="20"/>
+              <w:spacing w:after="1"/>
+              <w:rPr>
+                <w:rFonts w:ascii="Roboto" w:hAnsi="Roboto"/>
+                <w:color w:val="FF0000"/>
               </w:rPr>
             </w:pPr>
             <w:r>
               <w:rPr>
                 <w:rFonts w:ascii="Roboto" w:hAnsi="Roboto"/>
-                <w:b/>
+                <w:color w:val="FF0000"/>
               </w:rPr>
               <w:t>[Folio No]</w:t>
             </w:r>
@@ -1407,19 +1478,21 @@
         </w:tc>
         <w:tc>
           <w:tcPr>
-            <w:tcW w:w="1183" w:type="dxa"/>
+            <w:tcW w:w="1134" w:type="dxa"/>
+            <w:vAlign w:val="bottom"/>
           </w:tcPr>
           <w:p>
             <w:pPr>
-              <w:jc w:val="center"/>
-              <w:rPr>
-                <w:b/>
+              <w:spacing w:after="1"/>
+              <w:rPr>
+                <w:rFonts w:ascii="Roboto" w:hAnsi="Roboto"/>
+                <w:color w:val="FF0000"/>
               </w:rPr>
             </w:pPr>
             <w:r>
               <w:rPr>
                 <w:rFonts w:ascii="Roboto" w:hAnsi="Roboto"/>
-                <w:b/>
+                <w:color w:val="FF0000"/>
               </w:rPr>
               <w:t>[NOS4]</w:t>
             </w:r>
@@ -1427,93 +1500,113 @@
         </w:tc>
         <w:tc>
           <w:tcPr>
-            <w:tcW w:w="1970" w:type="dxa"/>
+            <w:tcW w:w="1984" w:type="dxa"/>
           </w:tcPr>
           <w:p>
             <w:pPr>
-              <w:rPr>
-                <w:b/>
-              </w:rPr>
-            </w:pPr>
-            <w:proofErr w:type="spellStart"/>
-            <w:r>
+              <w:spacing w:after="1"/>
               <w:rPr>
                 <w:rFonts w:cstheme="minorHAnsi"/>
                 <w:b/>
+                <w:color w:val="FF0000"/>
                 <w:sz w:val="24"/>
                 <w:szCs w:val="24"/>
               </w:rPr>
-              <w:t>Rs</w:t>
-            </w:r>
-            <w:proofErr w:type="spellEnd"/>
+            </w:pPr>
+            <w:proofErr w:type="gramStart"/>
             <w:r>
               <w:rPr>
                 <w:rFonts w:cstheme="minorHAnsi"/>
                 <w:b/>
+                <w:color w:val="FF0000"/>
                 <w:sz w:val="24"/>
                 <w:szCs w:val="24"/>
               </w:rPr>
-              <w:t>.</w:t>
+              <w:t>Rs.</w:t>
             </w:r>
             <w:r>
               <w:rPr>
                 <w:rFonts w:ascii="Roboto" w:hAnsi="Roboto"/>
-                <w:b/>
-              </w:rPr>
-              <w:t>[Face Value]/-</w:t>
+                <w:color w:val="FF0000"/>
+              </w:rPr>
+              <w:t>[</w:t>
+            </w:r>
+            <w:proofErr w:type="gramEnd"/>
+            <w:r>
+              <w:rPr>
+                <w:rFonts w:ascii="Roboto" w:hAnsi="Roboto"/>
+                <w:color w:val="FF0000"/>
+              </w:rPr>
+              <w:t>Face Value]/-</w:t>
             </w:r>
           </w:p>
         </w:tc>
         <w:tc>
           <w:tcPr>
-            <w:tcW w:w="1695" w:type="dxa"/>
+            <w:tcW w:w="1701" w:type="dxa"/>
           </w:tcPr>
           <w:p>
-            <w:pPr>
-              <w:rPr>
-                <w:rFonts w:ascii="Arial" w:eastAsia="Times New Roman" w:hAnsi="Arial" w:cs="Arial"/>
-                <w:b/>
-                <w:sz w:val="20"/>
-                <w:szCs w:val="20"/>
-              </w:rPr>
-            </w:pPr>
-            <w:r>
-              <w:rPr>
-                <w:rFonts w:ascii="Arial" w:eastAsia="Times New Roman" w:hAnsi="Arial" w:cs="Arial"/>
-                <w:b/>
-                <w:sz w:val="20"/>
-                <w:szCs w:val="20"/>
-              </w:rPr>
-              <w:t xml:space="preserve">        </w:t>
-            </w:r>
-            <w:r>
-              <w:rPr>
+            <w:r>
+              <w:rPr>
+                <w:rStyle w:val="zw-portion"/>
                 <w:rFonts w:ascii="Roboto" w:hAnsi="Roboto"/>
-                <w:b/>
-              </w:rPr>
-              <w:t>[SC4]</w:t>
+                <w:color w:val="FF0000"/>
+                <w:shd w:val="clear" w:color="auto" w:fill="FFFFFF"/>
+              </w:rPr>
+              <w:t> [SC4</w:t>
+            </w:r>
+            <w:r>
+              <w:rPr>
+                <w:rStyle w:val="zw-portion"/>
+                <w:rFonts w:ascii="Roboto" w:hAnsi="Roboto"/>
+                <w:color w:val="FF0000"/>
+                <w:shd w:val="clear" w:color="auto" w:fill="FFFFFF"/>
+              </w:rPr>
+              <w:t>]</w:t>
+            </w:r>
+            <w:r>
+              <w:rPr>
+                <w:rStyle w:val="eop-readonly"/>
+                <w:rFonts w:ascii="Roboto" w:hAnsi="Roboto"/>
+                <w:color w:val="000000"/>
+                <w:shd w:val="clear" w:color="auto" w:fill="FFFFFF"/>
+              </w:rPr>
+              <w:t> </w:t>
             </w:r>
           </w:p>
         </w:tc>
         <w:tc>
           <w:tcPr>
-            <w:tcW w:w="2114" w:type="dxa"/>
+            <w:tcW w:w="2126" w:type="dxa"/>
             <w:gridSpan w:val="2"/>
           </w:tcPr>
           <w:p>
-            <w:pPr>
-              <w:ind w:right="573"/>
-              <w:rPr>
+            <w:r>
+              <w:rPr>
+                <w:rStyle w:val="zw-portion"/>
                 <w:rFonts w:ascii="Roboto" w:hAnsi="Roboto"/>
-                <w:b/>
-              </w:rPr>
-            </w:pPr>
-            <w:r>
-              <w:rPr>
+                <w:color w:val="FF0000"/>
+                <w:shd w:val="clear" w:color="auto" w:fill="FFFFFF"/>
+              </w:rPr>
+              <w:t>[DN4</w:t>
+            </w:r>
+            <w:r>
+              <w:rPr>
+                <w:rStyle w:val="zw-portion"/>
                 <w:rFonts w:ascii="Roboto" w:hAnsi="Roboto"/>
-                <w:b/>
-              </w:rPr>
-              <w:t xml:space="preserve">          [DN4]</w:t>
+                <w:color w:val="FF0000"/>
+                <w:shd w:val="clear" w:color="auto" w:fill="FFFFFF"/>
+              </w:rPr>
+              <w:t>]</w:t>
+            </w:r>
+            <w:r>
+              <w:rPr>
+                <w:rStyle w:val="eop-readonly"/>
+                <w:rFonts w:ascii="Roboto" w:hAnsi="Roboto"/>
+                <w:color w:val="000000"/>
+                <w:shd w:val="clear" w:color="auto" w:fill="FFFFFF"/>
+              </w:rPr>
+              <w:t> </w:t>
             </w:r>
           </w:p>
         </w:tc>
@@ -1521,44 +1614,42 @@
       <w:tr>
         <w:tc>
           <w:tcPr>
-            <w:tcW w:w="1689" w:type="dxa"/>
+            <w:tcW w:w="1697" w:type="dxa"/>
           </w:tcPr>
           <w:p>
             <w:pPr>
-              <w:rPr>
-                <w:rFonts w:ascii="Arial" w:eastAsia="Times New Roman" w:hAnsi="Arial" w:cs="Arial"/>
-                <w:b/>
-                <w:sz w:val="20"/>
-                <w:szCs w:val="20"/>
+              <w:spacing w:after="1"/>
+              <w:rPr>
+                <w:rFonts w:ascii="Roboto" w:hAnsi="Roboto"/>
+                <w:color w:val="FF0000"/>
               </w:rPr>
             </w:pPr>
             <w:r>
               <w:rPr>
                 <w:rFonts w:ascii="Roboto" w:hAnsi="Roboto"/>
-                <w:b/>
-              </w:rPr>
-              <w:t xml:space="preserve"> [Company Name]</w:t>
+                <w:color w:val="FF0000"/>
+              </w:rPr>
+              <w:t>[Company Name]</w:t>
             </w:r>
           </w:p>
         </w:tc>
         <w:tc>
           <w:tcPr>
-            <w:tcW w:w="1409" w:type="dxa"/>
+            <w:tcW w:w="1418" w:type="dxa"/>
+            <w:vAlign w:val="bottom"/>
           </w:tcPr>
           <w:p>
             <w:pPr>
-              <w:jc w:val="center"/>
-              <w:rPr>
-                <w:rFonts w:ascii="Arial" w:eastAsia="Times New Roman" w:hAnsi="Arial" w:cs="Arial"/>
-                <w:b/>
-                <w:sz w:val="20"/>
-                <w:szCs w:val="20"/>
+              <w:spacing w:after="1"/>
+              <w:rPr>
+                <w:rFonts w:ascii="Roboto" w:hAnsi="Roboto"/>
+                <w:color w:val="FF0000"/>
               </w:rPr>
             </w:pPr>
             <w:r>
               <w:rPr>
                 <w:rFonts w:ascii="Roboto" w:hAnsi="Roboto"/>
-                <w:b/>
+                <w:color w:val="FF0000"/>
               </w:rPr>
               <w:t>[Folio No]</w:t>
             </w:r>
@@ -1566,19 +1657,21 @@
         </w:tc>
         <w:tc>
           <w:tcPr>
-            <w:tcW w:w="1183" w:type="dxa"/>
+            <w:tcW w:w="1134" w:type="dxa"/>
+            <w:vAlign w:val="bottom"/>
           </w:tcPr>
           <w:p>
             <w:pPr>
-              <w:jc w:val="center"/>
-              <w:rPr>
-                <w:b/>
+              <w:spacing w:after="1"/>
+              <w:rPr>
+                <w:rFonts w:ascii="Roboto" w:hAnsi="Roboto"/>
+                <w:color w:val="FF0000"/>
               </w:rPr>
             </w:pPr>
             <w:r>
               <w:rPr>
                 <w:rFonts w:ascii="Roboto" w:hAnsi="Roboto"/>
-                <w:b/>
+                <w:color w:val="FF0000"/>
               </w:rPr>
               <w:t>[NOS5]</w:t>
             </w:r>
@@ -1586,1094 +1679,113 @@
         </w:tc>
         <w:tc>
           <w:tcPr>
-            <w:tcW w:w="1970" w:type="dxa"/>
+            <w:tcW w:w="1984" w:type="dxa"/>
           </w:tcPr>
           <w:p>
             <w:pPr>
-              <w:rPr>
-                <w:b/>
-              </w:rPr>
-            </w:pPr>
-            <w:proofErr w:type="spellStart"/>
-            <w:r>
+              <w:spacing w:after="1"/>
               <w:rPr>
                 <w:rFonts w:cstheme="minorHAnsi"/>
                 <w:b/>
+                <w:color w:val="FF0000"/>
                 <w:sz w:val="24"/>
                 <w:szCs w:val="24"/>
               </w:rPr>
-              <w:t>Rs</w:t>
-            </w:r>
-            <w:proofErr w:type="spellEnd"/>
+            </w:pPr>
+            <w:proofErr w:type="gramStart"/>
             <w:r>
               <w:rPr>
                 <w:rFonts w:cstheme="minorHAnsi"/>
                 <w:b/>
+                <w:color w:val="FF0000"/>
                 <w:sz w:val="24"/>
                 <w:szCs w:val="24"/>
               </w:rPr>
-              <w:t>.</w:t>
+              <w:t>Rs.</w:t>
             </w:r>
             <w:r>
               <w:rPr>
                 <w:rFonts w:ascii="Roboto" w:hAnsi="Roboto"/>
-                <w:b/>
-              </w:rPr>
-              <w:t>[Face Value]/-</w:t>
+                <w:color w:val="FF0000"/>
+              </w:rPr>
+              <w:t>[</w:t>
+            </w:r>
+            <w:proofErr w:type="gramEnd"/>
+            <w:r>
+              <w:rPr>
+                <w:rFonts w:ascii="Roboto" w:hAnsi="Roboto"/>
+                <w:color w:val="FF0000"/>
+              </w:rPr>
+              <w:t>Face Value]/-</w:t>
             </w:r>
           </w:p>
         </w:tc>
         <w:tc>
           <w:tcPr>
-            <w:tcW w:w="1695" w:type="dxa"/>
+            <w:tcW w:w="1701" w:type="dxa"/>
           </w:tcPr>
           <w:p>
-            <w:pPr>
-              <w:rPr>
-                <w:rFonts w:ascii="Arial" w:eastAsia="Times New Roman" w:hAnsi="Arial" w:cs="Arial"/>
-                <w:b/>
-                <w:sz w:val="20"/>
-                <w:szCs w:val="20"/>
-              </w:rPr>
-            </w:pPr>
-            <w:r>
-              <w:rPr>
-                <w:rFonts w:ascii="Arial" w:eastAsia="Times New Roman" w:hAnsi="Arial" w:cs="Arial"/>
-                <w:b/>
-                <w:sz w:val="20"/>
-                <w:szCs w:val="20"/>
-              </w:rPr>
-              <w:t xml:space="preserve">        </w:t>
-            </w:r>
-            <w:r>
-              <w:rPr>
+            <w:r>
+              <w:rPr>
+                <w:rStyle w:val="zw-portion"/>
                 <w:rFonts w:ascii="Roboto" w:hAnsi="Roboto"/>
-                <w:b/>
-              </w:rPr>
-              <w:t>[SC5]</w:t>
+                <w:color w:val="FF0000"/>
+                <w:shd w:val="clear" w:color="auto" w:fill="FFFFFF"/>
+              </w:rPr>
+              <w:t> [SC5</w:t>
+            </w:r>
+            <w:r>
+              <w:rPr>
+                <w:rStyle w:val="zw-portion"/>
+                <w:rFonts w:ascii="Roboto" w:hAnsi="Roboto"/>
+                <w:color w:val="FF0000"/>
+                <w:shd w:val="clear" w:color="auto" w:fill="FFFFFF"/>
+              </w:rPr>
+              <w:t>]</w:t>
+            </w:r>
+            <w:r>
+              <w:rPr>
+                <w:rStyle w:val="eop-readonly"/>
+                <w:rFonts w:ascii="Roboto" w:hAnsi="Roboto"/>
+                <w:color w:val="000000"/>
+                <w:shd w:val="clear" w:color="auto" w:fill="FFFFFF"/>
+              </w:rPr>
+              <w:t> </w:t>
             </w:r>
           </w:p>
         </w:tc>
         <w:tc>
           <w:tcPr>
-            <w:tcW w:w="2114" w:type="dxa"/>
+            <w:tcW w:w="2126" w:type="dxa"/>
             <w:gridSpan w:val="2"/>
           </w:tcPr>
           <w:p>
-            <w:pPr>
-              <w:ind w:right="573"/>
-              <w:rPr>
+            <w:r>
+              <w:rPr>
+                <w:rStyle w:val="zw-portion"/>
                 <w:rFonts w:ascii="Roboto" w:hAnsi="Roboto"/>
-                <w:b/>
-              </w:rPr>
-            </w:pPr>
-            <w:r>
-              <w:rPr>
+                <w:color w:val="FF0000"/>
+                <w:shd w:val="clear" w:color="auto" w:fill="FFFFFF"/>
+              </w:rPr>
+              <w:t>[DN5</w:t>
+            </w:r>
+            <w:r>
+              <w:rPr>
+                <w:rStyle w:val="zw-portion"/>
                 <w:rFonts w:ascii="Roboto" w:hAnsi="Roboto"/>
-                <w:b/>
-              </w:rPr>
-              <w:t xml:space="preserve">          [DN5]</w:t>
-            </w:r>
-          </w:p>
-        </w:tc>
-      </w:tr>
-      <w:tr>
-        <w:tc>
-          <w:tcPr>
-            <w:tcW w:w="1689" w:type="dxa"/>
-          </w:tcPr>
-          <w:p>
-            <w:pPr>
-              <w:rPr>
+                <w:color w:val="FF0000"/>
+                <w:shd w:val="clear" w:color="auto" w:fill="FFFFFF"/>
+              </w:rPr>
+              <w:t>]</w:t>
+            </w:r>
+            <w:r>
+              <w:rPr>
+                <w:rStyle w:val="eop-readonly"/>
                 <w:rFonts w:ascii="Roboto" w:hAnsi="Roboto"/>
-                <w:b/>
-              </w:rPr>
-            </w:pPr>
-            <w:r>
-              <w:rPr>
-                <w:rFonts w:ascii="Roboto" w:hAnsi="Roboto"/>
-                <w:b/>
-              </w:rPr>
-              <w:t xml:space="preserve"> [Company Name]</w:t>
-            </w:r>
-          </w:p>
-        </w:tc>
-        <w:tc>
-          <w:tcPr>
-            <w:tcW w:w="1409" w:type="dxa"/>
-          </w:tcPr>
-          <w:p>
-            <w:pPr>
-              <w:jc w:val="center"/>
-              <w:rPr>
-                <w:rFonts w:ascii="Roboto" w:hAnsi="Roboto"/>
-                <w:b/>
-              </w:rPr>
-            </w:pPr>
-            <w:r>
-              <w:rPr>
-                <w:rFonts w:ascii="Roboto" w:hAnsi="Roboto"/>
-                <w:b/>
-              </w:rPr>
-              <w:t>[Folio No]</w:t>
-            </w:r>
-          </w:p>
-        </w:tc>
-        <w:tc>
-          <w:tcPr>
-            <w:tcW w:w="1183" w:type="dxa"/>
-          </w:tcPr>
-          <w:p>
-            <w:pPr>
-              <w:jc w:val="center"/>
-              <w:rPr>
-                <w:b/>
-              </w:rPr>
-            </w:pPr>
-            <w:r>
-              <w:rPr>
-                <w:rFonts w:ascii="Roboto" w:hAnsi="Roboto"/>
-                <w:b/>
-              </w:rPr>
-              <w:t>[NOS</w:t>
-            </w:r>
-            <w:r>
-              <w:rPr>
-                <w:rFonts w:ascii="Roboto" w:hAnsi="Roboto"/>
-                <w:b/>
-              </w:rPr>
-              <w:t>6</w:t>
-            </w:r>
-            <w:r>
-              <w:rPr>
-                <w:rFonts w:ascii="Roboto" w:hAnsi="Roboto"/>
-                <w:b/>
-              </w:rPr>
-              <w:t>]</w:t>
-            </w:r>
-          </w:p>
-        </w:tc>
-        <w:tc>
-          <w:tcPr>
-            <w:tcW w:w="1970" w:type="dxa"/>
-          </w:tcPr>
-          <w:p>
-            <w:pPr>
-              <w:rPr>
-                <w:b/>
-              </w:rPr>
-            </w:pPr>
-            <w:proofErr w:type="spellStart"/>
-            <w:r>
-              <w:rPr>
-                <w:rFonts w:cstheme="minorHAnsi"/>
-                <w:b/>
-                <w:sz w:val="24"/>
-                <w:szCs w:val="24"/>
-              </w:rPr>
-              <w:t>Rs</w:t>
-            </w:r>
-            <w:proofErr w:type="spellEnd"/>
-            <w:r>
-              <w:rPr>
-                <w:rFonts w:cstheme="minorHAnsi"/>
-                <w:b/>
-                <w:sz w:val="24"/>
-                <w:szCs w:val="24"/>
-              </w:rPr>
-              <w:t>.</w:t>
-            </w:r>
-            <w:r>
-              <w:rPr>
-                <w:rFonts w:ascii="Roboto" w:hAnsi="Roboto"/>
-                <w:b/>
-              </w:rPr>
-              <w:t>[Face Value]/-</w:t>
-            </w:r>
-          </w:p>
-        </w:tc>
-        <w:tc>
-          <w:tcPr>
-            <w:tcW w:w="1695" w:type="dxa"/>
-          </w:tcPr>
-          <w:p>
-            <w:pPr>
-              <w:rPr>
-                <w:rFonts w:ascii="Arial" w:eastAsia="Times New Roman" w:hAnsi="Arial" w:cs="Arial"/>
-                <w:b/>
-                <w:sz w:val="20"/>
-                <w:szCs w:val="20"/>
-              </w:rPr>
-            </w:pPr>
-            <w:r>
-              <w:rPr>
-                <w:rFonts w:ascii="Arial" w:eastAsia="Times New Roman" w:hAnsi="Arial" w:cs="Arial"/>
-                <w:b/>
-                <w:sz w:val="20"/>
-                <w:szCs w:val="20"/>
-              </w:rPr>
-              <w:t xml:space="preserve">        </w:t>
-            </w:r>
-            <w:r>
-              <w:rPr>
-                <w:rFonts w:ascii="Roboto" w:hAnsi="Roboto"/>
-                <w:b/>
-              </w:rPr>
-              <w:t>[SC</w:t>
-            </w:r>
-            <w:r>
-              <w:rPr>
-                <w:rFonts w:ascii="Roboto" w:hAnsi="Roboto"/>
-                <w:b/>
-              </w:rPr>
-              <w:t>6</w:t>
-            </w:r>
-            <w:r>
-              <w:rPr>
-                <w:rFonts w:ascii="Roboto" w:hAnsi="Roboto"/>
-                <w:b/>
-              </w:rPr>
-              <w:t>]</w:t>
-            </w:r>
-          </w:p>
-        </w:tc>
-        <w:tc>
-          <w:tcPr>
-            <w:tcW w:w="2114" w:type="dxa"/>
-            <w:gridSpan w:val="2"/>
-          </w:tcPr>
-          <w:p>
-            <w:pPr>
-              <w:ind w:right="573"/>
-              <w:rPr>
-                <w:rFonts w:ascii="Roboto" w:hAnsi="Roboto"/>
-                <w:b/>
-              </w:rPr>
-            </w:pPr>
-            <w:r>
-              <w:rPr>
-                <w:rFonts w:ascii="Roboto" w:hAnsi="Roboto"/>
-                <w:b/>
-              </w:rPr>
-              <w:t xml:space="preserve">          [DN</w:t>
-            </w:r>
-            <w:r>
-              <w:rPr>
-                <w:rFonts w:ascii="Roboto" w:hAnsi="Roboto"/>
-                <w:b/>
-              </w:rPr>
-              <w:t>6</w:t>
-            </w:r>
-            <w:r>
-              <w:rPr>
-                <w:rFonts w:ascii="Roboto" w:hAnsi="Roboto"/>
-                <w:b/>
-              </w:rPr>
-              <w:t>]</w:t>
-            </w:r>
-          </w:p>
-        </w:tc>
-      </w:tr>
-      <w:tr>
-        <w:tc>
-          <w:tcPr>
-            <w:tcW w:w="1689" w:type="dxa"/>
-          </w:tcPr>
-          <w:p>
-            <w:pPr>
-              <w:rPr>
-                <w:rFonts w:ascii="Arial" w:eastAsia="Times New Roman" w:hAnsi="Arial" w:cs="Arial"/>
-                <w:b/>
-                <w:sz w:val="20"/>
-                <w:szCs w:val="20"/>
-              </w:rPr>
-            </w:pPr>
-            <w:r>
-              <w:rPr>
-                <w:rFonts w:ascii="Roboto" w:hAnsi="Roboto"/>
-                <w:b/>
-              </w:rPr>
-              <w:t xml:space="preserve"> [Company Name]</w:t>
-            </w:r>
-          </w:p>
-        </w:tc>
-        <w:tc>
-          <w:tcPr>
-            <w:tcW w:w="1409" w:type="dxa"/>
-          </w:tcPr>
-          <w:p>
-            <w:pPr>
-              <w:jc w:val="center"/>
-              <w:rPr>
-                <w:rFonts w:ascii="Arial" w:eastAsia="Times New Roman" w:hAnsi="Arial" w:cs="Arial"/>
-                <w:b/>
-                <w:sz w:val="20"/>
-                <w:szCs w:val="20"/>
-              </w:rPr>
-            </w:pPr>
-            <w:r>
-              <w:rPr>
-                <w:rFonts w:ascii="Roboto" w:hAnsi="Roboto"/>
-                <w:b/>
-              </w:rPr>
-              <w:t>[Folio No]</w:t>
-            </w:r>
-          </w:p>
-        </w:tc>
-        <w:tc>
-          <w:tcPr>
-            <w:tcW w:w="1183" w:type="dxa"/>
-          </w:tcPr>
-          <w:p>
-            <w:pPr>
-              <w:jc w:val="center"/>
-              <w:rPr>
-                <w:b/>
-              </w:rPr>
-            </w:pPr>
-            <w:r>
-              <w:rPr>
-                <w:rFonts w:ascii="Roboto" w:hAnsi="Roboto"/>
-                <w:b/>
-              </w:rPr>
-              <w:t>[NOS</w:t>
-            </w:r>
-            <w:r>
-              <w:rPr>
-                <w:rFonts w:ascii="Roboto" w:hAnsi="Roboto"/>
-                <w:b/>
-              </w:rPr>
-              <w:t>7</w:t>
-            </w:r>
-            <w:r>
-              <w:rPr>
-                <w:rFonts w:ascii="Roboto" w:hAnsi="Roboto"/>
-                <w:b/>
-              </w:rPr>
-              <w:t>]</w:t>
-            </w:r>
-          </w:p>
-        </w:tc>
-        <w:tc>
-          <w:tcPr>
-            <w:tcW w:w="1970" w:type="dxa"/>
-          </w:tcPr>
-          <w:p>
-            <w:pPr>
-              <w:rPr>
-                <w:b/>
-              </w:rPr>
-            </w:pPr>
-            <w:proofErr w:type="spellStart"/>
-            <w:r>
-              <w:rPr>
-                <w:rFonts w:cstheme="minorHAnsi"/>
-                <w:b/>
-                <w:sz w:val="24"/>
-                <w:szCs w:val="24"/>
-              </w:rPr>
-              <w:t>Rs</w:t>
-            </w:r>
-            <w:proofErr w:type="spellEnd"/>
-            <w:r>
-              <w:rPr>
-                <w:rFonts w:cstheme="minorHAnsi"/>
-                <w:b/>
-                <w:sz w:val="24"/>
-                <w:szCs w:val="24"/>
-              </w:rPr>
-              <w:t>.</w:t>
-            </w:r>
-            <w:r>
-              <w:rPr>
-                <w:rFonts w:ascii="Roboto" w:hAnsi="Roboto"/>
-                <w:b/>
-              </w:rPr>
-              <w:t>[Face Value]/-</w:t>
-            </w:r>
-          </w:p>
-        </w:tc>
-        <w:tc>
-          <w:tcPr>
-            <w:tcW w:w="1695" w:type="dxa"/>
-          </w:tcPr>
-          <w:p>
-            <w:pPr>
-              <w:rPr>
-                <w:rFonts w:ascii="Arial" w:eastAsia="Times New Roman" w:hAnsi="Arial" w:cs="Arial"/>
-                <w:b/>
-                <w:sz w:val="20"/>
-                <w:szCs w:val="20"/>
-              </w:rPr>
-            </w:pPr>
-            <w:r>
-              <w:rPr>
-                <w:rFonts w:ascii="Arial" w:eastAsia="Times New Roman" w:hAnsi="Arial" w:cs="Arial"/>
-                <w:b/>
-                <w:sz w:val="20"/>
-                <w:szCs w:val="20"/>
-              </w:rPr>
-              <w:t xml:space="preserve">        </w:t>
-            </w:r>
-            <w:r>
-              <w:rPr>
-                <w:rFonts w:ascii="Roboto" w:hAnsi="Roboto"/>
-                <w:b/>
-              </w:rPr>
-              <w:t>[SC</w:t>
-            </w:r>
-            <w:r>
-              <w:rPr>
-                <w:rFonts w:ascii="Roboto" w:hAnsi="Roboto"/>
-                <w:b/>
-              </w:rPr>
-              <w:t>7</w:t>
-            </w:r>
-            <w:r>
-              <w:rPr>
-                <w:rFonts w:ascii="Roboto" w:hAnsi="Roboto"/>
-                <w:b/>
-              </w:rPr>
-              <w:t>]</w:t>
-            </w:r>
-          </w:p>
-        </w:tc>
-        <w:tc>
-          <w:tcPr>
-            <w:tcW w:w="2114" w:type="dxa"/>
-            <w:gridSpan w:val="2"/>
-          </w:tcPr>
-          <w:p>
-            <w:pPr>
-              <w:ind w:right="573"/>
-              <w:rPr>
-                <w:rFonts w:ascii="Roboto" w:hAnsi="Roboto"/>
-                <w:b/>
-              </w:rPr>
-            </w:pPr>
-            <w:r>
-              <w:rPr>
-                <w:rFonts w:ascii="Roboto" w:hAnsi="Roboto"/>
-                <w:b/>
-              </w:rPr>
-              <w:t xml:space="preserve">          [DN</w:t>
-            </w:r>
-            <w:r>
-              <w:rPr>
-                <w:rFonts w:ascii="Roboto" w:hAnsi="Roboto"/>
-                <w:b/>
-              </w:rPr>
-              <w:t>7</w:t>
-            </w:r>
-            <w:r>
-              <w:rPr>
-                <w:rFonts w:ascii="Roboto" w:hAnsi="Roboto"/>
-                <w:b/>
-              </w:rPr>
-              <w:t>]</w:t>
-            </w:r>
-          </w:p>
-        </w:tc>
-      </w:tr>
-      <w:tr>
-        <w:tc>
-          <w:tcPr>
-            <w:tcW w:w="1689" w:type="dxa"/>
-          </w:tcPr>
-          <w:p>
-            <w:pPr>
-              <w:rPr>
-                <w:rFonts w:ascii="Arial" w:eastAsia="Times New Roman" w:hAnsi="Arial" w:cs="Arial"/>
-                <w:b/>
-                <w:sz w:val="20"/>
-                <w:szCs w:val="20"/>
-              </w:rPr>
-            </w:pPr>
-            <w:r>
-              <w:rPr>
-                <w:rFonts w:ascii="Roboto" w:hAnsi="Roboto"/>
-                <w:b/>
-              </w:rPr>
-              <w:t xml:space="preserve"> [Company Name]</w:t>
-            </w:r>
-          </w:p>
-        </w:tc>
-        <w:tc>
-          <w:tcPr>
-            <w:tcW w:w="1409" w:type="dxa"/>
-          </w:tcPr>
-          <w:p>
-            <w:pPr>
-              <w:jc w:val="center"/>
-              <w:rPr>
-                <w:rFonts w:ascii="Arial" w:eastAsia="Times New Roman" w:hAnsi="Arial" w:cs="Arial"/>
-                <w:b/>
-                <w:sz w:val="20"/>
-                <w:szCs w:val="20"/>
-              </w:rPr>
-            </w:pPr>
-            <w:r>
-              <w:rPr>
-                <w:rFonts w:ascii="Roboto" w:hAnsi="Roboto"/>
-                <w:b/>
-              </w:rPr>
-              <w:t>[Folio No]</w:t>
-            </w:r>
-          </w:p>
-        </w:tc>
-        <w:tc>
-          <w:tcPr>
-            <w:tcW w:w="1183" w:type="dxa"/>
-          </w:tcPr>
-          <w:p>
-            <w:pPr>
-              <w:jc w:val="center"/>
-              <w:rPr>
-                <w:b/>
-              </w:rPr>
-            </w:pPr>
-            <w:r>
-              <w:rPr>
-                <w:rFonts w:ascii="Roboto" w:hAnsi="Roboto"/>
-                <w:b/>
-              </w:rPr>
-              <w:t>[NOS</w:t>
-            </w:r>
-            <w:r>
-              <w:rPr>
-                <w:rFonts w:ascii="Roboto" w:hAnsi="Roboto"/>
-                <w:b/>
-              </w:rPr>
-              <w:t>8</w:t>
-            </w:r>
-            <w:r>
-              <w:rPr>
-                <w:rFonts w:ascii="Roboto" w:hAnsi="Roboto"/>
-                <w:b/>
-              </w:rPr>
-              <w:t>]</w:t>
-            </w:r>
-          </w:p>
-        </w:tc>
-        <w:tc>
-          <w:tcPr>
-            <w:tcW w:w="1970" w:type="dxa"/>
-          </w:tcPr>
-          <w:p>
-            <w:pPr>
-              <w:rPr>
-                <w:b/>
-              </w:rPr>
-            </w:pPr>
-            <w:proofErr w:type="spellStart"/>
-            <w:r>
-              <w:rPr>
-                <w:rFonts w:cstheme="minorHAnsi"/>
-                <w:b/>
-                <w:sz w:val="24"/>
-                <w:szCs w:val="24"/>
-              </w:rPr>
-              <w:t>Rs</w:t>
-            </w:r>
-            <w:proofErr w:type="spellEnd"/>
-            <w:r>
-              <w:rPr>
-                <w:rFonts w:cstheme="minorHAnsi"/>
-                <w:b/>
-                <w:sz w:val="24"/>
-                <w:szCs w:val="24"/>
-              </w:rPr>
-              <w:t>.</w:t>
-            </w:r>
-            <w:r>
-              <w:rPr>
-                <w:rFonts w:ascii="Roboto" w:hAnsi="Roboto"/>
-                <w:b/>
-              </w:rPr>
-              <w:t>[Face Value]/-</w:t>
-            </w:r>
-          </w:p>
-        </w:tc>
-        <w:tc>
-          <w:tcPr>
-            <w:tcW w:w="1695" w:type="dxa"/>
-          </w:tcPr>
-          <w:p>
-            <w:pPr>
-              <w:rPr>
-                <w:rFonts w:ascii="Arial" w:eastAsia="Times New Roman" w:hAnsi="Arial" w:cs="Arial"/>
-                <w:b/>
-                <w:sz w:val="20"/>
-                <w:szCs w:val="20"/>
-              </w:rPr>
-            </w:pPr>
-            <w:r>
-              <w:rPr>
-                <w:rFonts w:ascii="Arial" w:eastAsia="Times New Roman" w:hAnsi="Arial" w:cs="Arial"/>
-                <w:b/>
-                <w:sz w:val="20"/>
-                <w:szCs w:val="20"/>
-              </w:rPr>
-              <w:t xml:space="preserve">        </w:t>
-            </w:r>
-            <w:r>
-              <w:rPr>
-                <w:rFonts w:ascii="Roboto" w:hAnsi="Roboto"/>
-                <w:b/>
-              </w:rPr>
-              <w:t>[SC</w:t>
-            </w:r>
-            <w:r>
-              <w:rPr>
-                <w:rFonts w:ascii="Roboto" w:hAnsi="Roboto"/>
-                <w:b/>
-              </w:rPr>
-              <w:t>8</w:t>
-            </w:r>
-            <w:r>
-              <w:rPr>
-                <w:rFonts w:ascii="Roboto" w:hAnsi="Roboto"/>
-                <w:b/>
-              </w:rPr>
-              <w:t>]</w:t>
-            </w:r>
-          </w:p>
-        </w:tc>
-        <w:tc>
-          <w:tcPr>
-            <w:tcW w:w="2114" w:type="dxa"/>
-            <w:gridSpan w:val="2"/>
-          </w:tcPr>
-          <w:p>
-            <w:pPr>
-              <w:ind w:right="573"/>
-              <w:rPr>
-                <w:rFonts w:ascii="Roboto" w:hAnsi="Roboto"/>
-                <w:b/>
-              </w:rPr>
-            </w:pPr>
-            <w:r>
-              <w:rPr>
-                <w:rFonts w:ascii="Roboto" w:hAnsi="Roboto"/>
-                <w:b/>
-              </w:rPr>
-              <w:t xml:space="preserve">          [DN</w:t>
-            </w:r>
-            <w:r>
-              <w:rPr>
-                <w:rFonts w:ascii="Roboto" w:hAnsi="Roboto"/>
-                <w:b/>
-              </w:rPr>
-              <w:t>8</w:t>
-            </w:r>
-            <w:r>
-              <w:rPr>
-                <w:rFonts w:ascii="Roboto" w:hAnsi="Roboto"/>
-                <w:b/>
-              </w:rPr>
-              <w:t>]</w:t>
-            </w:r>
-          </w:p>
-        </w:tc>
-      </w:tr>
-      <w:tr>
-        <w:tc>
-          <w:tcPr>
-            <w:tcW w:w="1689" w:type="dxa"/>
-          </w:tcPr>
-          <w:p>
-            <w:pPr>
-              <w:rPr>
-                <w:rFonts w:ascii="Arial" w:eastAsia="Times New Roman" w:hAnsi="Arial" w:cs="Arial"/>
-                <w:b/>
-                <w:sz w:val="20"/>
-                <w:szCs w:val="20"/>
-              </w:rPr>
-            </w:pPr>
-            <w:r>
-              <w:rPr>
-                <w:rFonts w:ascii="Roboto" w:hAnsi="Roboto"/>
-                <w:b/>
-              </w:rPr>
-              <w:t xml:space="preserve"> [Company Name]</w:t>
-            </w:r>
-          </w:p>
-        </w:tc>
-        <w:tc>
-          <w:tcPr>
-            <w:tcW w:w="1409" w:type="dxa"/>
-          </w:tcPr>
-          <w:p>
-            <w:pPr>
-              <w:jc w:val="center"/>
-              <w:rPr>
-                <w:rFonts w:ascii="Arial" w:eastAsia="Times New Roman" w:hAnsi="Arial" w:cs="Arial"/>
-                <w:b/>
-                <w:sz w:val="20"/>
-                <w:szCs w:val="20"/>
-              </w:rPr>
-            </w:pPr>
-            <w:r>
-              <w:rPr>
-                <w:rFonts w:ascii="Roboto" w:hAnsi="Roboto"/>
-                <w:b/>
-              </w:rPr>
-              <w:t>[Folio No]</w:t>
-            </w:r>
-          </w:p>
-        </w:tc>
-        <w:tc>
-          <w:tcPr>
-            <w:tcW w:w="1183" w:type="dxa"/>
-          </w:tcPr>
-          <w:p>
-            <w:pPr>
-              <w:jc w:val="center"/>
-              <w:rPr>
-                <w:b/>
-              </w:rPr>
-            </w:pPr>
-            <w:r>
-              <w:rPr>
-                <w:rFonts w:ascii="Roboto" w:hAnsi="Roboto"/>
-                <w:b/>
-              </w:rPr>
-              <w:t>[NOS</w:t>
-            </w:r>
-            <w:r>
-              <w:rPr>
-                <w:rFonts w:ascii="Roboto" w:hAnsi="Roboto"/>
-                <w:b/>
-              </w:rPr>
-              <w:t>9</w:t>
-            </w:r>
-            <w:r>
-              <w:rPr>
-                <w:rFonts w:ascii="Roboto" w:hAnsi="Roboto"/>
-                <w:b/>
-              </w:rPr>
-              <w:t>]</w:t>
-            </w:r>
-          </w:p>
-        </w:tc>
-        <w:tc>
-          <w:tcPr>
-            <w:tcW w:w="1970" w:type="dxa"/>
-          </w:tcPr>
-          <w:p>
-            <w:pPr>
-              <w:rPr>
-                <w:b/>
-              </w:rPr>
-            </w:pPr>
-            <w:proofErr w:type="spellStart"/>
-            <w:r>
-              <w:rPr>
-                <w:rFonts w:cstheme="minorHAnsi"/>
-                <w:b/>
-                <w:sz w:val="24"/>
-                <w:szCs w:val="24"/>
-              </w:rPr>
-              <w:t>Rs</w:t>
-            </w:r>
-            <w:proofErr w:type="spellEnd"/>
-            <w:r>
-              <w:rPr>
-                <w:rFonts w:cstheme="minorHAnsi"/>
-                <w:b/>
-                <w:sz w:val="24"/>
-                <w:szCs w:val="24"/>
-              </w:rPr>
-              <w:t>.</w:t>
-            </w:r>
-            <w:r>
-              <w:rPr>
-                <w:rFonts w:ascii="Roboto" w:hAnsi="Roboto"/>
-                <w:b/>
-              </w:rPr>
-              <w:t>[Face Value]/-</w:t>
-            </w:r>
-          </w:p>
-        </w:tc>
-        <w:tc>
-          <w:tcPr>
-            <w:tcW w:w="1695" w:type="dxa"/>
-          </w:tcPr>
-          <w:p>
-            <w:pPr>
-              <w:rPr>
-                <w:rFonts w:ascii="Arial" w:eastAsia="Times New Roman" w:hAnsi="Arial" w:cs="Arial"/>
-                <w:b/>
-                <w:sz w:val="20"/>
-                <w:szCs w:val="20"/>
-              </w:rPr>
-            </w:pPr>
-            <w:r>
-              <w:rPr>
-                <w:rFonts w:ascii="Arial" w:eastAsia="Times New Roman" w:hAnsi="Arial" w:cs="Arial"/>
-                <w:b/>
-                <w:sz w:val="20"/>
-                <w:szCs w:val="20"/>
-              </w:rPr>
-              <w:t xml:space="preserve">        </w:t>
-            </w:r>
-            <w:r>
-              <w:rPr>
-                <w:rFonts w:ascii="Roboto" w:hAnsi="Roboto"/>
-                <w:b/>
-              </w:rPr>
-              <w:t>[SC</w:t>
-            </w:r>
-            <w:r>
-              <w:rPr>
-                <w:rFonts w:ascii="Roboto" w:hAnsi="Roboto"/>
-                <w:b/>
-              </w:rPr>
-              <w:t>9</w:t>
-            </w:r>
-            <w:r>
-              <w:rPr>
-                <w:rFonts w:ascii="Roboto" w:hAnsi="Roboto"/>
-                <w:b/>
-              </w:rPr>
-              <w:t>]</w:t>
-            </w:r>
-          </w:p>
-        </w:tc>
-        <w:tc>
-          <w:tcPr>
-            <w:tcW w:w="2114" w:type="dxa"/>
-            <w:gridSpan w:val="2"/>
-          </w:tcPr>
-          <w:p>
-            <w:pPr>
-              <w:ind w:right="573"/>
-              <w:rPr>
-                <w:rFonts w:ascii="Roboto" w:hAnsi="Roboto"/>
-                <w:b/>
-              </w:rPr>
-            </w:pPr>
-            <w:r>
-              <w:rPr>
-                <w:rFonts w:ascii="Roboto" w:hAnsi="Roboto"/>
-                <w:b/>
-              </w:rPr>
-              <w:t xml:space="preserve">          [DN</w:t>
-            </w:r>
-            <w:r>
-              <w:rPr>
-                <w:rFonts w:ascii="Roboto" w:hAnsi="Roboto"/>
-                <w:b/>
-              </w:rPr>
-              <w:t>9</w:t>
-            </w:r>
-            <w:r>
-              <w:rPr>
-                <w:rFonts w:ascii="Roboto" w:hAnsi="Roboto"/>
-                <w:b/>
-              </w:rPr>
-              <w:t>]</w:t>
-            </w:r>
-          </w:p>
-        </w:tc>
-      </w:tr>
-      <w:tr>
-        <w:tc>
-          <w:tcPr>
-            <w:tcW w:w="1689" w:type="dxa"/>
-          </w:tcPr>
-          <w:p>
-            <w:pPr>
-              <w:rPr>
-                <w:rFonts w:ascii="Arial" w:eastAsia="Times New Roman" w:hAnsi="Arial" w:cs="Arial"/>
-                <w:b/>
-                <w:sz w:val="20"/>
-                <w:szCs w:val="20"/>
-              </w:rPr>
-            </w:pPr>
-            <w:r>
-              <w:rPr>
-                <w:rFonts w:ascii="Roboto" w:hAnsi="Roboto"/>
-                <w:b/>
-              </w:rPr>
-              <w:t xml:space="preserve"> [Company Name]</w:t>
-            </w:r>
-          </w:p>
-        </w:tc>
-        <w:tc>
-          <w:tcPr>
-            <w:tcW w:w="1409" w:type="dxa"/>
-          </w:tcPr>
-          <w:p>
-            <w:pPr>
-              <w:jc w:val="center"/>
-              <w:rPr>
-                <w:rFonts w:ascii="Arial" w:eastAsia="Times New Roman" w:hAnsi="Arial" w:cs="Arial"/>
-                <w:b/>
-                <w:sz w:val="20"/>
-                <w:szCs w:val="20"/>
-              </w:rPr>
-            </w:pPr>
-            <w:r>
-              <w:rPr>
-                <w:rFonts w:ascii="Roboto" w:hAnsi="Roboto"/>
-                <w:b/>
-              </w:rPr>
-              <w:t>[Folio No]</w:t>
-            </w:r>
-          </w:p>
-        </w:tc>
-        <w:tc>
-          <w:tcPr>
-            <w:tcW w:w="1183" w:type="dxa"/>
-          </w:tcPr>
-          <w:p>
-            <w:pPr>
-              <w:jc w:val="center"/>
-              <w:rPr>
-                <w:b/>
-              </w:rPr>
-            </w:pPr>
-            <w:r>
-              <w:rPr>
-                <w:rFonts w:ascii="Roboto" w:hAnsi="Roboto"/>
-                <w:b/>
-              </w:rPr>
-              <w:t>[NOS</w:t>
-            </w:r>
-            <w:r>
-              <w:rPr>
-                <w:rFonts w:ascii="Roboto" w:hAnsi="Roboto"/>
-                <w:b/>
-              </w:rPr>
-              <w:t>10</w:t>
-            </w:r>
-            <w:r>
-              <w:rPr>
-                <w:rFonts w:ascii="Roboto" w:hAnsi="Roboto"/>
-                <w:b/>
-              </w:rPr>
-              <w:t>]</w:t>
-            </w:r>
-          </w:p>
-        </w:tc>
-        <w:tc>
-          <w:tcPr>
-            <w:tcW w:w="1970" w:type="dxa"/>
-          </w:tcPr>
-          <w:p>
-            <w:pPr>
-              <w:rPr>
-                <w:b/>
-              </w:rPr>
-            </w:pPr>
-            <w:proofErr w:type="spellStart"/>
-            <w:r>
-              <w:rPr>
-                <w:rFonts w:cstheme="minorHAnsi"/>
-                <w:b/>
-                <w:sz w:val="24"/>
-                <w:szCs w:val="24"/>
-              </w:rPr>
-              <w:t>Rs</w:t>
-            </w:r>
-            <w:proofErr w:type="spellEnd"/>
-            <w:r>
-              <w:rPr>
-                <w:rFonts w:cstheme="minorHAnsi"/>
-                <w:b/>
-                <w:sz w:val="24"/>
-                <w:szCs w:val="24"/>
-              </w:rPr>
-              <w:t>.</w:t>
-            </w:r>
-            <w:r>
-              <w:rPr>
-                <w:rFonts w:ascii="Roboto" w:hAnsi="Roboto"/>
-                <w:b/>
-              </w:rPr>
-              <w:t>[Face Value]/-</w:t>
-            </w:r>
-          </w:p>
-        </w:tc>
-        <w:tc>
-          <w:tcPr>
-            <w:tcW w:w="1695" w:type="dxa"/>
-          </w:tcPr>
-          <w:p>
-            <w:pPr>
-              <w:rPr>
-                <w:rFonts w:ascii="Arial" w:eastAsia="Times New Roman" w:hAnsi="Arial" w:cs="Arial"/>
-                <w:b/>
-                <w:sz w:val="20"/>
-                <w:szCs w:val="20"/>
-              </w:rPr>
-            </w:pPr>
-            <w:r>
-              <w:rPr>
-                <w:rFonts w:ascii="Arial" w:eastAsia="Times New Roman" w:hAnsi="Arial" w:cs="Arial"/>
-                <w:b/>
-                <w:sz w:val="20"/>
-                <w:szCs w:val="20"/>
-              </w:rPr>
-              <w:t xml:space="preserve">        </w:t>
-            </w:r>
-            <w:r>
-              <w:rPr>
-                <w:rFonts w:ascii="Roboto" w:hAnsi="Roboto"/>
-                <w:b/>
-              </w:rPr>
-              <w:t>[SC</w:t>
-            </w:r>
-            <w:r>
-              <w:rPr>
-                <w:rFonts w:ascii="Roboto" w:hAnsi="Roboto"/>
-                <w:b/>
-              </w:rPr>
-              <w:t>10</w:t>
-            </w:r>
-            <w:r>
-              <w:rPr>
-                <w:rFonts w:ascii="Roboto" w:hAnsi="Roboto"/>
-                <w:b/>
-              </w:rPr>
-              <w:t>]</w:t>
-            </w:r>
-          </w:p>
-        </w:tc>
-        <w:tc>
-          <w:tcPr>
-            <w:tcW w:w="2114" w:type="dxa"/>
-            <w:gridSpan w:val="2"/>
-          </w:tcPr>
-          <w:p>
-            <w:pPr>
-              <w:ind w:right="573"/>
-              <w:rPr>
-                <w:rFonts w:ascii="Roboto" w:hAnsi="Roboto"/>
-                <w:b/>
-              </w:rPr>
-            </w:pPr>
-            <w:r>
-              <w:rPr>
-                <w:rFonts w:ascii="Roboto" w:hAnsi="Roboto"/>
-                <w:b/>
-              </w:rPr>
-              <w:t xml:space="preserve">          [DN</w:t>
-            </w:r>
-            <w:r>
-              <w:rPr>
-                <w:rFonts w:ascii="Roboto" w:hAnsi="Roboto"/>
-                <w:b/>
-              </w:rPr>
-              <w:t>10</w:t>
-            </w:r>
-            <w:r>
-              <w:rPr>
-                <w:rFonts w:ascii="Roboto" w:hAnsi="Roboto"/>
-                <w:b/>
-              </w:rPr>
-              <w:t>]</w:t>
+                <w:color w:val="000000"/>
+                <w:shd w:val="clear" w:color="auto" w:fill="FFFFFF"/>
+              </w:rPr>
+              <w:t> </w:t>
             </w:r>
           </w:p>
         </w:tc>
@@ -2748,16 +1860,14 @@
       <w:r>
         <w:rPr>
           <w:rFonts w:ascii="Arial" w:hAnsi="Arial" w:cs="Arial"/>
-          <w:b/>
-          <w:sz w:val="24"/>
-          <w:szCs w:val="24"/>
-        </w:rPr>
-        <w:t>[Year of Purchase 1]</w:t>
-      </w:r>
-      <w:r>
-        <w:rPr>
-          <w:rFonts w:ascii="Arial" w:hAnsi="Arial" w:cs="Arial"/>
-          <w:b/>
+          <w:sz w:val="24"/>
+          <w:szCs w:val="24"/>
+        </w:rPr>
+        <w:t>____________</w:t>
+      </w:r>
+      <w:r>
+        <w:rPr>
+          <w:rFonts w:ascii="Arial" w:hAnsi="Arial" w:cs="Arial"/>
           <w:sz w:val="24"/>
           <w:szCs w:val="24"/>
         </w:rPr>
@@ -2821,6 +1931,7 @@
         <w:rPr>
           <w:rFonts w:ascii="Roboto" w:eastAsia="Times New Roman" w:hAnsi="Roboto" w:cs="Times New Roman"/>
           <w:b/>
+          <w:color w:val="FF0000"/>
           <w:lang w:val="en-IN" w:eastAsia="en-IN"/>
         </w:rPr>
         <w:t>[Company Name]</w:t>
@@ -2850,8 +1961,19 @@
           <w:sz w:val="24"/>
           <w:szCs w:val="24"/>
         </w:rPr>
-        <w:t>Company / RTA name)</w:t>
-      </w:r>
+        <w:t xml:space="preserve">Company / RTA </w:t>
+      </w:r>
+      <w:proofErr w:type="gramStart"/>
+      <w:r>
+        <w:rPr>
+          <w:rFonts w:eastAsia="Times New Roman" w:cstheme="minorHAnsi"/>
+          <w:b/>
+          <w:sz w:val="24"/>
+          <w:szCs w:val="24"/>
+        </w:rPr>
+        <w:t>name )</w:t>
+      </w:r>
+      <w:proofErr w:type="gramEnd"/>
       <w:r>
         <w:rPr>
           <w:rFonts w:ascii="Arial" w:eastAsia="Times New Roman" w:hAnsi="Arial" w:cs="Arial"/>
@@ -2884,6 +2006,103 @@
     <w:p>
       <w:pPr>
         <w:spacing w:after="20" w:line="240" w:lineRule="auto"/>
+        <w:ind w:left="-426"/>
+        <w:rPr>
+          <w:rFonts w:ascii="Arial" w:eastAsia="Times New Roman" w:hAnsi="Arial" w:cs="Arial"/>
+          <w:sz w:val="24"/>
+          <w:szCs w:val="24"/>
+        </w:rPr>
+      </w:pPr>
+    </w:p>
+    <w:p>
+      <w:pPr>
+        <w:spacing w:after="20" w:line="240" w:lineRule="auto"/>
+        <w:ind w:left="-426"/>
+        <w:rPr>
+          <w:rFonts w:ascii="Arial" w:eastAsia="Times New Roman" w:hAnsi="Arial" w:cs="Arial"/>
+          <w:sz w:val="24"/>
+          <w:szCs w:val="24"/>
+        </w:rPr>
+      </w:pPr>
+    </w:p>
+    <w:p>
+      <w:pPr>
+        <w:spacing w:after="20" w:line="240" w:lineRule="auto"/>
+        <w:ind w:left="-426"/>
+        <w:rPr>
+          <w:rFonts w:ascii="Arial" w:eastAsia="Times New Roman" w:hAnsi="Arial" w:cs="Arial"/>
+          <w:sz w:val="24"/>
+          <w:szCs w:val="24"/>
+        </w:rPr>
+      </w:pPr>
+    </w:p>
+    <w:p>
+      <w:pPr>
+        <w:spacing w:after="20" w:line="240" w:lineRule="auto"/>
+        <w:ind w:left="-426"/>
+        <w:rPr>
+          <w:rFonts w:ascii="Arial" w:eastAsia="Times New Roman" w:hAnsi="Arial" w:cs="Arial"/>
+          <w:sz w:val="24"/>
+          <w:szCs w:val="24"/>
+        </w:rPr>
+      </w:pPr>
+    </w:p>
+    <w:p>
+      <w:pPr>
+        <w:spacing w:after="20" w:line="240" w:lineRule="auto"/>
+        <w:ind w:left="-426"/>
+        <w:rPr>
+          <w:rFonts w:ascii="Arial" w:eastAsia="Times New Roman" w:hAnsi="Arial" w:cs="Arial"/>
+          <w:sz w:val="24"/>
+          <w:szCs w:val="24"/>
+        </w:rPr>
+      </w:pPr>
+    </w:p>
+    <w:p>
+      <w:pPr>
+        <w:spacing w:after="0" w:line="240" w:lineRule="auto"/>
+        <w:rPr>
+          <w:rFonts w:ascii="Roboto" w:eastAsia="Times New Roman" w:hAnsi="Roboto" w:cs="Times New Roman"/>
+          <w:color w:val="000000"/>
+          <w:lang w:val="en-IN" w:eastAsia="en-IN"/>
+        </w:rPr>
+      </w:pPr>
+    </w:p>
+    <w:p>
+      <w:pPr>
+        <w:spacing w:after="0" w:line="240" w:lineRule="auto"/>
+        <w:rPr>
+          <w:rFonts w:ascii="Roboto" w:eastAsia="Times New Roman" w:hAnsi="Roboto" w:cs="Times New Roman"/>
+          <w:color w:val="000000"/>
+          <w:lang w:val="en-IN" w:eastAsia="en-IN"/>
+        </w:rPr>
+      </w:pPr>
+    </w:p>
+    <w:p>
+      <w:pPr>
+        <w:spacing w:after="20" w:line="240" w:lineRule="auto"/>
+        <w:rPr>
+          <w:rFonts w:ascii="Arial" w:eastAsia="Times New Roman" w:hAnsi="Arial" w:cs="Arial"/>
+          <w:sz w:val="24"/>
+          <w:szCs w:val="24"/>
+        </w:rPr>
+      </w:pPr>
+    </w:p>
+    <w:p>
+      <w:pPr>
+        <w:spacing w:after="20" w:line="240" w:lineRule="auto"/>
+        <w:ind w:left="-426"/>
+        <w:rPr>
+          <w:rFonts w:ascii="Arial" w:eastAsia="Times New Roman" w:hAnsi="Arial" w:cs="Arial"/>
+          <w:sz w:val="24"/>
+          <w:szCs w:val="24"/>
+        </w:rPr>
+      </w:pPr>
+    </w:p>
+    <w:p>
+      <w:pPr>
+        <w:spacing w:after="20" w:line="240" w:lineRule="auto"/>
+        <w:ind w:left="-426"/>
         <w:rPr>
           <w:rFonts w:ascii="Arial" w:eastAsia="Times New Roman" w:hAnsi="Arial" w:cs="Arial"/>
           <w:sz w:val="24"/>
@@ -3086,6 +2305,7 @@
       <w:r>
         <w:rPr>
           <w:noProof/>
+          <w:lang w:val="en-IN" w:eastAsia="en-IN"/>
         </w:rPr>
         <mc:AlternateContent>
           <mc:Choice Requires="wps">
@@ -3093,13 +2313,13 @@
               <wp:anchor distT="0" distB="0" distL="114300" distR="114300" simplePos="0" relativeHeight="251659264" behindDoc="0" locked="0" layoutInCell="1" allowOverlap="1" wp14:anchorId="5E7EF850" wp14:editId="4808F93E">
                 <wp:simplePos x="0" y="0"/>
                 <wp:positionH relativeFrom="page">
-                  <wp:posOffset>4273550</wp:posOffset>
+                  <wp:posOffset>4275455</wp:posOffset>
                 </wp:positionH>
                 <wp:positionV relativeFrom="page">
-                  <wp:posOffset>2724150</wp:posOffset>
+                  <wp:posOffset>2726872</wp:posOffset>
                 </wp:positionV>
-                <wp:extent cx="3127375" cy="1289050"/>
-                <wp:effectExtent l="0" t="0" r="15875" b="25400"/>
+                <wp:extent cx="3127375" cy="2122715"/>
+                <wp:effectExtent l="0" t="0" r="9525" b="11430"/>
                 <wp:wrapNone/>
                 <wp:docPr id="10" name="Text Box 10"/>
                 <wp:cNvGraphicFramePr>
@@ -3114,7 +2334,7 @@
                       <wps:spPr>
                         <a:xfrm>
                           <a:off x="0" y="0"/>
-                          <a:ext cx="3127375" cy="1289050"/>
+                          <a:ext cx="3127375" cy="2122715"/>
                         </a:xfrm>
                         <a:prstGeom prst="rect">
                           <a:avLst/>
@@ -3205,7 +2425,7 @@
                 <v:stroke joinstyle="miter"/>
                 <v:path gradientshapeok="t" o:connecttype="rect"/>
               </v:shapetype>
-              <v:shape id="Text Box 10" o:spid="_x0000_s1026" type="#_x0000_t202" style="position:absolute;margin-left:336.5pt;margin-top:214.5pt;width:246.25pt;height:101.5pt;z-index:251659264;visibility:visible;mso-wrap-style:square;mso-width-percent:0;mso-height-percent:0;mso-wrap-distance-left:9pt;mso-wrap-distance-top:0;mso-wrap-distance-right:9pt;mso-wrap-distance-bottom:0;mso-position-horizontal:absolute;mso-position-horizontal-relative:page;mso-position-vertical:absolute;mso-position-vertical-relative:page;mso-width-percent:0;mso-height-percent:0;mso-width-relative:page;mso-height-relative:page;v-text-anchor:top" o:gfxdata="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" filled="f" strokeweight=".25pt">
+              <v:shape id="Text Box 10" o:spid="_x0000_s1026" type="#_x0000_t202" style="position:absolute;margin-left:336.65pt;margin-top:214.7pt;width:246.25pt;height:167.15pt;z-index:251659264;visibility:visible;mso-wrap-style:square;mso-width-percent:0;mso-height-percent:0;mso-wrap-distance-left:9pt;mso-wrap-distance-top:0;mso-wrap-distance-right:9pt;mso-wrap-distance-bottom:0;mso-position-horizontal:absolute;mso-position-horizontal-relative:page;mso-position-vertical:absolute;mso-position-vertical-relative:page;mso-width-percent:0;mso-height-percent:0;mso-width-relative:page;mso-height-relative:page;v-text-anchor:top" o:gfxdata="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" filled="f" strokeweight=".25pt">
                 <v:path arrowok="t"/>
                 <v:textbox inset="0,0,0,0">
                   <w:txbxContent>
@@ -3331,9 +2551,9 @@
               </wp:anchor>
             </w:drawing>
           </mc:Choice>
-          <mc:Fallback xmlns:w16sdtdh="http://schemas.microsoft.com/office/word/2020/wordml/sdtdatahash" xmlns:w16="http://schemas.microsoft.com/office/word/2018/wordml" xmlns:w16cid="http://schemas.microsoft.com/office/word/2016/wordml/cid" xmlns:w16cex="http://schemas.microsoft.com/office/word/2018/wordml/cex" xmlns:oel="http://schemas.microsoft.com/office/2019/extlst" xmlns:am3d="http://schemas.microsoft.com/office/drawing/2017/model3d" xmlns:aink="http://schemas.microsoft.com/office/drawing/2016/ink" xmlns:cx8="http://schemas.microsoft.com/office/drawing/2016/5/14/chartex" xmlns:cx7="http://schemas.microsoft.com/office/drawing/2016/5/13/chartex" xmlns:cx6="http://schemas.microsoft.com/office/drawing/2016/5/12/chartex" xmlns:cx5="http://schemas.microsoft.com/office/drawing/2016/5/11/chartex" xmlns:cx4="http://schemas.microsoft.com/office/drawing/2016/5/10/chartex" xmlns:cx3="http://schemas.microsoft.com/office/drawing/2016/5/9/chartex" xmlns:cx2="http://schemas.microsoft.com/office/drawing/2015/10/21/chartex" xmlns:cx1="http://schemas.microsoft.com/office/drawing/2015/9/8/chartex">
+          <mc:Fallback>
             <w:pict>
-              <v:line w14:anchorId="4ED20F99" id="Straight Connector 3" o:spid="_x0000_s1026" style="position:absolute;z-index:251661312;visibility:visible;mso-wrap-style:square;mso-width-percent:0;mso-height-percent:0;mso-wrap-distance-left:9pt;mso-wrap-distance-top:0;mso-wrap-distance-right:9pt;mso-wrap-distance-bottom:0;mso-position-horizontal:absolute;mso-position-horizontal-relative:text;mso-position-vertical:absolute;mso-position-vertical-relative:text;mso-width-percent:0;mso-height-percent:0;mso-width-relative:margin;mso-height-relative:margin" from="-13.5pt,20.55pt" to="-13.5pt,187.65pt" o:gfxdata="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" strokecolor="black [3040]"/>
+              <v:line w14:anchorId="4ED20F99" id="Straight Connector 3" o:spid="_x0000_s1026" style="position:absolute;z-index:251661312;visibility:visible;mso-wrap-style:square;mso-width-percent:0;mso-height-percent:0;mso-wrap-distance-left:9pt;mso-wrap-distance-top:0;mso-wrap-distance-right:9pt;mso-wrap-distance-bottom:0;mso-position-horizontal:absolute;mso-position-horizontal-relative:text;mso-position-vertical:absolute;mso-position-vertical-relative:text;mso-width-percent:0;mso-height-percent:0;mso-width-relative:margin;mso-height-relative:margin" from="-13.5pt,20.55pt" to="-13.5pt,187.65pt" o:gfxdata="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" strokecolor="black [3040]"/>
             </w:pict>
           </mc:Fallback>
         </mc:AlternateContent>
@@ -3399,9 +2619,9 @@
               </wp:anchor>
             </w:drawing>
           </mc:Choice>
-          <mc:Fallback xmlns:w16sdtdh="http://schemas.microsoft.com/office/word/2020/wordml/sdtdatahash" xmlns:w16="http://schemas.microsoft.com/office/word/2018/wordml" xmlns:w16cid="http://schemas.microsoft.com/office/word/2016/wordml/cid" xmlns:w16cex="http://schemas.microsoft.com/office/word/2018/wordml/cex" xmlns:oel="http://schemas.microsoft.com/office/2019/extlst" xmlns:am3d="http://schemas.microsoft.com/office/drawing/2017/model3d" xmlns:aink="http://schemas.microsoft.com/office/drawing/2016/ink" xmlns:cx8="http://schemas.microsoft.com/office/drawing/2016/5/14/chartex" xmlns:cx7="http://schemas.microsoft.com/office/drawing/2016/5/13/chartex" xmlns:cx6="http://schemas.microsoft.com/office/drawing/2016/5/12/chartex" xmlns:cx5="http://schemas.microsoft.com/office/drawing/2016/5/11/chartex" xmlns:cx4="http://schemas.microsoft.com/office/drawing/2016/5/10/chartex" xmlns:cx3="http://schemas.microsoft.com/office/drawing/2016/5/9/chartex" xmlns:cx2="http://schemas.microsoft.com/office/drawing/2015/10/21/chartex" xmlns:cx1="http://schemas.microsoft.com/office/drawing/2015/9/8/chartex">
+          <mc:Fallback>
             <w:pict>
-              <v:line w14:anchorId="54328141" id="Straight Connector 5" o:spid="_x0000_s1026" style="position:absolute;z-index:251663360;visibility:visible;mso-wrap-style:square;mso-height-percent:0;mso-wrap-distance-left:9pt;mso-wrap-distance-top:0;mso-wrap-distance-right:9pt;mso-wrap-distance-bottom:0;mso-position-horizontal:absolute;mso-position-horizontal-relative:text;mso-position-vertical:absolute;mso-position-vertical-relative:text;mso-height-percent:0;mso-height-relative:margin" from="245.55pt,20.55pt" to="245.55pt,187.7pt" o:gfxdata="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" strokecolor="black [3040]"/>
+              <v:line w14:anchorId="54328141" id="Straight Connector 5" o:spid="_x0000_s1026" style="position:absolute;z-index:251663360;visibility:visible;mso-wrap-style:square;mso-height-percent:0;mso-wrap-distance-left:9pt;mso-wrap-distance-top:0;mso-wrap-distance-right:9pt;mso-wrap-distance-bottom:0;mso-position-horizontal:absolute;mso-position-horizontal-relative:text;mso-position-vertical:absolute;mso-position-vertical-relative:text;mso-height-percent:0;mso-height-relative:margin" from="245.55pt,20.55pt" to="245.55pt,187.7pt" o:gfxdata="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" strokecolor="black [3040]"/>
             </w:pict>
           </mc:Fallback>
         </mc:AlternateContent>
@@ -3464,9 +2684,9 @@
               </wp:anchor>
             </w:drawing>
           </mc:Choice>
-          <mc:Fallback xmlns:w16sdtdh="http://schemas.microsoft.com/office/word/2020/wordml/sdtdatahash" xmlns:w16="http://schemas.microsoft.com/office/word/2018/wordml" xmlns:w16cid="http://schemas.microsoft.com/office/word/2016/wordml/cid" xmlns:w16cex="http://schemas.microsoft.com/office/word/2018/wordml/cex" xmlns:oel="http://schemas.microsoft.com/office/2019/extlst" xmlns:am3d="http://schemas.microsoft.com/office/drawing/2017/model3d" xmlns:aink="http://schemas.microsoft.com/office/drawing/2016/ink" xmlns:cx8="http://schemas.microsoft.com/office/drawing/2016/5/14/chartex" xmlns:cx7="http://schemas.microsoft.com/office/drawing/2016/5/13/chartex" xmlns:cx6="http://schemas.microsoft.com/office/drawing/2016/5/12/chartex" xmlns:cx5="http://schemas.microsoft.com/office/drawing/2016/5/11/chartex" xmlns:cx4="http://schemas.microsoft.com/office/drawing/2016/5/10/chartex" xmlns:cx3="http://schemas.microsoft.com/office/drawing/2016/5/9/chartex" xmlns:cx2="http://schemas.microsoft.com/office/drawing/2015/10/21/chartex" xmlns:cx1="http://schemas.microsoft.com/office/drawing/2015/9/8/chartex">
+          <mc:Fallback>
             <w:pict>
-              <v:line w14:anchorId="144732E7" id="Straight Connector 4" o:spid="_x0000_s1026" style="position:absolute;z-index:251662336;visibility:visible;mso-wrap-style:square;mso-wrap-distance-left:9pt;mso-wrap-distance-top:0;mso-wrap-distance-right:9pt;mso-wrap-distance-bottom:0;mso-position-horizontal:absolute;mso-position-horizontal-relative:text;mso-position-vertical:absolute;mso-position-vertical-relative:text" from="-13.5pt,20.55pt" to="245.55pt,20.55pt" o:gfxdata="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" strokecolor="black [3040]"/>
+              <v:line w14:anchorId="144732E7" id="Straight Connector 4" o:spid="_x0000_s1026" style="position:absolute;z-index:251662336;visibility:visible;mso-wrap-style:square;mso-wrap-distance-left:9pt;mso-wrap-distance-top:0;mso-wrap-distance-right:9pt;mso-wrap-distance-bottom:0;mso-position-horizontal:absolute;mso-position-horizontal-relative:text;mso-position-vertical:absolute;mso-position-vertical-relative:text" from="-13.5pt,20.55pt" to="245.55pt,20.55pt" o:gfxdata="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" strokecolor="black [3040]"/>
             </w:pict>
           </mc:Fallback>
         </mc:AlternateContent>
@@ -3501,7 +2721,7 @@
       <w:r>
         <w:rPr>
           <w:rFonts w:ascii="Roboto" w:eastAsia="Times New Roman" w:hAnsi="Roboto" w:cs="Times New Roman"/>
-          <w:b/>
+          <w:color w:val="FF0000"/>
           <w:lang w:val="en-IN" w:eastAsia="en-IN"/>
         </w:rPr>
         <w:t>[Address C1]</w:t>
@@ -3538,36 +2758,10 @@
       <w:r>
         <w:rPr>
           <w:rFonts w:ascii="Roboto" w:eastAsia="Times New Roman" w:hAnsi="Roboto" w:cs="Times New Roman"/>
-          <w:b/>
+          <w:color w:val="FF0000"/>
           <w:lang w:val="en-IN" w:eastAsia="en-IN"/>
         </w:rPr>
         <w:t>[PIN C1]</w:t>
-      </w:r>
-    </w:p>
-    <w:p>
-      <w:pPr>
-        <w:rPr>
-          <w:rFonts w:ascii="Roboto" w:eastAsia="Times New Roman" w:hAnsi="Roboto" w:cs="Times New Roman"/>
-          <w:b/>
-          <w:lang w:val="en-IN" w:eastAsia="en-IN"/>
-        </w:rPr>
-      </w:pPr>
-      <w:r>
-        <w:rPr>
-          <w:rFonts w:cstheme="minorHAnsi"/>
-          <w:b/>
-          <w:sz w:val="24"/>
-          <w:szCs w:val="24"/>
-        </w:rPr>
-        <w:t xml:space="preserve">Tel. no.- </w:t>
-      </w:r>
-      <w:r>
-        <w:rPr>
-          <w:rFonts w:ascii="Roboto" w:eastAsia="Times New Roman" w:hAnsi="Roboto" w:cs="Times New Roman"/>
-          <w:b/>
-          <w:lang w:val="en-IN" w:eastAsia="en-IN"/>
-        </w:rPr>
-        <w:t>[Mobile No C1]</w:t>
       </w:r>
     </w:p>
     <w:p>
@@ -3580,21 +2774,356 @@
       </w:pPr>
       <w:r>
         <w:rPr>
+          <w:rFonts w:cstheme="minorHAnsi"/>
+          <w:b/>
+          <w:sz w:val="24"/>
+          <w:szCs w:val="24"/>
+        </w:rPr>
+        <w:t xml:space="preserve">Tel. no.- </w:t>
+      </w:r>
+      <w:r>
+        <w:rPr>
+          <w:rFonts w:ascii="Roboto" w:eastAsia="Times New Roman" w:hAnsi="Roboto" w:cs="Times New Roman"/>
+          <w:color w:val="FF0000"/>
+          <w:lang w:val="en-IN" w:eastAsia="en-IN"/>
+        </w:rPr>
+        <w:t>[Mobile No C1]</w:t>
+      </w:r>
+    </w:p>
+    <w:p>
+      <w:pPr>
+        <w:rPr>
+          <w:rFonts w:ascii="Roboto" w:eastAsia="Times New Roman" w:hAnsi="Roboto" w:cs="Times New Roman"/>
+          <w:color w:val="000000"/>
+          <w:lang w:val="en-IN" w:eastAsia="en-IN"/>
+        </w:rPr>
+      </w:pPr>
+      <w:r>
+        <w:rPr>
+          <w:rFonts w:eastAsia="Times New Roman" w:cstheme="minorHAnsi"/>
+          <w:b/>
+          <w:color w:val="000000"/>
+          <w:sz w:val="24"/>
+          <w:szCs w:val="24"/>
+          <w:lang w:eastAsia="en-IN"/>
+        </w:rPr>
+        <w:t>Emai</w:t>
+      </w:r>
+      <w:r>
+        <w:rPr>
+          <w:rFonts w:eastAsia="Times New Roman" w:cstheme="minorHAnsi"/>
+          <w:b/>
+          <w:color w:val="000000"/>
+          <w:sz w:val="24"/>
+          <w:szCs w:val="24"/>
+          <w:lang w:eastAsia="en-IN"/>
+        </w:rPr>
+        <w:t>l</w:t>
+      </w:r>
+      <w:r>
+        <w:rPr>
+          <w:rFonts w:eastAsia="Times New Roman" w:cstheme="minorHAnsi"/>
+          <w:b/>
+          <w:color w:val="000000"/>
+          <w:sz w:val="24"/>
+          <w:szCs w:val="24"/>
+          <w:lang w:eastAsia="en-IN"/>
+        </w:rPr>
+        <w:t xml:space="preserve"> Id- </w:t>
+      </w:r>
+      <w:r>
+        <w:rPr>
+          <w:rFonts w:ascii="Roboto" w:eastAsia="Times New Roman" w:hAnsi="Roboto" w:cs="Times New Roman"/>
+          <w:color w:val="FF0000"/>
+          <w:lang w:val="en-IN" w:eastAsia="en-IN"/>
+        </w:rPr>
+        <w:t>[Email ID C1]</w:t>
+      </w:r>
+    </w:p>
+    <w:p>
+      <w:pPr>
+        <w:rPr>
+          <w:rFonts w:cstheme="minorHAnsi"/>
+          <w:b/>
+          <w:sz w:val="24"/>
+          <w:szCs w:val="24"/>
+        </w:rPr>
+      </w:pPr>
+      <w:r>
+        <w:rPr>
+          <w:rFonts w:cstheme="minorHAnsi"/>
+          <w:b/>
           <w:noProof/>
+          <w:sz w:val="24"/>
+          <w:szCs w:val="24"/>
         </w:rPr>
         <mc:AlternateContent>
           <mc:Choice Requires="wps">
             <w:drawing>
-              <wp:anchor distT="0" distB="0" distL="114300" distR="114300" simplePos="0" relativeHeight="251660288" behindDoc="0" locked="0" layoutInCell="1" allowOverlap="1" wp14:anchorId="3363D212" wp14:editId="177ED8EE">
+              <wp:anchor distT="0" distB="0" distL="114300" distR="114300" simplePos="0" relativeHeight="251664384" behindDoc="0" locked="0" layoutInCell="1" allowOverlap="1" wp14:anchorId="7CBF1E5F" wp14:editId="4AFD2509">
+                <wp:simplePos x="0" y="0"/>
+                <wp:positionH relativeFrom="column">
+                  <wp:posOffset>-171451</wp:posOffset>
+                </wp:positionH>
+                <wp:positionV relativeFrom="paragraph">
+                  <wp:posOffset>335824</wp:posOffset>
+                </wp:positionV>
+                <wp:extent cx="3290207" cy="0"/>
+                <wp:effectExtent l="0" t="0" r="12065" b="12700"/>
+                <wp:wrapNone/>
+                <wp:docPr id="6" name="Straight Connector 6"/>
+                <wp:cNvGraphicFramePr/>
+                <a:graphic xmlns:a="http://schemas.openxmlformats.org/drawingml/2006/main">
+                  <a:graphicData uri="http://schemas.microsoft.com/office/word/2010/wordprocessingShape">
+                    <wps:wsp>
+                      <wps:cNvCnPr/>
+                      <wps:spPr>
+                        <a:xfrm>
+                          <a:off x="0" y="0"/>
+                          <a:ext cx="3290207" cy="0"/>
+                        </a:xfrm>
+                        <a:prstGeom prst="line">
+                          <a:avLst/>
+                        </a:prstGeom>
+                      </wps:spPr>
+                      <wps:style>
+                        <a:lnRef idx="1">
+                          <a:schemeClr val="dk1"/>
+                        </a:lnRef>
+                        <a:fillRef idx="0">
+                          <a:schemeClr val="dk1"/>
+                        </a:fillRef>
+                        <a:effectRef idx="0">
+                          <a:schemeClr val="dk1"/>
+                        </a:effectRef>
+                        <a:fontRef idx="minor">
+                          <a:schemeClr val="tx1"/>
+                        </a:fontRef>
+                      </wps:style>
+                      <wps:bodyPr/>
+                    </wps:wsp>
+                  </a:graphicData>
+                </a:graphic>
+              </wp:anchor>
+            </w:drawing>
+          </mc:Choice>
+          <mc:Fallback>
+            <w:pict>
+              <v:line w14:anchorId="3A7AB6A7" id="Straight Connector 6" o:spid="_x0000_s1026" style="position:absolute;z-index:251664384;visibility:visible;mso-wrap-style:square;mso-wrap-distance-left:9pt;mso-wrap-distance-top:0;mso-wrap-distance-right:9pt;mso-wrap-distance-bottom:0;mso-position-horizontal:absolute;mso-position-horizontal-relative:text;mso-position-vertical:absolute;mso-position-vertical-relative:text" from="-13.5pt,26.45pt" to="245.55pt,26.45pt" o:gfxdata="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" strokecolor="black [3040]"/>
+            </w:pict>
+          </mc:Fallback>
+        </mc:AlternateContent>
+      </w:r>
+      <w:r>
+        <w:rPr>
+          <w:rFonts w:cstheme="minorHAnsi"/>
+          <w:b/>
+          <w:sz w:val="24"/>
+          <w:szCs w:val="24"/>
+        </w:rPr>
+        <w:t xml:space="preserve">Date- </w:t>
+      </w:r>
+    </w:p>
+    <w:p>
+      <w:pPr>
+        <w:jc w:val="center"/>
+      </w:pPr>
+    </w:p>
+    <w:p>
+      <w:pPr>
+        <w:rPr>
+          <w:rFonts w:cstheme="minorHAnsi"/>
+          <w:b/>
+          <w:sz w:val="24"/>
+          <w:szCs w:val="24"/>
+        </w:rPr>
+      </w:pPr>
+    </w:p>
+    <w:p>
+      <w:pPr>
+        <w:pStyle w:val="ListParagraph"/>
+        <w:tabs>
+          <w:tab w:val="left" w:pos="9450"/>
+        </w:tabs>
+        <w:spacing w:after="133" w:line="240" w:lineRule="auto"/>
+        <w:ind w:left="-426" w:right="314"/>
+        <w:jc w:val="both"/>
+        <w:rPr>
+          <w:rFonts w:ascii="Arial" w:hAnsi="Arial" w:cs="Arial"/>
+          <w:sz w:val="24"/>
+          <w:szCs w:val="24"/>
+        </w:rPr>
+      </w:pPr>
+    </w:p>
+    <w:p>
+      <w:pPr>
+        <w:pStyle w:val="ListParagraph"/>
+        <w:tabs>
+          <w:tab w:val="left" w:pos="9450"/>
+        </w:tabs>
+        <w:spacing w:after="133" w:line="240" w:lineRule="auto"/>
+        <w:ind w:left="-426" w:right="314"/>
+        <w:jc w:val="both"/>
+        <w:rPr>
+          <w:rFonts w:ascii="Arial" w:hAnsi="Arial" w:cs="Arial"/>
+          <w:sz w:val="24"/>
+          <w:szCs w:val="24"/>
+        </w:rPr>
+      </w:pPr>
+    </w:p>
+    <w:p>
+      <w:pPr>
+        <w:pStyle w:val="ListParagraph"/>
+        <w:tabs>
+          <w:tab w:val="left" w:pos="9450"/>
+        </w:tabs>
+        <w:spacing w:after="133" w:line="240" w:lineRule="auto"/>
+        <w:ind w:left="-426" w:right="314"/>
+        <w:jc w:val="both"/>
+        <w:rPr>
+          <w:rFonts w:ascii="Arial" w:hAnsi="Arial" w:cs="Arial"/>
+          <w:sz w:val="24"/>
+          <w:szCs w:val="24"/>
+        </w:rPr>
+      </w:pPr>
+    </w:p>
+    <w:p>
+      <w:pPr>
+        <w:pStyle w:val="ListParagraph"/>
+        <w:tabs>
+          <w:tab w:val="left" w:pos="9450"/>
+        </w:tabs>
+        <w:spacing w:after="133" w:line="240" w:lineRule="auto"/>
+        <w:ind w:left="-426" w:right="314"/>
+        <w:jc w:val="both"/>
+        <w:rPr>
+          <w:rFonts w:ascii="Arial" w:hAnsi="Arial" w:cs="Arial"/>
+          <w:sz w:val="24"/>
+          <w:szCs w:val="24"/>
+        </w:rPr>
+      </w:pPr>
+    </w:p>
+    <w:p>
+      <w:pPr>
+        <w:pStyle w:val="ListParagraph"/>
+        <w:tabs>
+          <w:tab w:val="left" w:pos="9450"/>
+        </w:tabs>
+        <w:spacing w:after="133" w:line="240" w:lineRule="auto"/>
+        <w:ind w:left="-426" w:right="314"/>
+        <w:jc w:val="both"/>
+        <w:rPr>
+          <w:rFonts w:ascii="Arial" w:hAnsi="Arial" w:cs="Arial"/>
+          <w:sz w:val="24"/>
+          <w:szCs w:val="24"/>
+        </w:rPr>
+      </w:pPr>
+    </w:p>
+    <w:p>
+      <w:pPr>
+        <w:pStyle w:val="ListParagraph"/>
+        <w:tabs>
+          <w:tab w:val="left" w:pos="9450"/>
+        </w:tabs>
+        <w:spacing w:after="133" w:line="240" w:lineRule="auto"/>
+        <w:ind w:left="-426" w:right="314"/>
+        <w:jc w:val="both"/>
+        <w:rPr>
+          <w:rFonts w:ascii="Arial" w:hAnsi="Arial" w:cs="Arial"/>
+          <w:sz w:val="24"/>
+          <w:szCs w:val="24"/>
+        </w:rPr>
+      </w:pPr>
+    </w:p>
+    <w:p>
+      <w:pPr>
+        <w:pStyle w:val="ListParagraph"/>
+        <w:tabs>
+          <w:tab w:val="left" w:pos="9450"/>
+        </w:tabs>
+        <w:spacing w:after="133" w:line="240" w:lineRule="auto"/>
+        <w:ind w:left="-426" w:right="314"/>
+        <w:jc w:val="both"/>
+        <w:rPr>
+          <w:rFonts w:ascii="Arial" w:hAnsi="Arial" w:cs="Arial"/>
+          <w:sz w:val="24"/>
+          <w:szCs w:val="24"/>
+        </w:rPr>
+      </w:pPr>
+    </w:p>
+    <w:p>
+      <w:pPr>
+        <w:pStyle w:val="ListParagraph"/>
+        <w:tabs>
+          <w:tab w:val="left" w:pos="9450"/>
+        </w:tabs>
+        <w:spacing w:after="133" w:line="240" w:lineRule="auto"/>
+        <w:ind w:left="-426" w:right="314"/>
+        <w:jc w:val="both"/>
+        <w:rPr>
+          <w:rFonts w:ascii="Arial" w:hAnsi="Arial" w:cs="Arial"/>
+          <w:sz w:val="24"/>
+          <w:szCs w:val="24"/>
+        </w:rPr>
+      </w:pPr>
+    </w:p>
+    <w:p>
+      <w:pPr>
+        <w:pStyle w:val="ListParagraph"/>
+        <w:tabs>
+          <w:tab w:val="left" w:pos="9450"/>
+        </w:tabs>
+        <w:spacing w:after="133" w:line="240" w:lineRule="auto"/>
+        <w:ind w:left="-426" w:right="314"/>
+        <w:jc w:val="both"/>
+        <w:rPr>
+          <w:rFonts w:ascii="Arial" w:hAnsi="Arial" w:cs="Arial"/>
+          <w:sz w:val="24"/>
+          <w:szCs w:val="24"/>
+        </w:rPr>
+      </w:pPr>
+    </w:p>
+    <w:p>
+      <w:pPr>
+        <w:pStyle w:val="ListParagraph"/>
+        <w:tabs>
+          <w:tab w:val="left" w:pos="9450"/>
+        </w:tabs>
+        <w:spacing w:after="133" w:line="240" w:lineRule="auto"/>
+        <w:ind w:left="-426" w:right="314"/>
+        <w:jc w:val="both"/>
+        <w:rPr>
+          <w:rFonts w:ascii="Arial" w:hAnsi="Arial" w:cs="Arial"/>
+          <w:sz w:val="24"/>
+          <w:szCs w:val="24"/>
+        </w:rPr>
+      </w:pPr>
+    </w:p>
+    <w:p>
+      <w:pPr>
+        <w:pStyle w:val="BodyText"/>
+        <w:rPr>
+          <w:sz w:val="20"/>
+        </w:rPr>
+      </w:pPr>
+      <w:r>
+        <w:rPr>
+          <w:noProof/>
+          <w:lang w:val="en-IN" w:eastAsia="en-IN"/>
+        </w:rPr>
+        <mc:AlternateContent>
+          <mc:Choice Requires="wps">
+            <w:drawing>
+              <wp:anchor distT="0" distB="0" distL="114300" distR="114300" simplePos="0" relativeHeight="251660288" behindDoc="0" locked="0" layoutInCell="1" allowOverlap="1" wp14:anchorId="6C82B44A" wp14:editId="6D4B7BE8">
                 <wp:simplePos x="0" y="0"/>
                 <wp:positionH relativeFrom="page">
-                  <wp:posOffset>4279900</wp:posOffset>
+                  <wp:posOffset>4278630</wp:posOffset>
                 </wp:positionH>
                 <wp:positionV relativeFrom="paragraph">
-                  <wp:posOffset>7620</wp:posOffset>
+                  <wp:posOffset>9525</wp:posOffset>
                 </wp:positionV>
-                <wp:extent cx="3124835" cy="742950"/>
-                <wp:effectExtent l="0" t="0" r="18415" b="19050"/>
+                <wp:extent cx="3124835" cy="981710"/>
+                <wp:effectExtent l="0" t="0" r="0" b="8890"/>
                 <wp:wrapNone/>
                 <wp:docPr id="7" name="Text Box 2"/>
                 <wp:cNvGraphicFramePr>
@@ -3609,7 +3138,7 @@
                       <wps:spPr>
                         <a:xfrm>
                           <a:off x="0" y="0"/>
-                          <a:ext cx="3124835" cy="742950"/>
+                          <a:ext cx="3124835" cy="981710"/>
                         </a:xfrm>
                         <a:prstGeom prst="rect">
                           <a:avLst/>
@@ -3674,9 +3203,7 @@
                           </w:p>
                         </w:txbxContent>
                       </wps:txbx>
-                      <wps:bodyPr lIns="0" tIns="0" rIns="0" bIns="0" upright="1">
-                        <a:noAutofit/>
-                      </wps:bodyPr>
+                      <wps:bodyPr lIns="0" tIns="0" rIns="0" bIns="0" upright="1"/>
                     </wps:wsp>
                   </a:graphicData>
                 </a:graphic>
@@ -3691,7 +3218,7 @@
           </mc:Choice>
           <mc:Fallback>
             <w:pict>
-              <v:shape w14:anchorId="3363D212" id="Text Box 2" o:spid="_x0000_s1027" type="#_x0000_t202" style="position:absolute;margin-left:337pt;margin-top:.6pt;width:246.05pt;height:58.5pt;z-index:251660288;visibility:visible;mso-wrap-style:square;mso-width-percent:0;mso-height-percent:0;mso-wrap-distance-left:9pt;mso-wrap-distance-top:0;mso-wrap-distance-right:9pt;mso-wrap-distance-bottom:0;mso-position-horizontal:absolute;mso-position-horizontal-relative:page;mso-position-vertical:absolute;mso-position-vertical-relative:text;mso-width-percent:0;mso-height-percent:0;mso-width-relative:page;mso-height-relative:page;v-text-anchor:top" o:gfxdata="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" filled="f" strokeweight=".25pt">
+              <v:shape w14:anchorId="6C82B44A" id="Text Box 2" o:spid="_x0000_s1027" type="#_x0000_t202" style="position:absolute;margin-left:336.9pt;margin-top:.75pt;width:246.05pt;height:77.3pt;z-index:251660288;visibility:visible;mso-wrap-style:square;mso-width-percent:0;mso-height-percent:0;mso-wrap-distance-left:9pt;mso-wrap-distance-top:0;mso-wrap-distance-right:9pt;mso-wrap-distance-bottom:0;mso-position-horizontal:absolute;mso-position-horizontal-relative:page;mso-position-vertical:absolute;mso-position-vertical-relative:text;mso-width-percent:0;mso-height-percent:0;mso-width-relative:page;mso-height-relative:page;v-text-anchor:top" o:gfxdata="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" filled="f" strokeweight=".25pt">
                 <v:path arrowok="t"/>
                 <v:textbox inset="0,0,0,0">
                   <w:txbxContent>
@@ -3748,116 +3275,71 @@
           </mc:Fallback>
         </mc:AlternateContent>
       </w:r>
-      <w:r>
-        <w:rPr>
-          <w:rFonts w:eastAsia="Times New Roman" w:cstheme="minorHAnsi"/>
-          <w:b/>
-          <w:sz w:val="24"/>
-          <w:szCs w:val="24"/>
-          <w:lang w:eastAsia="en-IN"/>
-        </w:rPr>
-        <w:t xml:space="preserve">Email Id- </w:t>
-      </w:r>
-      <w:r>
-        <w:rPr>
-          <w:rFonts w:ascii="Roboto" w:eastAsia="Times New Roman" w:hAnsi="Roboto" w:cs="Times New Roman"/>
-          <w:b/>
-          <w:lang w:val="en-IN" w:eastAsia="en-IN"/>
-        </w:rPr>
-        <w:t>[Email ID C1]</w:t>
-      </w:r>
-    </w:p>
-    <w:p>
-      <w:pPr>
-        <w:rPr>
-          <w:rFonts w:cstheme="minorHAnsi"/>
-          <w:b/>
-          <w:sz w:val="24"/>
-          <w:szCs w:val="24"/>
-        </w:rPr>
-      </w:pPr>
-      <w:r>
-        <w:rPr>
-          <w:rFonts w:cstheme="minorHAnsi"/>
-          <w:b/>
-          <w:noProof/>
-          <w:sz w:val="24"/>
-          <w:szCs w:val="24"/>
-        </w:rPr>
-        <mc:AlternateContent>
-          <mc:Choice Requires="wps">
-            <w:drawing>
-              <wp:anchor distT="0" distB="0" distL="114300" distR="114300" simplePos="0" relativeHeight="251664384" behindDoc="0" locked="0" layoutInCell="1" allowOverlap="1" wp14:anchorId="08C78F36" wp14:editId="6ACDAE51">
-                <wp:simplePos x="0" y="0"/>
-                <wp:positionH relativeFrom="column">
-                  <wp:posOffset>-171451</wp:posOffset>
-                </wp:positionH>
-                <wp:positionV relativeFrom="paragraph">
-                  <wp:posOffset>335824</wp:posOffset>
-                </wp:positionV>
-                <wp:extent cx="3290207" cy="0"/>
-                <wp:effectExtent l="0" t="0" r="12065" b="12700"/>
-                <wp:wrapNone/>
-                <wp:docPr id="6" name="Straight Connector 6"/>
-                <wp:cNvGraphicFramePr/>
-                <a:graphic xmlns:a="http://schemas.openxmlformats.org/drawingml/2006/main">
-                  <a:graphicData uri="http://schemas.microsoft.com/office/word/2010/wordprocessingShape">
-                    <wps:wsp>
-                      <wps:cNvCnPr/>
-                      <wps:spPr>
-                        <a:xfrm>
-                          <a:off x="0" y="0"/>
-                          <a:ext cx="3290207" cy="0"/>
-                        </a:xfrm>
-                        <a:prstGeom prst="line">
-                          <a:avLst/>
-                        </a:prstGeom>
-                      </wps:spPr>
-                      <wps:style>
-                        <a:lnRef idx="1">
-                          <a:schemeClr val="dk1"/>
-                        </a:lnRef>
-                        <a:fillRef idx="0">
-                          <a:schemeClr val="dk1"/>
-                        </a:fillRef>
-                        <a:effectRef idx="0">
-                          <a:schemeClr val="dk1"/>
-                        </a:effectRef>
-                        <a:fontRef idx="minor">
-                          <a:schemeClr val="tx1"/>
-                        </a:fontRef>
-                      </wps:style>
-                      <wps:bodyPr/>
-                    </wps:wsp>
-                  </a:graphicData>
-                </a:graphic>
-              </wp:anchor>
-            </w:drawing>
-          </mc:Choice>
-          <mc:Fallback xmlns:w16sdtdh="http://schemas.microsoft.com/office/word/2020/wordml/sdtdatahash" xmlns:w16="http://schemas.microsoft.com/office/word/2018/wordml" xmlns:w16cid="http://schemas.microsoft.com/office/word/2016/wordml/cid" xmlns:w16cex="http://schemas.microsoft.com/office/word/2018/wordml/cex" xmlns:oel="http://schemas.microsoft.com/office/2019/extlst" xmlns:am3d="http://schemas.microsoft.com/office/drawing/2017/model3d" xmlns:aink="http://schemas.microsoft.com/office/drawing/2016/ink" xmlns:cx8="http://schemas.microsoft.com/office/drawing/2016/5/14/chartex" xmlns:cx7="http://schemas.microsoft.com/office/drawing/2016/5/13/chartex" xmlns:cx6="http://schemas.microsoft.com/office/drawing/2016/5/12/chartex" xmlns:cx5="http://schemas.microsoft.com/office/drawing/2016/5/11/chartex" xmlns:cx4="http://schemas.microsoft.com/office/drawing/2016/5/10/chartex" xmlns:cx3="http://schemas.microsoft.com/office/drawing/2016/5/9/chartex" xmlns:cx2="http://schemas.microsoft.com/office/drawing/2015/10/21/chartex" xmlns:cx1="http://schemas.microsoft.com/office/drawing/2015/9/8/chartex">
-            <w:pict>
-              <v:line w14:anchorId="3A7AB6A7" id="Straight Connector 6" o:spid="_x0000_s1026" style="position:absolute;z-index:251664384;visibility:visible;mso-wrap-style:square;mso-wrap-distance-left:9pt;mso-wrap-distance-top:0;mso-wrap-distance-right:9pt;mso-wrap-distance-bottom:0;mso-position-horizontal:absolute;mso-position-horizontal-relative:text;mso-position-vertical:absolute;mso-position-vertical-relative:text" from="-13.5pt,26.45pt" to="245.55pt,26.45pt" o:gfxdata="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" strokecolor="black [3040]"/>
-            </w:pict>
-          </mc:Fallback>
-        </mc:AlternateContent>
-      </w:r>
-      <w:r>
-        <w:rPr>
-          <w:rFonts w:cstheme="minorHAnsi"/>
-          <w:b/>
-          <w:sz w:val="24"/>
-          <w:szCs w:val="24"/>
-        </w:rPr>
-        <w:t xml:space="preserve">Date- </w:t>
-      </w:r>
-    </w:p>
-    <w:p>
-      <w:pPr>
+    </w:p>
+    <w:p>
+      <w:pPr>
+        <w:pStyle w:val="BodyText"/>
+        <w:rPr>
+          <w:sz w:val="20"/>
+        </w:rPr>
+      </w:pPr>
+    </w:p>
+    <w:p>
+      <w:pPr>
+        <w:pStyle w:val="BodyText"/>
+        <w:rPr>
+          <w:sz w:val="20"/>
+        </w:rPr>
+      </w:pPr>
+    </w:p>
+    <w:p>
+      <w:pPr>
+        <w:pStyle w:val="BodyText"/>
+        <w:rPr>
+          <w:sz w:val="20"/>
+        </w:rPr>
+      </w:pPr>
+    </w:p>
+    <w:p>
+      <w:pPr>
+        <w:pStyle w:val="BodyText"/>
+        <w:rPr>
+          <w:sz w:val="20"/>
+        </w:rPr>
+      </w:pPr>
+    </w:p>
+    <w:p>
+      <w:pPr>
+        <w:pStyle w:val="BodyText"/>
+        <w:rPr>
+          <w:sz w:val="20"/>
+        </w:rPr>
+      </w:pPr>
+    </w:p>
+    <w:p>
+      <w:pPr>
+        <w:pStyle w:val="BodyText"/>
+        <w:rPr>
+          <w:sz w:val="20"/>
+        </w:rPr>
+      </w:pPr>
+    </w:p>
+    <w:p>
+      <w:pPr>
+        <w:pStyle w:val="BodyText"/>
+        <w:rPr>
+          <w:sz w:val="20"/>
+        </w:rPr>
+      </w:pPr>
+    </w:p>
+    <w:p>
+      <w:pPr>
+        <w:pStyle w:val="ListParagraph"/>
         <w:tabs>
           <w:tab w:val="left" w:pos="9450"/>
         </w:tabs>
         <w:spacing w:after="133" w:line="240" w:lineRule="auto"/>
-        <w:ind w:right="314"/>
+        <w:ind w:left="-426" w:right="314"/>
         <w:jc w:val="both"/>
         <w:rPr>
           <w:rFonts w:ascii="Arial" w:hAnsi="Arial" w:cs="Arial"/>
@@ -3865,8 +3347,6 @@
           <w:szCs w:val="24"/>
         </w:rPr>
       </w:pPr>
-      <w:bookmarkStart w:id="0" w:name="_GoBack"/>
-      <w:bookmarkEnd w:id="0"/>
     </w:p>
     <w:p>
       <w:pPr>
@@ -4348,7 +3828,7 @@
 </file>
 
 <file path=word/numbering.xml><?xml version="1.0" encoding="utf-8"?>
-<w:numbering xmlns:wpc="http://schemas.microsoft.com/office/word/2010/wordprocessingCanvas" xmlns:cx="http://schemas.microsoft.com/office/drawing/2014/chartex" xmlns:mc="http://schemas.openxmlformats.org/markup-compatibility/2006" xmlns:o="urn:schemas-microsoft-com:office:office" xmlns:r="http://schemas.openxmlformats.org/officeDocument/2006/relationships" xmlns:m="http://schemas.openxmlformats.org/officeDocument/2006/math" xmlns:v="urn:schemas-microsoft-com:vml" xmlns:wp14="http://schemas.microsoft.com/office/word/2010/wordprocessingDrawing" xmlns:wp="http://schemas.openxmlformats.org/drawingml/2006/wordprocessingDrawing" xmlns:w10="urn:schemas-microsoft-com:office:word" xmlns:w="http://schemas.openxmlformats.org/wordprocessingml/2006/main" xmlns:w14="http://schemas.microsoft.com/office/word/2010/wordml" xmlns:w15="http://schemas.microsoft.com/office/word/2012/wordml" xmlns:w16se="http://schemas.microsoft.com/office/word/2015/wordml/symex" xmlns:wpg="http://schemas.microsoft.com/office/word/2010/wordprocessingGroup" xmlns:wpi="http://schemas.microsoft.com/office/word/2010/wordprocessingInk" xmlns:wne="http://schemas.microsoft.com/office/word/2006/wordml" xmlns:wps="http://schemas.microsoft.com/office/word/2010/wordprocessingShape" mc:Ignorable="w14 w15 w16se wp14">
+<w:numbering xmlns:wpc="http://schemas.microsoft.com/office/word/2010/wordprocessingCanvas" xmlns:cx="http://schemas.microsoft.com/office/drawing/2014/chartex" xmlns:cx1="http://schemas.microsoft.com/office/drawing/2015/9/8/chartex" xmlns:cx2="http://schemas.microsoft.com/office/drawing/2015/10/21/chartex" xmlns:cx3="http://schemas.microsoft.com/office/drawing/2016/5/9/chartex" xmlns:cx4="http://schemas.microsoft.com/office/drawing/2016/5/10/chartex" xmlns:cx5="http://schemas.microsoft.com/office/drawing/2016/5/11/chartex" xmlns:cx6="http://schemas.microsoft.com/office/drawing/2016/5/12/chartex" xmlns:cx7="http://schemas.microsoft.com/office/drawing/2016/5/13/chartex" xmlns:cx8="http://schemas.microsoft.com/office/drawing/2016/5/14/chartex" xmlns:mc="http://schemas.openxmlformats.org/markup-compatibility/2006" xmlns:aink="http://schemas.microsoft.com/office/drawing/2016/ink" xmlns:am3d="http://schemas.microsoft.com/office/drawing/2017/model3d" xmlns:o="urn:schemas-microsoft-com:office:office" xmlns:oel="http://schemas.microsoft.com/office/2019/extlst" xmlns:r="http://schemas.openxmlformats.org/officeDocument/2006/relationships" xmlns:m="http://schemas.openxmlformats.org/officeDocument/2006/math" xmlns:v="urn:schemas-microsoft-com:vml" xmlns:wp14="http://schemas.microsoft.com/office/word/2010/wordprocessingDrawing" xmlns:wp="http://schemas.openxmlformats.org/drawingml/2006/wordprocessingDrawing" xmlns:w10="urn:schemas-microsoft-com:office:word" xmlns:w="http://schemas.openxmlformats.org/wordprocessingml/2006/main" xmlns:w14="http://schemas.microsoft.com/office/word/2010/wordml" xmlns:w15="http://schemas.microsoft.com/office/word/2012/wordml" xmlns:w16cex="http://schemas.microsoft.com/office/word/2018/wordml/cex" xmlns:w16cid="http://schemas.microsoft.com/office/word/2016/wordml/cid" xmlns:w16="http://schemas.microsoft.com/office/word/2018/wordml" xmlns:w16sdtdh="http://schemas.microsoft.com/office/word/2020/wordml/sdtdatahash" xmlns:w16se="http://schemas.microsoft.com/office/word/2015/wordml/symex" xmlns:wpg="http://schemas.microsoft.com/office/word/2010/wordprocessingGroup" xmlns:wpi="http://schemas.microsoft.com/office/word/2010/wordprocessingInk" xmlns:wne="http://schemas.microsoft.com/office/word/2006/wordml" xmlns:wps="http://schemas.microsoft.com/office/word/2010/wordprocessingShape" mc:Ignorable="w14 w15 w16se w16cid w16 w16cex w16sdtdh wp14">
   <w:abstractNum w:abstractNumId="0" w15:restartNumberingAfterBreak="0">
     <w:nsid w:val="0B9E6BD1"/>
     <w:multiLevelType w:val="hybridMultilevel"/>
@@ -6298,62 +5778,62 @@
       </w:pPr>
     </w:lvl>
   </w:abstractNum>
-  <w:num w:numId="1">
+  <w:num w:numId="1" w16cid:durableId="1767576749">
     <w:abstractNumId w:val="11"/>
   </w:num>
-  <w:num w:numId="2">
+  <w:num w:numId="2" w16cid:durableId="2029796633">
     <w:abstractNumId w:val="12"/>
   </w:num>
-  <w:num w:numId="3">
+  <w:num w:numId="3" w16cid:durableId="943421140">
     <w:abstractNumId w:val="1"/>
   </w:num>
-  <w:num w:numId="4">
+  <w:num w:numId="4" w16cid:durableId="1682125521">
     <w:abstractNumId w:val="14"/>
   </w:num>
-  <w:num w:numId="5">
+  <w:num w:numId="5" w16cid:durableId="861868232">
     <w:abstractNumId w:val="15"/>
   </w:num>
-  <w:num w:numId="6">
+  <w:num w:numId="6" w16cid:durableId="2045984562">
     <w:abstractNumId w:val="8"/>
   </w:num>
-  <w:num w:numId="7">
+  <w:num w:numId="7" w16cid:durableId="58286231">
     <w:abstractNumId w:val="0"/>
   </w:num>
-  <w:num w:numId="8">
+  <w:num w:numId="8" w16cid:durableId="1448967309">
     <w:abstractNumId w:val="13"/>
   </w:num>
-  <w:num w:numId="9">
+  <w:num w:numId="9" w16cid:durableId="1068110276">
     <w:abstractNumId w:val="6"/>
   </w:num>
-  <w:num w:numId="10">
+  <w:num w:numId="10" w16cid:durableId="274365055">
     <w:abstractNumId w:val="16"/>
   </w:num>
-  <w:num w:numId="11">
+  <w:num w:numId="11" w16cid:durableId="1556621782">
     <w:abstractNumId w:val="2"/>
   </w:num>
-  <w:num w:numId="12">
+  <w:num w:numId="12" w16cid:durableId="1374649739">
     <w:abstractNumId w:val="5"/>
   </w:num>
-  <w:num w:numId="13">
+  <w:num w:numId="13" w16cid:durableId="934829664">
     <w:abstractNumId w:val="10"/>
   </w:num>
-  <w:num w:numId="14">
+  <w:num w:numId="14" w16cid:durableId="44187713">
     <w:abstractNumId w:val="9"/>
   </w:num>
-  <w:num w:numId="15">
+  <w:num w:numId="15" w16cid:durableId="1634798093">
     <w:abstractNumId w:val="4"/>
   </w:num>
-  <w:num w:numId="16">
+  <w:num w:numId="16" w16cid:durableId="2058311946">
     <w:abstractNumId w:val="3"/>
   </w:num>
-  <w:num w:numId="17">
+  <w:num w:numId="17" w16cid:durableId="1792703373">
     <w:abstractNumId w:val="7"/>
   </w:num>
 </w:numbering>
 </file>
 
 <file path=word/styles.xml><?xml version="1.0" encoding="utf-8"?>
-<w:styles xmlns:mc="http://schemas.openxmlformats.org/markup-compatibility/2006" xmlns:r="http://schemas.openxmlformats.org/officeDocument/2006/relationships" xmlns:w="http://schemas.openxmlformats.org/wordprocessingml/2006/main" xmlns:w14="http://schemas.microsoft.com/office/word/2010/wordml" xmlns:w15="http://schemas.microsoft.com/office/word/2012/wordml" xmlns:w16se="http://schemas.microsoft.com/office/word/2015/wordml/symex" mc:Ignorable="w14 w15 w16se">
+<w:styles xmlns:mc="http://schemas.openxmlformats.org/markup-compatibility/2006" xmlns:r="http://schemas.openxmlformats.org/officeDocument/2006/relationships" xmlns:w="http://schemas.openxmlformats.org/wordprocessingml/2006/main" xmlns:w14="http://schemas.microsoft.com/office/word/2010/wordml" xmlns:w15="http://schemas.microsoft.com/office/word/2012/wordml" xmlns:w16cex="http://schemas.microsoft.com/office/word/2018/wordml/cex" xmlns:w16cid="http://schemas.microsoft.com/office/word/2016/wordml/cid" xmlns:w16="http://schemas.microsoft.com/office/word/2018/wordml" xmlns:w16sdtdh="http://schemas.microsoft.com/office/word/2020/wordml/sdtdatahash" xmlns:w16se="http://schemas.microsoft.com/office/word/2015/wordml/symex" mc:Ignorable="w14 w15 w16se w16cid w16 w16cex w16sdtdh">
   <w:docDefaults>
     <w:rPrDefault>
       <w:rPr>
@@ -6369,7 +5849,7 @@
       </w:pPr>
     </w:pPrDefault>
   </w:docDefaults>
-  <w:latentStyles w:defLockedState="0" w:defUIPriority="99" w:defSemiHidden="0" w:defUnhideWhenUsed="0" w:defQFormat="0" w:count="371">
+  <w:latentStyles w:defLockedState="0" w:defUIPriority="99" w:defSemiHidden="0" w:defUnhideWhenUsed="0" w:defQFormat="0" w:count="376">
     <w:lsdException w:name="Normal" w:uiPriority="0" w:qFormat="1"/>
     <w:lsdException w:name="heading 1" w:uiPriority="9" w:qFormat="1"/>
     <w:lsdException w:name="heading 2" w:semiHidden="1" w:uiPriority="9" w:unhideWhenUsed="1" w:qFormat="1"/>
@@ -6741,6 +6221,11 @@
     <w:lsdException w:name="List Table 5 Dark Accent 6" w:uiPriority="50"/>
     <w:lsdException w:name="List Table 6 Colorful Accent 6" w:uiPriority="51"/>
     <w:lsdException w:name="List Table 7 Colorful Accent 6" w:uiPriority="52"/>
+    <w:lsdException w:name="Mention" w:semiHidden="1" w:unhideWhenUsed="1"/>
+    <w:lsdException w:name="Smart Hyperlink" w:semiHidden="1" w:unhideWhenUsed="1"/>
+    <w:lsdException w:name="Hashtag" w:semiHidden="1" w:unhideWhenUsed="1"/>
+    <w:lsdException w:name="Unresolved Mention" w:semiHidden="1" w:unhideWhenUsed="1"/>
+    <w:lsdException w:name="Smart Link" w:semiHidden="1" w:unhideWhenUsed="1"/>
   </w:latentStyles>
   <w:style w:type="paragraph" w:default="1" w:styleId="Normal">
     <w:name w:val="Normal"/>
@@ -7413,7 +6898,7 @@
 </file>
 
 <file path=customXml/itemProps1.xml><?xml version="1.0" encoding="utf-8"?>
-<ds:datastoreItem xmlns:ds="http://schemas.openxmlformats.org/officeDocument/2006/customXml" ds:itemID="{7FEB0B5F-9FB7-41F1-A94B-55A0018FD956}">
+<ds:datastoreItem xmlns:ds="http://schemas.openxmlformats.org/officeDocument/2006/customXml" ds:itemID="{725B6D21-CC00-4286-960F-B55210236980}">
   <ds:schemaRefs>
     <ds:schemaRef ds:uri="http://schemas.openxmlformats.org/officeDocument/2006/bibliography"/>
   </ds:schemaRefs>

--- a/backend/templates/Form-B (Indemnity)- SELF_Multiple_Template.docx
+++ b/backend/templates/Form-B (Indemnity)- SELF_Multiple_Template.docx
@@ -1,6 +1,6 @@
 
 <file path=word/document.xml><?xml version="1.0" encoding="utf-8"?>
-<w:document xmlns:wpc="http://schemas.microsoft.com/office/word/2010/wordprocessingCanvas" xmlns:cx="http://schemas.microsoft.com/office/drawing/2014/chartex" xmlns:cx1="http://schemas.microsoft.com/office/drawing/2015/9/8/chartex" xmlns:cx2="http://schemas.microsoft.com/office/drawing/2015/10/21/chartex" xmlns:cx3="http://schemas.microsoft.com/office/drawing/2016/5/9/chartex" xmlns:cx4="http://schemas.microsoft.com/office/drawing/2016/5/10/chartex" xmlns:cx5="http://schemas.microsoft.com/office/drawing/2016/5/11/chartex" xmlns:cx6="http://schemas.microsoft.com/office/drawing/2016/5/12/chartex" xmlns:cx7="http://schemas.microsoft.com/office/drawing/2016/5/13/chartex" xmlns:cx8="http://schemas.microsoft.com/office/drawing/2016/5/14/chartex" xmlns:mc="http://schemas.openxmlformats.org/markup-compatibility/2006" xmlns:aink="http://schemas.microsoft.com/office/drawing/2016/ink" xmlns:am3d="http://schemas.microsoft.com/office/drawing/2017/model3d" xmlns:o="urn:schemas-microsoft-com:office:office" xmlns:oel="http://schemas.microsoft.com/office/2019/extlst" xmlns:r="http://schemas.openxmlformats.org/officeDocument/2006/relationships" xmlns:m="http://schemas.openxmlformats.org/officeDocument/2006/math" xmlns:v="urn:schemas-microsoft-com:vml" xmlns:wp14="http://schemas.microsoft.com/office/word/2010/wordprocessingDrawing" xmlns:wp="http://schemas.openxmlformats.org/drawingml/2006/wordprocessingDrawing" xmlns:w10="urn:schemas-microsoft-com:office:word" xmlns:w="http://schemas.openxmlformats.org/wordprocessingml/2006/main" xmlns:w14="http://schemas.microsoft.com/office/word/2010/wordml" xmlns:w15="http://schemas.microsoft.com/office/word/2012/wordml" xmlns:w16cex="http://schemas.microsoft.com/office/word/2018/wordml/cex" xmlns:w16cid="http://schemas.microsoft.com/office/word/2016/wordml/cid" xmlns:w16="http://schemas.microsoft.com/office/word/2018/wordml" xmlns:w16sdtdh="http://schemas.microsoft.com/office/word/2020/wordml/sdtdatahash" xmlns:w16se="http://schemas.microsoft.com/office/word/2015/wordml/symex" xmlns:wpg="http://schemas.microsoft.com/office/word/2010/wordprocessingGroup" xmlns:wpi="http://schemas.microsoft.com/office/word/2010/wordprocessingInk" xmlns:wne="http://schemas.microsoft.com/office/word/2006/wordml" xmlns:wps="http://schemas.microsoft.com/office/word/2010/wordprocessingShape" mc:Ignorable="w14 w15 w16se w16cid w16 w16cex w16sdtdh wp14">
+<w:document xmlns:wpc="http://schemas.microsoft.com/office/word/2010/wordprocessingCanvas" xmlns:cx="http://schemas.microsoft.com/office/drawing/2014/chartex" xmlns:mc="http://schemas.openxmlformats.org/markup-compatibility/2006" xmlns:o="urn:schemas-microsoft-com:office:office" xmlns:r="http://schemas.openxmlformats.org/officeDocument/2006/relationships" xmlns:m="http://schemas.openxmlformats.org/officeDocument/2006/math" xmlns:v="urn:schemas-microsoft-com:vml" xmlns:wp14="http://schemas.microsoft.com/office/word/2010/wordprocessingDrawing" xmlns:wp="http://schemas.openxmlformats.org/drawingml/2006/wordprocessingDrawing" xmlns:w10="urn:schemas-microsoft-com:office:word" xmlns:w="http://schemas.openxmlformats.org/wordprocessingml/2006/main" xmlns:w14="http://schemas.microsoft.com/office/word/2010/wordml" xmlns:w15="http://schemas.microsoft.com/office/word/2012/wordml" xmlns:w16se="http://schemas.microsoft.com/office/word/2015/wordml/symex" xmlns:wpg="http://schemas.microsoft.com/office/word/2010/wordprocessingGroup" xmlns:wpi="http://schemas.microsoft.com/office/word/2010/wordprocessingInk" xmlns:wne="http://schemas.microsoft.com/office/word/2006/wordml" xmlns:wps="http://schemas.microsoft.com/office/word/2010/wordprocessingShape" mc:Ignorable="w14 w15 w16se wp14">
   <w:body>
     <w:tbl>
       <w:tblPr>
@@ -335,7 +335,7 @@
       <w:r>
         <w:rPr>
           <w:rFonts w:ascii="Roboto" w:eastAsia="Times New Roman" w:hAnsi="Roboto" w:cs="Times New Roman"/>
-          <w:color w:val="FF0000"/>
+          <w:b/>
           <w:lang w:val="en-IN" w:eastAsia="en-IN"/>
         </w:rPr>
         <w:t>[Name as per Aadhar C1], [Name as per Aadhar C2], [Name as per Aadhar C3]</w:t>
@@ -364,7 +364,7 @@
       <w:r>
         <w:rPr>
           <w:rFonts w:ascii="Roboto" w:eastAsia="Times New Roman" w:hAnsi="Roboto" w:cs="Times New Roman"/>
-          <w:color w:val="FF0000"/>
+          <w:b/>
           <w:lang w:val="en-IN" w:eastAsia="en-IN"/>
         </w:rPr>
         <w:t>[Father Name C1], [Father Name C2], [Father Name C3]</w:t>
@@ -372,7 +372,7 @@
       <w:r>
         <w:rPr>
           <w:rFonts w:ascii="Roboto" w:eastAsia="Times New Roman" w:hAnsi="Roboto" w:cs="Times New Roman"/>
-          <w:color w:val="FF0000"/>
+          <w:b/>
           <w:lang w:val="en-IN" w:eastAsia="en-IN"/>
         </w:rPr>
         <w:t xml:space="preserve"> respectively</w:t>
@@ -400,7 +400,7 @@
       <w:r>
         <w:rPr>
           <w:rFonts w:ascii="Roboto" w:eastAsia="Times New Roman" w:hAnsi="Roboto" w:cs="Times New Roman"/>
-          <w:color w:val="FF0000"/>
+          <w:b/>
           <w:lang w:val="en-IN" w:eastAsia="en-IN"/>
         </w:rPr>
         <w:t>[Address C1], [Address C2], [Address C3]</w:t>
@@ -426,7 +426,7 @@
       <w:r>
         <w:rPr>
           <w:rFonts w:ascii="Roboto" w:eastAsia="Times New Roman" w:hAnsi="Roboto" w:cs="Times New Roman"/>
-          <w:color w:val="FF0000"/>
+          <w:b/>
           <w:lang w:val="en-IN" w:eastAsia="en-IN"/>
         </w:rPr>
         <w:t>[PAN C1], [PAN C2], [PAN C3]</w:t>
@@ -489,7 +489,7 @@
       <w:r>
         <w:rPr>
           <w:rFonts w:ascii="Roboto" w:eastAsia="Times New Roman" w:hAnsi="Roboto" w:cs="Times New Roman"/>
-          <w:color w:val="FF0000"/>
+          <w:b/>
           <w:lang w:val="en-IN" w:eastAsia="en-IN"/>
         </w:rPr>
         <w:t>[Name as per Aadhar C1], [Name as per Aadhar C2], [Name as per Aadhar C3]</w:t>
@@ -583,8 +583,8 @@
         <w:tblLook w:val="04A0" w:firstRow="1" w:lastRow="0" w:firstColumn="1" w:lastColumn="0" w:noHBand="0" w:noVBand="1"/>
       </w:tblPr>
       <w:tblGrid>
-        <w:gridCol w:w="1690"/>
-        <w:gridCol w:w="1408"/>
+        <w:gridCol w:w="1689"/>
+        <w:gridCol w:w="1409"/>
         <w:gridCol w:w="1183"/>
         <w:gridCol w:w="1970"/>
         <w:gridCol w:w="1695"/>
@@ -597,7 +597,7 @@
         </w:trPr>
         <w:tc>
           <w:tcPr>
-            <w:tcW w:w="1697" w:type="dxa"/>
+            <w:tcW w:w="1689" w:type="dxa"/>
             <w:vMerge w:val="restart"/>
           </w:tcPr>
           <w:p>
@@ -623,7 +623,7 @@
         </w:tc>
         <w:tc>
           <w:tcPr>
-            <w:tcW w:w="1418" w:type="dxa"/>
+            <w:tcW w:w="1409" w:type="dxa"/>
             <w:vMerge w:val="restart"/>
           </w:tcPr>
           <w:p>
@@ -649,7 +649,7 @@
         </w:tc>
         <w:tc>
           <w:tcPr>
-            <w:tcW w:w="1134" w:type="dxa"/>
+            <w:tcW w:w="1183" w:type="dxa"/>
             <w:vMerge w:val="restart"/>
           </w:tcPr>
           <w:p>
@@ -675,7 +675,7 @@
         </w:tc>
         <w:tc>
           <w:tcPr>
-            <w:tcW w:w="1984" w:type="dxa"/>
+            <w:tcW w:w="1970" w:type="dxa"/>
             <w:vMerge w:val="restart"/>
           </w:tcPr>
           <w:p>
@@ -701,7 +701,7 @@
         </w:tc>
         <w:tc>
           <w:tcPr>
-            <w:tcW w:w="1701" w:type="dxa"/>
+            <w:tcW w:w="1695" w:type="dxa"/>
             <w:vMerge w:val="restart"/>
           </w:tcPr>
           <w:p>
@@ -727,7 +727,7 @@
         </w:tc>
         <w:tc>
           <w:tcPr>
-            <w:tcW w:w="2126" w:type="dxa"/>
+            <w:tcW w:w="2114" w:type="dxa"/>
             <w:gridSpan w:val="2"/>
             <w:tcBorders>
               <w:bottom w:val="single" w:sz="4" w:space="0" w:color="auto"/>
@@ -761,7 +761,7 @@
         </w:trPr>
         <w:tc>
           <w:tcPr>
-            <w:tcW w:w="1697" w:type="dxa"/>
+            <w:tcW w:w="1689" w:type="dxa"/>
             <w:vMerge/>
           </w:tcPr>
           <w:p>
@@ -778,7 +778,7 @@
         </w:tc>
         <w:tc>
           <w:tcPr>
-            <w:tcW w:w="1418" w:type="dxa"/>
+            <w:tcW w:w="1409" w:type="dxa"/>
             <w:vMerge/>
           </w:tcPr>
           <w:p>
@@ -795,7 +795,7 @@
         </w:tc>
         <w:tc>
           <w:tcPr>
-            <w:tcW w:w="1134" w:type="dxa"/>
+            <w:tcW w:w="1183" w:type="dxa"/>
             <w:vMerge/>
           </w:tcPr>
           <w:p>
@@ -812,7 +812,7 @@
         </w:tc>
         <w:tc>
           <w:tcPr>
-            <w:tcW w:w="1984" w:type="dxa"/>
+            <w:tcW w:w="1970" w:type="dxa"/>
             <w:vMerge/>
           </w:tcPr>
           <w:p>
@@ -829,7 +829,7 @@
         </w:tc>
         <w:tc>
           <w:tcPr>
-            <w:tcW w:w="1701" w:type="dxa"/>
+            <w:tcW w:w="1695" w:type="dxa"/>
             <w:vMerge/>
           </w:tcPr>
           <w:p>
@@ -846,7 +846,7 @@
         </w:tc>
         <w:tc>
           <w:tcPr>
-            <w:tcW w:w="851" w:type="dxa"/>
+            <w:tcW w:w="850" w:type="dxa"/>
             <w:tcBorders>
               <w:top w:val="single" w:sz="4" w:space="0" w:color="auto"/>
               <w:right w:val="single" w:sz="4" w:space="0" w:color="auto"/>
@@ -875,7 +875,7 @@
         </w:tc>
         <w:tc>
           <w:tcPr>
-            <w:tcW w:w="1275" w:type="dxa"/>
+            <w:tcW w:w="1264" w:type="dxa"/>
             <w:tcBorders>
               <w:top w:val="single" w:sz="4" w:space="0" w:color="auto"/>
               <w:left w:val="single" w:sz="4" w:space="0" w:color="auto"/>
@@ -906,42 +906,40 @@
       <w:tr>
         <w:tc>
           <w:tcPr>
-            <w:tcW w:w="1697" w:type="dxa"/>
+            <w:tcW w:w="1689" w:type="dxa"/>
           </w:tcPr>
           <w:p>
             <w:pPr>
-              <w:spacing w:after="1"/>
-              <w:rPr>
-                <w:rFonts w:ascii="Roboto" w:hAnsi="Roboto"/>
-                <w:color w:val="FF0000"/>
+              <w:rPr>
+                <w:rFonts w:ascii="Roboto" w:hAnsi="Roboto"/>
+                <w:b/>
               </w:rPr>
             </w:pPr>
             <w:r>
               <w:rPr>
                 <w:rFonts w:ascii="Roboto" w:hAnsi="Roboto"/>
-                <w:color w:val="FF0000"/>
-              </w:rPr>
-              <w:t>[Company Name]</w:t>
+                <w:b/>
+              </w:rPr>
+              <w:t xml:space="preserve"> [Company Name]</w:t>
             </w:r>
           </w:p>
         </w:tc>
         <w:tc>
           <w:tcPr>
-            <w:tcW w:w="1418" w:type="dxa"/>
-            <w:vAlign w:val="bottom"/>
+            <w:tcW w:w="1409" w:type="dxa"/>
           </w:tcPr>
           <w:p>
             <w:pPr>
-              <w:spacing w:after="1"/>
-              <w:rPr>
-                <w:rFonts w:ascii="Roboto" w:hAnsi="Roboto"/>
-                <w:color w:val="FF0000"/>
+              <w:jc w:val="center"/>
+              <w:rPr>
+                <w:rFonts w:ascii="Roboto" w:hAnsi="Roboto"/>
+                <w:b/>
               </w:rPr>
             </w:pPr>
             <w:r>
               <w:rPr>
                 <w:rFonts w:ascii="Roboto" w:hAnsi="Roboto"/>
-                <w:color w:val="FF0000"/>
+                <w:b/>
               </w:rPr>
               <w:t>[Folio No]</w:t>
             </w:r>
@@ -949,21 +947,20 @@
         </w:tc>
         <w:tc>
           <w:tcPr>
-            <w:tcW w:w="1134" w:type="dxa"/>
-            <w:vAlign w:val="bottom"/>
+            <w:tcW w:w="1183" w:type="dxa"/>
           </w:tcPr>
           <w:p>
             <w:pPr>
-              <w:spacing w:after="1"/>
-              <w:rPr>
-                <w:rFonts w:ascii="Roboto" w:hAnsi="Roboto"/>
-                <w:color w:val="FF0000"/>
+              <w:jc w:val="center"/>
+              <w:rPr>
+                <w:rFonts w:ascii="Roboto" w:hAnsi="Roboto"/>
+                <w:b/>
               </w:rPr>
             </w:pPr>
             <w:r>
               <w:rPr>
                 <w:rFonts w:ascii="Roboto" w:hAnsi="Roboto"/>
-                <w:color w:val="FF0000"/>
+                <w:b/>
               </w:rPr>
               <w:t>[NOS1]</w:t>
             </w:r>
@@ -971,95 +968,84 @@
         </w:tc>
         <w:tc>
           <w:tcPr>
-            <w:tcW w:w="1984" w:type="dxa"/>
+            <w:tcW w:w="1970" w:type="dxa"/>
           </w:tcPr>
           <w:p>
             <w:pPr>
-              <w:spacing w:after="1"/>
+              <w:rPr>
+                <w:b/>
+              </w:rPr>
+            </w:pPr>
+            <w:proofErr w:type="spellStart"/>
+            <w:r>
               <w:rPr>
                 <w:rFonts w:cstheme="minorHAnsi"/>
                 <w:b/>
-                <w:color w:val="FF0000"/>
                 <w:sz w:val="24"/>
                 <w:szCs w:val="24"/>
               </w:rPr>
-            </w:pPr>
-            <w:proofErr w:type="gramStart"/>
+              <w:t>Rs</w:t>
+            </w:r>
+            <w:proofErr w:type="spellEnd"/>
             <w:r>
               <w:rPr>
                 <w:rFonts w:cstheme="minorHAnsi"/>
                 <w:b/>
-                <w:color w:val="FF0000"/>
                 <w:sz w:val="24"/>
                 <w:szCs w:val="24"/>
               </w:rPr>
-              <w:t>Rs.</w:t>
-            </w:r>
-            <w:r>
-              <w:rPr>
-                <w:rFonts w:ascii="Roboto" w:hAnsi="Roboto"/>
-                <w:color w:val="FF0000"/>
-              </w:rPr>
-              <w:t>[</w:t>
-            </w:r>
-            <w:proofErr w:type="gramEnd"/>
-            <w:r>
-              <w:rPr>
-                <w:rFonts w:ascii="Roboto" w:hAnsi="Roboto"/>
-                <w:color w:val="FF0000"/>
-              </w:rPr>
-              <w:t>Face Value]/-</w:t>
+              <w:t>.</w:t>
+            </w:r>
+            <w:r>
+              <w:rPr>
+                <w:rFonts w:ascii="Roboto" w:hAnsi="Roboto"/>
+                <w:b/>
+              </w:rPr>
+              <w:t>[Face Value]/-</w:t>
             </w:r>
           </w:p>
         </w:tc>
         <w:tc>
           <w:tcPr>
-            <w:tcW w:w="1701" w:type="dxa"/>
+            <w:tcW w:w="1695" w:type="dxa"/>
           </w:tcPr>
           <w:p>
-            <w:r>
-              <w:rPr>
-                <w:rStyle w:val="zw-portion"/>
-                <w:rFonts w:ascii="Roboto" w:hAnsi="Roboto"/>
-                <w:color w:val="FF0000"/>
-                <w:shd w:val="clear" w:color="auto" w:fill="FFFFFF"/>
-              </w:rPr>
-              <w:t> [SC1]</w:t>
-            </w:r>
-            <w:r>
-              <w:rPr>
-                <w:rStyle w:val="eop-readonly"/>
-                <w:rFonts w:ascii="Roboto" w:hAnsi="Roboto"/>
-                <w:color w:val="000000"/>
-                <w:shd w:val="clear" w:color="auto" w:fill="FFFFFF"/>
-              </w:rPr>
-              <w:t> </w:t>
+            <w:pPr>
+              <w:rPr>
+                <w:rFonts w:ascii="Roboto" w:hAnsi="Roboto"/>
+                <w:b/>
+              </w:rPr>
+            </w:pPr>
+            <w:r>
+              <w:rPr>
+                <w:rFonts w:ascii="Roboto" w:hAnsi="Roboto"/>
+                <w:b/>
+              </w:rPr>
+              <w:t xml:space="preserve">        [SC1]</w:t>
             </w:r>
           </w:p>
         </w:tc>
         <w:tc>
           <w:tcPr>
-            <w:tcW w:w="2126" w:type="dxa"/>
+            <w:tcW w:w="2114" w:type="dxa"/>
             <w:gridSpan w:val="2"/>
           </w:tcPr>
           <w:p>
-            <w:r>
-              <w:rPr>
-                <w:rStyle w:val="zw-portion"/>
-                <w:rFonts w:ascii="Roboto" w:hAnsi="Roboto"/>
-                <w:color w:val="FF0000"/>
-                <w:shd w:val="clear" w:color="auto" w:fill="FFFFFF"/>
-              </w:rPr>
-              <w:t>[DN1]</w:t>
-            </w:r>
-            <w:r>
-              <w:rPr>
-                <w:rStyle w:val="eop-readonly"/>
-                <w:rFonts w:ascii="Roboto" w:hAnsi="Roboto"/>
-                <w:color w:val="000000"/>
-                <w:shd w:val="clear" w:color="auto" w:fill="FFFFFF"/>
-              </w:rPr>
-              <w:t> </w:t>
+            <w:pPr>
+              <w:ind w:right="573"/>
+              <w:rPr>
+                <w:rFonts w:ascii="Arial" w:eastAsia="Times New Roman" w:hAnsi="Arial" w:cs="Arial"/>
+                <w:b/>
+                <w:sz w:val="20"/>
+                <w:szCs w:val="20"/>
+              </w:rPr>
+            </w:pPr>
+            <w:r>
+              <w:rPr>
+                <w:rFonts w:ascii="Roboto" w:hAnsi="Roboto"/>
+                <w:b/>
+              </w:rPr>
+              <w:t xml:space="preserve">          [DN1]</w:t>
             </w:r>
           </w:p>
         </w:tc>
@@ -1067,42 +1053,44 @@
       <w:tr>
         <w:tc>
           <w:tcPr>
-            <w:tcW w:w="1697" w:type="dxa"/>
+            <w:tcW w:w="1689" w:type="dxa"/>
           </w:tcPr>
           <w:p>
             <w:pPr>
-              <w:spacing w:after="1"/>
-              <w:rPr>
-                <w:rFonts w:ascii="Roboto" w:hAnsi="Roboto"/>
-                <w:color w:val="FF0000"/>
+              <w:rPr>
+                <w:rFonts w:ascii="Arial" w:eastAsia="Times New Roman" w:hAnsi="Arial" w:cs="Arial"/>
+                <w:b/>
+                <w:sz w:val="20"/>
+                <w:szCs w:val="20"/>
               </w:rPr>
             </w:pPr>
             <w:r>
               <w:rPr>
                 <w:rFonts w:ascii="Roboto" w:hAnsi="Roboto"/>
-                <w:color w:val="FF0000"/>
-              </w:rPr>
-              <w:t>[Company Name]</w:t>
+                <w:b/>
+              </w:rPr>
+              <w:t xml:space="preserve"> [Company Name]</w:t>
             </w:r>
           </w:p>
         </w:tc>
         <w:tc>
           <w:tcPr>
-            <w:tcW w:w="1418" w:type="dxa"/>
-            <w:vAlign w:val="bottom"/>
+            <w:tcW w:w="1409" w:type="dxa"/>
           </w:tcPr>
           <w:p>
             <w:pPr>
-              <w:spacing w:after="1"/>
-              <w:rPr>
-                <w:rFonts w:ascii="Roboto" w:hAnsi="Roboto"/>
-                <w:color w:val="FF0000"/>
+              <w:jc w:val="center"/>
+              <w:rPr>
+                <w:rFonts w:ascii="Arial" w:eastAsia="Times New Roman" w:hAnsi="Arial" w:cs="Arial"/>
+                <w:b/>
+                <w:sz w:val="20"/>
+                <w:szCs w:val="20"/>
               </w:rPr>
             </w:pPr>
             <w:r>
               <w:rPr>
                 <w:rFonts w:ascii="Roboto" w:hAnsi="Roboto"/>
-                <w:color w:val="FF0000"/>
+                <w:b/>
               </w:rPr>
               <w:t>[Folio No]</w:t>
             </w:r>
@@ -1110,21 +1098,19 @@
         </w:tc>
         <w:tc>
           <w:tcPr>
-            <w:tcW w:w="1134" w:type="dxa"/>
-            <w:vAlign w:val="bottom"/>
+            <w:tcW w:w="1183" w:type="dxa"/>
           </w:tcPr>
           <w:p>
             <w:pPr>
-              <w:spacing w:after="1"/>
-              <w:rPr>
-                <w:rFonts w:ascii="Roboto" w:hAnsi="Roboto"/>
-                <w:color w:val="FF0000"/>
+              <w:jc w:val="center"/>
+              <w:rPr>
+                <w:b/>
               </w:rPr>
             </w:pPr>
             <w:r>
               <w:rPr>
                 <w:rFonts w:ascii="Roboto" w:hAnsi="Roboto"/>
-                <w:color w:val="FF0000"/>
+                <w:b/>
               </w:rPr>
               <w:t>[NOS2]</w:t>
             </w:r>
@@ -1132,123 +1118,84 @@
         </w:tc>
         <w:tc>
           <w:tcPr>
-            <w:tcW w:w="1984" w:type="dxa"/>
+            <w:tcW w:w="1970" w:type="dxa"/>
           </w:tcPr>
           <w:p>
             <w:pPr>
-              <w:spacing w:after="1"/>
+              <w:rPr>
+                <w:b/>
+              </w:rPr>
+            </w:pPr>
+            <w:proofErr w:type="spellStart"/>
+            <w:r>
               <w:rPr>
                 <w:rFonts w:cstheme="minorHAnsi"/>
                 <w:b/>
-                <w:color w:val="FF0000"/>
                 <w:sz w:val="24"/>
                 <w:szCs w:val="24"/>
               </w:rPr>
-            </w:pPr>
-            <w:proofErr w:type="gramStart"/>
+              <w:t>Rs</w:t>
+            </w:r>
+            <w:proofErr w:type="spellEnd"/>
             <w:r>
               <w:rPr>
                 <w:rFonts w:cstheme="minorHAnsi"/>
                 <w:b/>
-                <w:color w:val="FF0000"/>
                 <w:sz w:val="24"/>
                 <w:szCs w:val="24"/>
               </w:rPr>
-              <w:t>Rs.</w:t>
-            </w:r>
-            <w:r>
-              <w:rPr>
-                <w:rFonts w:ascii="Roboto" w:hAnsi="Roboto"/>
-                <w:color w:val="FF0000"/>
-              </w:rPr>
-              <w:t>[</w:t>
-            </w:r>
-            <w:proofErr w:type="gramEnd"/>
-            <w:r>
-              <w:rPr>
-                <w:rFonts w:ascii="Roboto" w:hAnsi="Roboto"/>
-                <w:color w:val="FF0000"/>
-              </w:rPr>
-              <w:t>Face Value]</w:t>
-            </w:r>
-            <w:r>
-              <w:rPr>
-                <w:rFonts w:cstheme="minorHAnsi"/>
-                <w:b/>
-                <w:color w:val="FF0000"/>
-                <w:sz w:val="24"/>
-                <w:szCs w:val="24"/>
-              </w:rPr>
-              <w:t>/-</w:t>
+              <w:t>.</w:t>
+            </w:r>
+            <w:r>
+              <w:rPr>
+                <w:rFonts w:ascii="Roboto" w:hAnsi="Roboto"/>
+                <w:b/>
+              </w:rPr>
+              <w:t>[Face Value]/-</w:t>
             </w:r>
           </w:p>
         </w:tc>
         <w:tc>
           <w:tcPr>
-            <w:tcW w:w="1701" w:type="dxa"/>
+            <w:tcW w:w="1695" w:type="dxa"/>
           </w:tcPr>
           <w:p>
-            <w:r>
-              <w:rPr>
-                <w:rStyle w:val="zw-portion"/>
-                <w:rFonts w:ascii="Roboto" w:hAnsi="Roboto"/>
-                <w:color w:val="FF0000"/>
-                <w:shd w:val="clear" w:color="auto" w:fill="FFFFFF"/>
-              </w:rPr>
-              <w:t> [SC2</w:t>
-            </w:r>
-            <w:r>
-              <w:rPr>
-                <w:rStyle w:val="zw-portion"/>
-                <w:rFonts w:ascii="Roboto" w:hAnsi="Roboto"/>
-                <w:color w:val="FF0000"/>
-                <w:shd w:val="clear" w:color="auto" w:fill="FFFFFF"/>
-              </w:rPr>
-              <w:t>]</w:t>
-            </w:r>
-            <w:r>
-              <w:rPr>
-                <w:rStyle w:val="eop-readonly"/>
-                <w:rFonts w:ascii="Roboto" w:hAnsi="Roboto"/>
-                <w:color w:val="000000"/>
-                <w:shd w:val="clear" w:color="auto" w:fill="FFFFFF"/>
-              </w:rPr>
-              <w:t> </w:t>
+            <w:pPr>
+              <w:rPr>
+                <w:rFonts w:ascii="Arial" w:eastAsia="Times New Roman" w:hAnsi="Arial" w:cs="Arial"/>
+                <w:b/>
+                <w:sz w:val="20"/>
+                <w:szCs w:val="20"/>
+              </w:rPr>
+            </w:pPr>
+            <w:r>
+              <w:rPr>
+                <w:rFonts w:ascii="Roboto" w:hAnsi="Roboto"/>
+                <w:b/>
+              </w:rPr>
+              <w:t xml:space="preserve">        [SC2]</w:t>
             </w:r>
           </w:p>
         </w:tc>
         <w:tc>
           <w:tcPr>
-            <w:tcW w:w="2126" w:type="dxa"/>
+            <w:tcW w:w="2114" w:type="dxa"/>
             <w:gridSpan w:val="2"/>
           </w:tcPr>
           <w:p>
-            <w:r>
-              <w:rPr>
-                <w:rStyle w:val="zw-portion"/>
-                <w:rFonts w:ascii="Roboto" w:hAnsi="Roboto"/>
-                <w:color w:val="FF0000"/>
-                <w:shd w:val="clear" w:color="auto" w:fill="FFFFFF"/>
-              </w:rPr>
-              <w:t>[DN2</w:t>
-            </w:r>
-            <w:r>
-              <w:rPr>
-                <w:rStyle w:val="zw-portion"/>
-                <w:rFonts w:ascii="Roboto" w:hAnsi="Roboto"/>
-                <w:color w:val="FF0000"/>
-                <w:shd w:val="clear" w:color="auto" w:fill="FFFFFF"/>
-              </w:rPr>
-              <w:t>]</w:t>
-            </w:r>
-            <w:r>
-              <w:rPr>
-                <w:rStyle w:val="eop-readonly"/>
-                <w:rFonts w:ascii="Roboto" w:hAnsi="Roboto"/>
-                <w:color w:val="000000"/>
-                <w:shd w:val="clear" w:color="auto" w:fill="FFFFFF"/>
-              </w:rPr>
-              <w:t> </w:t>
+            <w:pPr>
+              <w:ind w:right="573"/>
+              <w:rPr>
+                <w:rFonts w:ascii="Roboto" w:hAnsi="Roboto"/>
+                <w:b/>
+              </w:rPr>
+            </w:pPr>
+            <w:r>
+              <w:rPr>
+                <w:rFonts w:ascii="Roboto" w:hAnsi="Roboto"/>
+                <w:b/>
+              </w:rPr>
+              <w:t xml:space="preserve">          [DN2]</w:t>
             </w:r>
           </w:p>
         </w:tc>
@@ -1256,42 +1203,44 @@
       <w:tr>
         <w:tc>
           <w:tcPr>
-            <w:tcW w:w="1697" w:type="dxa"/>
+            <w:tcW w:w="1689" w:type="dxa"/>
           </w:tcPr>
           <w:p>
             <w:pPr>
-              <w:spacing w:after="1"/>
-              <w:rPr>
-                <w:rFonts w:ascii="Roboto" w:hAnsi="Roboto"/>
-                <w:color w:val="FF0000"/>
+              <w:rPr>
+                <w:rFonts w:ascii="Arial" w:eastAsia="Times New Roman" w:hAnsi="Arial" w:cs="Arial"/>
+                <w:b/>
+                <w:sz w:val="20"/>
+                <w:szCs w:val="20"/>
               </w:rPr>
             </w:pPr>
             <w:r>
               <w:rPr>
                 <w:rFonts w:ascii="Roboto" w:hAnsi="Roboto"/>
-                <w:color w:val="FF0000"/>
-              </w:rPr>
-              <w:t>[Company Name]</w:t>
+                <w:b/>
+              </w:rPr>
+              <w:t xml:space="preserve"> [Company Name]</w:t>
             </w:r>
           </w:p>
         </w:tc>
         <w:tc>
           <w:tcPr>
-            <w:tcW w:w="1418" w:type="dxa"/>
-            <w:vAlign w:val="bottom"/>
+            <w:tcW w:w="1409" w:type="dxa"/>
           </w:tcPr>
           <w:p>
             <w:pPr>
-              <w:spacing w:after="1"/>
-              <w:rPr>
-                <w:rFonts w:ascii="Roboto" w:hAnsi="Roboto"/>
-                <w:color w:val="FF0000"/>
+              <w:jc w:val="center"/>
+              <w:rPr>
+                <w:rFonts w:ascii="Arial" w:eastAsia="Times New Roman" w:hAnsi="Arial" w:cs="Arial"/>
+                <w:b/>
+                <w:sz w:val="20"/>
+                <w:szCs w:val="20"/>
               </w:rPr>
             </w:pPr>
             <w:r>
               <w:rPr>
                 <w:rFonts w:ascii="Roboto" w:hAnsi="Roboto"/>
-                <w:color w:val="FF0000"/>
+                <w:b/>
               </w:rPr>
               <w:t>[Folio No]</w:t>
             </w:r>
@@ -1299,21 +1248,19 @@
         </w:tc>
         <w:tc>
           <w:tcPr>
-            <w:tcW w:w="1134" w:type="dxa"/>
-            <w:vAlign w:val="bottom"/>
+            <w:tcW w:w="1183" w:type="dxa"/>
           </w:tcPr>
           <w:p>
             <w:pPr>
-              <w:spacing w:after="1"/>
-              <w:rPr>
-                <w:rFonts w:ascii="Roboto" w:hAnsi="Roboto"/>
-                <w:color w:val="FF0000"/>
+              <w:jc w:val="center"/>
+              <w:rPr>
+                <w:b/>
               </w:rPr>
             </w:pPr>
             <w:r>
               <w:rPr>
                 <w:rFonts w:ascii="Roboto" w:hAnsi="Roboto"/>
-                <w:color w:val="FF0000"/>
+                <w:b/>
               </w:rPr>
               <w:t>[NOS3]</w:t>
             </w:r>
@@ -1321,113 +1268,93 @@
         </w:tc>
         <w:tc>
           <w:tcPr>
-            <w:tcW w:w="1984" w:type="dxa"/>
+            <w:tcW w:w="1970" w:type="dxa"/>
           </w:tcPr>
           <w:p>
             <w:pPr>
-              <w:spacing w:after="1"/>
+              <w:rPr>
+                <w:b/>
+              </w:rPr>
+            </w:pPr>
+            <w:proofErr w:type="spellStart"/>
+            <w:r>
               <w:rPr>
                 <w:rFonts w:cstheme="minorHAnsi"/>
                 <w:b/>
-                <w:color w:val="FF0000"/>
                 <w:sz w:val="24"/>
                 <w:szCs w:val="24"/>
               </w:rPr>
-            </w:pPr>
-            <w:proofErr w:type="gramStart"/>
+              <w:t>Rs</w:t>
+            </w:r>
+            <w:proofErr w:type="spellEnd"/>
             <w:r>
               <w:rPr>
                 <w:rFonts w:cstheme="minorHAnsi"/>
                 <w:b/>
-                <w:color w:val="FF0000"/>
                 <w:sz w:val="24"/>
                 <w:szCs w:val="24"/>
               </w:rPr>
-              <w:t>Rs.</w:t>
-            </w:r>
-            <w:r>
-              <w:rPr>
-                <w:rFonts w:ascii="Roboto" w:hAnsi="Roboto"/>
-                <w:color w:val="FF0000"/>
-              </w:rPr>
-              <w:t>[</w:t>
-            </w:r>
-            <w:proofErr w:type="gramEnd"/>
-            <w:r>
-              <w:rPr>
-                <w:rFonts w:ascii="Roboto" w:hAnsi="Roboto"/>
-                <w:color w:val="FF0000"/>
-              </w:rPr>
-              <w:t>Face Value]/-</w:t>
+              <w:t>.</w:t>
+            </w:r>
+            <w:r>
+              <w:rPr>
+                <w:rFonts w:ascii="Roboto" w:hAnsi="Roboto"/>
+                <w:b/>
+              </w:rPr>
+              <w:t>[Face Value]/-</w:t>
             </w:r>
           </w:p>
         </w:tc>
         <w:tc>
           <w:tcPr>
-            <w:tcW w:w="1701" w:type="dxa"/>
+            <w:tcW w:w="1695" w:type="dxa"/>
           </w:tcPr>
           <w:p>
-            <w:r>
-              <w:rPr>
-                <w:rStyle w:val="zw-portion"/>
-                <w:rFonts w:ascii="Roboto" w:hAnsi="Roboto"/>
-                <w:color w:val="FF0000"/>
-                <w:shd w:val="clear" w:color="auto" w:fill="FFFFFF"/>
-              </w:rPr>
-              <w:t> [SC3</w:t>
-            </w:r>
-            <w:r>
-              <w:rPr>
-                <w:rStyle w:val="zw-portion"/>
-                <w:rFonts w:ascii="Roboto" w:hAnsi="Roboto"/>
-                <w:color w:val="FF0000"/>
-                <w:shd w:val="clear" w:color="auto" w:fill="FFFFFF"/>
-              </w:rPr>
-              <w:t>]</w:t>
-            </w:r>
-            <w:r>
-              <w:rPr>
-                <w:rStyle w:val="eop-readonly"/>
-                <w:rFonts w:ascii="Roboto" w:hAnsi="Roboto"/>
-                <w:color w:val="000000"/>
-                <w:shd w:val="clear" w:color="auto" w:fill="FFFFFF"/>
-              </w:rPr>
-              <w:t> </w:t>
+            <w:pPr>
+              <w:rPr>
+                <w:rFonts w:ascii="Arial" w:eastAsia="Times New Roman" w:hAnsi="Arial" w:cs="Arial"/>
+                <w:b/>
+                <w:sz w:val="20"/>
+                <w:szCs w:val="20"/>
+              </w:rPr>
+            </w:pPr>
+            <w:r>
+              <w:rPr>
+                <w:rFonts w:ascii="Arial" w:eastAsia="Times New Roman" w:hAnsi="Arial" w:cs="Arial"/>
+                <w:b/>
+                <w:sz w:val="20"/>
+                <w:szCs w:val="20"/>
+              </w:rPr>
+              <w:t xml:space="preserve">        </w:t>
+            </w:r>
+            <w:r>
+              <w:rPr>
+                <w:rFonts w:ascii="Roboto" w:hAnsi="Roboto"/>
+                <w:b/>
+              </w:rPr>
+              <w:t>[SC3]</w:t>
             </w:r>
           </w:p>
         </w:tc>
         <w:tc>
           <w:tcPr>
-            <w:tcW w:w="2126" w:type="dxa"/>
+            <w:tcW w:w="2114" w:type="dxa"/>
             <w:gridSpan w:val="2"/>
           </w:tcPr>
           <w:p>
-            <w:r>
-              <w:rPr>
-                <w:rStyle w:val="zw-portion"/>
-                <w:rFonts w:ascii="Roboto" w:hAnsi="Roboto"/>
-                <w:color w:val="FF0000"/>
-                <w:shd w:val="clear" w:color="auto" w:fill="FFFFFF"/>
-              </w:rPr>
-              <w:t>[DN3</w:t>
-            </w:r>
-            <w:r>
-              <w:rPr>
-                <w:rStyle w:val="zw-portion"/>
-                <w:rFonts w:ascii="Roboto" w:hAnsi="Roboto"/>
-                <w:color w:val="FF0000"/>
-                <w:shd w:val="clear" w:color="auto" w:fill="FFFFFF"/>
-              </w:rPr>
-              <w:t>]</w:t>
-            </w:r>
-            <w:r>
-              <w:rPr>
-                <w:rStyle w:val="eop-readonly"/>
-                <w:rFonts w:ascii="Roboto" w:hAnsi="Roboto"/>
-                <w:color w:val="000000"/>
-                <w:shd w:val="clear" w:color="auto" w:fill="FFFFFF"/>
-              </w:rPr>
-              <w:t> </w:t>
+            <w:pPr>
+              <w:ind w:right="573"/>
+              <w:rPr>
+                <w:rFonts w:ascii="Roboto" w:hAnsi="Roboto"/>
+                <w:b/>
+              </w:rPr>
+            </w:pPr>
+            <w:r>
+              <w:rPr>
+                <w:rFonts w:ascii="Roboto" w:hAnsi="Roboto"/>
+                <w:b/>
+              </w:rPr>
+              <w:t xml:space="preserve">          [DN3]</w:t>
             </w:r>
           </w:p>
         </w:tc>
@@ -1435,42 +1362,44 @@
       <w:tr>
         <w:tc>
           <w:tcPr>
-            <w:tcW w:w="1697" w:type="dxa"/>
+            <w:tcW w:w="1689" w:type="dxa"/>
           </w:tcPr>
           <w:p>
             <w:pPr>
-              <w:spacing w:after="1"/>
-              <w:rPr>
-                <w:rFonts w:ascii="Roboto" w:hAnsi="Roboto"/>
-                <w:color w:val="FF0000"/>
+              <w:rPr>
+                <w:rFonts w:ascii="Arial" w:eastAsia="Times New Roman" w:hAnsi="Arial" w:cs="Arial"/>
+                <w:b/>
+                <w:sz w:val="20"/>
+                <w:szCs w:val="20"/>
               </w:rPr>
             </w:pPr>
             <w:r>
               <w:rPr>
                 <w:rFonts w:ascii="Roboto" w:hAnsi="Roboto"/>
-                <w:color w:val="FF0000"/>
-              </w:rPr>
-              <w:t>[Company Name]</w:t>
+                <w:b/>
+              </w:rPr>
+              <w:t xml:space="preserve"> [Company Name]</w:t>
             </w:r>
           </w:p>
         </w:tc>
         <w:tc>
           <w:tcPr>
-            <w:tcW w:w="1418" w:type="dxa"/>
-            <w:vAlign w:val="bottom"/>
+            <w:tcW w:w="1409" w:type="dxa"/>
           </w:tcPr>
           <w:p>
             <w:pPr>
-              <w:spacing w:after="1"/>
-              <w:rPr>
-                <w:rFonts w:ascii="Roboto" w:hAnsi="Roboto"/>
-                <w:color w:val="FF0000"/>
+              <w:jc w:val="center"/>
+              <w:rPr>
+                <w:rFonts w:ascii="Arial" w:eastAsia="Times New Roman" w:hAnsi="Arial" w:cs="Arial"/>
+                <w:b/>
+                <w:sz w:val="20"/>
+                <w:szCs w:val="20"/>
               </w:rPr>
             </w:pPr>
             <w:r>
               <w:rPr>
                 <w:rFonts w:ascii="Roboto" w:hAnsi="Roboto"/>
-                <w:color w:val="FF0000"/>
+                <w:b/>
               </w:rPr>
               <w:t>[Folio No]</w:t>
             </w:r>
@@ -1478,21 +1407,19 @@
         </w:tc>
         <w:tc>
           <w:tcPr>
-            <w:tcW w:w="1134" w:type="dxa"/>
-            <w:vAlign w:val="bottom"/>
+            <w:tcW w:w="1183" w:type="dxa"/>
           </w:tcPr>
           <w:p>
             <w:pPr>
-              <w:spacing w:after="1"/>
-              <w:rPr>
-                <w:rFonts w:ascii="Roboto" w:hAnsi="Roboto"/>
-                <w:color w:val="FF0000"/>
+              <w:jc w:val="center"/>
+              <w:rPr>
+                <w:b/>
               </w:rPr>
             </w:pPr>
             <w:r>
               <w:rPr>
                 <w:rFonts w:ascii="Roboto" w:hAnsi="Roboto"/>
-                <w:color w:val="FF0000"/>
+                <w:b/>
               </w:rPr>
               <w:t>[NOS4]</w:t>
             </w:r>
@@ -1500,113 +1427,93 @@
         </w:tc>
         <w:tc>
           <w:tcPr>
-            <w:tcW w:w="1984" w:type="dxa"/>
+            <w:tcW w:w="1970" w:type="dxa"/>
           </w:tcPr>
           <w:p>
             <w:pPr>
-              <w:spacing w:after="1"/>
+              <w:rPr>
+                <w:b/>
+              </w:rPr>
+            </w:pPr>
+            <w:proofErr w:type="spellStart"/>
+            <w:r>
               <w:rPr>
                 <w:rFonts w:cstheme="minorHAnsi"/>
                 <w:b/>
-                <w:color w:val="FF0000"/>
                 <w:sz w:val="24"/>
                 <w:szCs w:val="24"/>
               </w:rPr>
-            </w:pPr>
-            <w:proofErr w:type="gramStart"/>
+              <w:t>Rs</w:t>
+            </w:r>
+            <w:proofErr w:type="spellEnd"/>
             <w:r>
               <w:rPr>
                 <w:rFonts w:cstheme="minorHAnsi"/>
                 <w:b/>
-                <w:color w:val="FF0000"/>
                 <w:sz w:val="24"/>
                 <w:szCs w:val="24"/>
               </w:rPr>
-              <w:t>Rs.</w:t>
-            </w:r>
-            <w:r>
-              <w:rPr>
-                <w:rFonts w:ascii="Roboto" w:hAnsi="Roboto"/>
-                <w:color w:val="FF0000"/>
-              </w:rPr>
-              <w:t>[</w:t>
-            </w:r>
-            <w:proofErr w:type="gramEnd"/>
-            <w:r>
-              <w:rPr>
-                <w:rFonts w:ascii="Roboto" w:hAnsi="Roboto"/>
-                <w:color w:val="FF0000"/>
-              </w:rPr>
-              <w:t>Face Value]/-</w:t>
+              <w:t>.</w:t>
+            </w:r>
+            <w:r>
+              <w:rPr>
+                <w:rFonts w:ascii="Roboto" w:hAnsi="Roboto"/>
+                <w:b/>
+              </w:rPr>
+              <w:t>[Face Value]/-</w:t>
             </w:r>
           </w:p>
         </w:tc>
         <w:tc>
           <w:tcPr>
-            <w:tcW w:w="1701" w:type="dxa"/>
+            <w:tcW w:w="1695" w:type="dxa"/>
           </w:tcPr>
           <w:p>
-            <w:r>
-              <w:rPr>
-                <w:rStyle w:val="zw-portion"/>
-                <w:rFonts w:ascii="Roboto" w:hAnsi="Roboto"/>
-                <w:color w:val="FF0000"/>
-                <w:shd w:val="clear" w:color="auto" w:fill="FFFFFF"/>
-              </w:rPr>
-              <w:t> [SC4</w:t>
-            </w:r>
-            <w:r>
-              <w:rPr>
-                <w:rStyle w:val="zw-portion"/>
-                <w:rFonts w:ascii="Roboto" w:hAnsi="Roboto"/>
-                <w:color w:val="FF0000"/>
-                <w:shd w:val="clear" w:color="auto" w:fill="FFFFFF"/>
-              </w:rPr>
-              <w:t>]</w:t>
-            </w:r>
-            <w:r>
-              <w:rPr>
-                <w:rStyle w:val="eop-readonly"/>
-                <w:rFonts w:ascii="Roboto" w:hAnsi="Roboto"/>
-                <w:color w:val="000000"/>
-                <w:shd w:val="clear" w:color="auto" w:fill="FFFFFF"/>
-              </w:rPr>
-              <w:t> </w:t>
+            <w:pPr>
+              <w:rPr>
+                <w:rFonts w:ascii="Arial" w:eastAsia="Times New Roman" w:hAnsi="Arial" w:cs="Arial"/>
+                <w:b/>
+                <w:sz w:val="20"/>
+                <w:szCs w:val="20"/>
+              </w:rPr>
+            </w:pPr>
+            <w:r>
+              <w:rPr>
+                <w:rFonts w:ascii="Arial" w:eastAsia="Times New Roman" w:hAnsi="Arial" w:cs="Arial"/>
+                <w:b/>
+                <w:sz w:val="20"/>
+                <w:szCs w:val="20"/>
+              </w:rPr>
+              <w:t xml:space="preserve">        </w:t>
+            </w:r>
+            <w:r>
+              <w:rPr>
+                <w:rFonts w:ascii="Roboto" w:hAnsi="Roboto"/>
+                <w:b/>
+              </w:rPr>
+              <w:t>[SC4]</w:t>
             </w:r>
           </w:p>
         </w:tc>
         <w:tc>
           <w:tcPr>
-            <w:tcW w:w="2126" w:type="dxa"/>
+            <w:tcW w:w="2114" w:type="dxa"/>
             <w:gridSpan w:val="2"/>
           </w:tcPr>
           <w:p>
-            <w:r>
-              <w:rPr>
-                <w:rStyle w:val="zw-portion"/>
-                <w:rFonts w:ascii="Roboto" w:hAnsi="Roboto"/>
-                <w:color w:val="FF0000"/>
-                <w:shd w:val="clear" w:color="auto" w:fill="FFFFFF"/>
-              </w:rPr>
-              <w:t>[DN4</w:t>
-            </w:r>
-            <w:r>
-              <w:rPr>
-                <w:rStyle w:val="zw-portion"/>
-                <w:rFonts w:ascii="Roboto" w:hAnsi="Roboto"/>
-                <w:color w:val="FF0000"/>
-                <w:shd w:val="clear" w:color="auto" w:fill="FFFFFF"/>
-              </w:rPr>
-              <w:t>]</w:t>
-            </w:r>
-            <w:r>
-              <w:rPr>
-                <w:rStyle w:val="eop-readonly"/>
-                <w:rFonts w:ascii="Roboto" w:hAnsi="Roboto"/>
-                <w:color w:val="000000"/>
-                <w:shd w:val="clear" w:color="auto" w:fill="FFFFFF"/>
-              </w:rPr>
-              <w:t> </w:t>
+            <w:pPr>
+              <w:ind w:right="573"/>
+              <w:rPr>
+                <w:rFonts w:ascii="Roboto" w:hAnsi="Roboto"/>
+                <w:b/>
+              </w:rPr>
+            </w:pPr>
+            <w:r>
+              <w:rPr>
+                <w:rFonts w:ascii="Roboto" w:hAnsi="Roboto"/>
+                <w:b/>
+              </w:rPr>
+              <w:t xml:space="preserve">          [DN4]</w:t>
             </w:r>
           </w:p>
         </w:tc>
@@ -1614,42 +1521,44 @@
       <w:tr>
         <w:tc>
           <w:tcPr>
-            <w:tcW w:w="1697" w:type="dxa"/>
+            <w:tcW w:w="1689" w:type="dxa"/>
           </w:tcPr>
           <w:p>
             <w:pPr>
-              <w:spacing w:after="1"/>
-              <w:rPr>
-                <w:rFonts w:ascii="Roboto" w:hAnsi="Roboto"/>
-                <w:color w:val="FF0000"/>
+              <w:rPr>
+                <w:rFonts w:ascii="Arial" w:eastAsia="Times New Roman" w:hAnsi="Arial" w:cs="Arial"/>
+                <w:b/>
+                <w:sz w:val="20"/>
+                <w:szCs w:val="20"/>
               </w:rPr>
             </w:pPr>
             <w:r>
               <w:rPr>
                 <w:rFonts w:ascii="Roboto" w:hAnsi="Roboto"/>
-                <w:color w:val="FF0000"/>
-              </w:rPr>
-              <w:t>[Company Name]</w:t>
+                <w:b/>
+              </w:rPr>
+              <w:t xml:space="preserve"> [Company Name]</w:t>
             </w:r>
           </w:p>
         </w:tc>
         <w:tc>
           <w:tcPr>
-            <w:tcW w:w="1418" w:type="dxa"/>
-            <w:vAlign w:val="bottom"/>
+            <w:tcW w:w="1409" w:type="dxa"/>
           </w:tcPr>
           <w:p>
             <w:pPr>
-              <w:spacing w:after="1"/>
-              <w:rPr>
-                <w:rFonts w:ascii="Roboto" w:hAnsi="Roboto"/>
-                <w:color w:val="FF0000"/>
+              <w:jc w:val="center"/>
+              <w:rPr>
+                <w:rFonts w:ascii="Arial" w:eastAsia="Times New Roman" w:hAnsi="Arial" w:cs="Arial"/>
+                <w:b/>
+                <w:sz w:val="20"/>
+                <w:szCs w:val="20"/>
               </w:rPr>
             </w:pPr>
             <w:r>
               <w:rPr>
                 <w:rFonts w:ascii="Roboto" w:hAnsi="Roboto"/>
-                <w:color w:val="FF0000"/>
+                <w:b/>
               </w:rPr>
               <w:t>[Folio No]</w:t>
             </w:r>
@@ -1657,21 +1566,19 @@
         </w:tc>
         <w:tc>
           <w:tcPr>
-            <w:tcW w:w="1134" w:type="dxa"/>
-            <w:vAlign w:val="bottom"/>
+            <w:tcW w:w="1183" w:type="dxa"/>
           </w:tcPr>
           <w:p>
             <w:pPr>
-              <w:spacing w:after="1"/>
-              <w:rPr>
-                <w:rFonts w:ascii="Roboto" w:hAnsi="Roboto"/>
-                <w:color w:val="FF0000"/>
+              <w:jc w:val="center"/>
+              <w:rPr>
+                <w:b/>
               </w:rPr>
             </w:pPr>
             <w:r>
               <w:rPr>
                 <w:rFonts w:ascii="Roboto" w:hAnsi="Roboto"/>
-                <w:color w:val="FF0000"/>
+                <w:b/>
               </w:rPr>
               <w:t>[NOS5]</w:t>
             </w:r>
@@ -1679,113 +1586,1094 @@
         </w:tc>
         <w:tc>
           <w:tcPr>
-            <w:tcW w:w="1984" w:type="dxa"/>
+            <w:tcW w:w="1970" w:type="dxa"/>
           </w:tcPr>
           <w:p>
             <w:pPr>
-              <w:spacing w:after="1"/>
+              <w:rPr>
+                <w:b/>
+              </w:rPr>
+            </w:pPr>
+            <w:proofErr w:type="spellStart"/>
+            <w:r>
               <w:rPr>
                 <w:rFonts w:cstheme="minorHAnsi"/>
                 <w:b/>
-                <w:color w:val="FF0000"/>
                 <w:sz w:val="24"/>
                 <w:szCs w:val="24"/>
               </w:rPr>
-            </w:pPr>
-            <w:proofErr w:type="gramStart"/>
+              <w:t>Rs</w:t>
+            </w:r>
+            <w:proofErr w:type="spellEnd"/>
             <w:r>
               <w:rPr>
                 <w:rFonts w:cstheme="minorHAnsi"/>
                 <w:b/>
-                <w:color w:val="FF0000"/>
                 <w:sz w:val="24"/>
                 <w:szCs w:val="24"/>
               </w:rPr>
-              <w:t>Rs.</w:t>
-            </w:r>
-            <w:r>
-              <w:rPr>
-                <w:rFonts w:ascii="Roboto" w:hAnsi="Roboto"/>
-                <w:color w:val="FF0000"/>
-              </w:rPr>
-              <w:t>[</w:t>
-            </w:r>
-            <w:proofErr w:type="gramEnd"/>
-            <w:r>
-              <w:rPr>
-                <w:rFonts w:ascii="Roboto" w:hAnsi="Roboto"/>
-                <w:color w:val="FF0000"/>
-              </w:rPr>
-              <w:t>Face Value]/-</w:t>
+              <w:t>.</w:t>
+            </w:r>
+            <w:r>
+              <w:rPr>
+                <w:rFonts w:ascii="Roboto" w:hAnsi="Roboto"/>
+                <w:b/>
+              </w:rPr>
+              <w:t>[Face Value]/-</w:t>
             </w:r>
           </w:p>
         </w:tc>
         <w:tc>
           <w:tcPr>
-            <w:tcW w:w="1701" w:type="dxa"/>
+            <w:tcW w:w="1695" w:type="dxa"/>
           </w:tcPr>
           <w:p>
-            <w:r>
-              <w:rPr>
-                <w:rStyle w:val="zw-portion"/>
-                <w:rFonts w:ascii="Roboto" w:hAnsi="Roboto"/>
-                <w:color w:val="FF0000"/>
-                <w:shd w:val="clear" w:color="auto" w:fill="FFFFFF"/>
-              </w:rPr>
-              <w:t> [SC5</w:t>
-            </w:r>
-            <w:r>
-              <w:rPr>
-                <w:rStyle w:val="zw-portion"/>
-                <w:rFonts w:ascii="Roboto" w:hAnsi="Roboto"/>
-                <w:color w:val="FF0000"/>
-                <w:shd w:val="clear" w:color="auto" w:fill="FFFFFF"/>
-              </w:rPr>
-              <w:t>]</w:t>
-            </w:r>
-            <w:r>
-              <w:rPr>
-                <w:rStyle w:val="eop-readonly"/>
-                <w:rFonts w:ascii="Roboto" w:hAnsi="Roboto"/>
-                <w:color w:val="000000"/>
-                <w:shd w:val="clear" w:color="auto" w:fill="FFFFFF"/>
-              </w:rPr>
-              <w:t> </w:t>
+            <w:pPr>
+              <w:rPr>
+                <w:rFonts w:ascii="Arial" w:eastAsia="Times New Roman" w:hAnsi="Arial" w:cs="Arial"/>
+                <w:b/>
+                <w:sz w:val="20"/>
+                <w:szCs w:val="20"/>
+              </w:rPr>
+            </w:pPr>
+            <w:r>
+              <w:rPr>
+                <w:rFonts w:ascii="Arial" w:eastAsia="Times New Roman" w:hAnsi="Arial" w:cs="Arial"/>
+                <w:b/>
+                <w:sz w:val="20"/>
+                <w:szCs w:val="20"/>
+              </w:rPr>
+              <w:t xml:space="preserve">        </w:t>
+            </w:r>
+            <w:r>
+              <w:rPr>
+                <w:rFonts w:ascii="Roboto" w:hAnsi="Roboto"/>
+                <w:b/>
+              </w:rPr>
+              <w:t>[SC5]</w:t>
             </w:r>
           </w:p>
         </w:tc>
         <w:tc>
           <w:tcPr>
-            <w:tcW w:w="2126" w:type="dxa"/>
+            <w:tcW w:w="2114" w:type="dxa"/>
             <w:gridSpan w:val="2"/>
           </w:tcPr>
           <w:p>
-            <w:r>
-              <w:rPr>
-                <w:rStyle w:val="zw-portion"/>
-                <w:rFonts w:ascii="Roboto" w:hAnsi="Roboto"/>
-                <w:color w:val="FF0000"/>
-                <w:shd w:val="clear" w:color="auto" w:fill="FFFFFF"/>
-              </w:rPr>
-              <w:t>[DN5</w:t>
-            </w:r>
-            <w:r>
-              <w:rPr>
-                <w:rStyle w:val="zw-portion"/>
-                <w:rFonts w:ascii="Roboto" w:hAnsi="Roboto"/>
-                <w:color w:val="FF0000"/>
-                <w:shd w:val="clear" w:color="auto" w:fill="FFFFFF"/>
+            <w:pPr>
+              <w:ind w:right="573"/>
+              <w:rPr>
+                <w:rFonts w:ascii="Roboto" w:hAnsi="Roboto"/>
+                <w:b/>
+              </w:rPr>
+            </w:pPr>
+            <w:r>
+              <w:rPr>
+                <w:rFonts w:ascii="Roboto" w:hAnsi="Roboto"/>
+                <w:b/>
+              </w:rPr>
+              <w:t xml:space="preserve">          [DN5]</w:t>
+            </w:r>
+          </w:p>
+        </w:tc>
+      </w:tr>
+      <w:tr>
+        <w:tc>
+          <w:tcPr>
+            <w:tcW w:w="1689" w:type="dxa"/>
+          </w:tcPr>
+          <w:p>
+            <w:pPr>
+              <w:rPr>
+                <w:rFonts w:ascii="Roboto" w:hAnsi="Roboto"/>
+                <w:b/>
+              </w:rPr>
+            </w:pPr>
+            <w:r>
+              <w:rPr>
+                <w:rFonts w:ascii="Roboto" w:hAnsi="Roboto"/>
+                <w:b/>
+              </w:rPr>
+              <w:t xml:space="preserve"> [Company Name]</w:t>
+            </w:r>
+          </w:p>
+        </w:tc>
+        <w:tc>
+          <w:tcPr>
+            <w:tcW w:w="1409" w:type="dxa"/>
+          </w:tcPr>
+          <w:p>
+            <w:pPr>
+              <w:jc w:val="center"/>
+              <w:rPr>
+                <w:rFonts w:ascii="Roboto" w:hAnsi="Roboto"/>
+                <w:b/>
+              </w:rPr>
+            </w:pPr>
+            <w:r>
+              <w:rPr>
+                <w:rFonts w:ascii="Roboto" w:hAnsi="Roboto"/>
+                <w:b/>
+              </w:rPr>
+              <w:t>[Folio No]</w:t>
+            </w:r>
+          </w:p>
+        </w:tc>
+        <w:tc>
+          <w:tcPr>
+            <w:tcW w:w="1183" w:type="dxa"/>
+          </w:tcPr>
+          <w:p>
+            <w:pPr>
+              <w:jc w:val="center"/>
+              <w:rPr>
+                <w:b/>
+              </w:rPr>
+            </w:pPr>
+            <w:r>
+              <w:rPr>
+                <w:rFonts w:ascii="Roboto" w:hAnsi="Roboto"/>
+                <w:b/>
+              </w:rPr>
+              <w:t>[NOS</w:t>
+            </w:r>
+            <w:r>
+              <w:rPr>
+                <w:rFonts w:ascii="Roboto" w:hAnsi="Roboto"/>
+                <w:b/>
+              </w:rPr>
+              <w:t>6</w:t>
+            </w:r>
+            <w:r>
+              <w:rPr>
+                <w:rFonts w:ascii="Roboto" w:hAnsi="Roboto"/>
+                <w:b/>
               </w:rPr>
               <w:t>]</w:t>
             </w:r>
-            <w:r>
-              <w:rPr>
-                <w:rStyle w:val="eop-readonly"/>
-                <w:rFonts w:ascii="Roboto" w:hAnsi="Roboto"/>
-                <w:color w:val="000000"/>
-                <w:shd w:val="clear" w:color="auto" w:fill="FFFFFF"/>
-              </w:rPr>
-              <w:t> </w:t>
+          </w:p>
+        </w:tc>
+        <w:tc>
+          <w:tcPr>
+            <w:tcW w:w="1970" w:type="dxa"/>
+          </w:tcPr>
+          <w:p>
+            <w:pPr>
+              <w:rPr>
+                <w:b/>
+              </w:rPr>
+            </w:pPr>
+            <w:proofErr w:type="spellStart"/>
+            <w:r>
+              <w:rPr>
+                <w:rFonts w:cstheme="minorHAnsi"/>
+                <w:b/>
+                <w:sz w:val="24"/>
+                <w:szCs w:val="24"/>
+              </w:rPr>
+              <w:t>Rs</w:t>
+            </w:r>
+            <w:proofErr w:type="spellEnd"/>
+            <w:r>
+              <w:rPr>
+                <w:rFonts w:cstheme="minorHAnsi"/>
+                <w:b/>
+                <w:sz w:val="24"/>
+                <w:szCs w:val="24"/>
+              </w:rPr>
+              <w:t>.</w:t>
+            </w:r>
+            <w:r>
+              <w:rPr>
+                <w:rFonts w:ascii="Roboto" w:hAnsi="Roboto"/>
+                <w:b/>
+              </w:rPr>
+              <w:t>[Face Value]/-</w:t>
+            </w:r>
+          </w:p>
+        </w:tc>
+        <w:tc>
+          <w:tcPr>
+            <w:tcW w:w="1695" w:type="dxa"/>
+          </w:tcPr>
+          <w:p>
+            <w:pPr>
+              <w:rPr>
+                <w:rFonts w:ascii="Arial" w:eastAsia="Times New Roman" w:hAnsi="Arial" w:cs="Arial"/>
+                <w:b/>
+                <w:sz w:val="20"/>
+                <w:szCs w:val="20"/>
+              </w:rPr>
+            </w:pPr>
+            <w:r>
+              <w:rPr>
+                <w:rFonts w:ascii="Arial" w:eastAsia="Times New Roman" w:hAnsi="Arial" w:cs="Arial"/>
+                <w:b/>
+                <w:sz w:val="20"/>
+                <w:szCs w:val="20"/>
+              </w:rPr>
+              <w:t xml:space="preserve">        </w:t>
+            </w:r>
+            <w:r>
+              <w:rPr>
+                <w:rFonts w:ascii="Roboto" w:hAnsi="Roboto"/>
+                <w:b/>
+              </w:rPr>
+              <w:t>[SC</w:t>
+            </w:r>
+            <w:r>
+              <w:rPr>
+                <w:rFonts w:ascii="Roboto" w:hAnsi="Roboto"/>
+                <w:b/>
+              </w:rPr>
+              <w:t>6</w:t>
+            </w:r>
+            <w:r>
+              <w:rPr>
+                <w:rFonts w:ascii="Roboto" w:hAnsi="Roboto"/>
+                <w:b/>
+              </w:rPr>
+              <w:t>]</w:t>
+            </w:r>
+          </w:p>
+        </w:tc>
+        <w:tc>
+          <w:tcPr>
+            <w:tcW w:w="2114" w:type="dxa"/>
+            <w:gridSpan w:val="2"/>
+          </w:tcPr>
+          <w:p>
+            <w:pPr>
+              <w:ind w:right="573"/>
+              <w:rPr>
+                <w:rFonts w:ascii="Roboto" w:hAnsi="Roboto"/>
+                <w:b/>
+              </w:rPr>
+            </w:pPr>
+            <w:r>
+              <w:rPr>
+                <w:rFonts w:ascii="Roboto" w:hAnsi="Roboto"/>
+                <w:b/>
+              </w:rPr>
+              <w:t xml:space="preserve">          [DN</w:t>
+            </w:r>
+            <w:r>
+              <w:rPr>
+                <w:rFonts w:ascii="Roboto" w:hAnsi="Roboto"/>
+                <w:b/>
+              </w:rPr>
+              <w:t>6</w:t>
+            </w:r>
+            <w:r>
+              <w:rPr>
+                <w:rFonts w:ascii="Roboto" w:hAnsi="Roboto"/>
+                <w:b/>
+              </w:rPr>
+              <w:t>]</w:t>
+            </w:r>
+          </w:p>
+        </w:tc>
+      </w:tr>
+      <w:tr>
+        <w:tc>
+          <w:tcPr>
+            <w:tcW w:w="1689" w:type="dxa"/>
+          </w:tcPr>
+          <w:p>
+            <w:pPr>
+              <w:rPr>
+                <w:rFonts w:ascii="Arial" w:eastAsia="Times New Roman" w:hAnsi="Arial" w:cs="Arial"/>
+                <w:b/>
+                <w:sz w:val="20"/>
+                <w:szCs w:val="20"/>
+              </w:rPr>
+            </w:pPr>
+            <w:r>
+              <w:rPr>
+                <w:rFonts w:ascii="Roboto" w:hAnsi="Roboto"/>
+                <w:b/>
+              </w:rPr>
+              <w:t xml:space="preserve"> [Company Name]</w:t>
+            </w:r>
+          </w:p>
+        </w:tc>
+        <w:tc>
+          <w:tcPr>
+            <w:tcW w:w="1409" w:type="dxa"/>
+          </w:tcPr>
+          <w:p>
+            <w:pPr>
+              <w:jc w:val="center"/>
+              <w:rPr>
+                <w:rFonts w:ascii="Arial" w:eastAsia="Times New Roman" w:hAnsi="Arial" w:cs="Arial"/>
+                <w:b/>
+                <w:sz w:val="20"/>
+                <w:szCs w:val="20"/>
+              </w:rPr>
+            </w:pPr>
+            <w:r>
+              <w:rPr>
+                <w:rFonts w:ascii="Roboto" w:hAnsi="Roboto"/>
+                <w:b/>
+              </w:rPr>
+              <w:t>[Folio No]</w:t>
+            </w:r>
+          </w:p>
+        </w:tc>
+        <w:tc>
+          <w:tcPr>
+            <w:tcW w:w="1183" w:type="dxa"/>
+          </w:tcPr>
+          <w:p>
+            <w:pPr>
+              <w:jc w:val="center"/>
+              <w:rPr>
+                <w:b/>
+              </w:rPr>
+            </w:pPr>
+            <w:r>
+              <w:rPr>
+                <w:rFonts w:ascii="Roboto" w:hAnsi="Roboto"/>
+                <w:b/>
+              </w:rPr>
+              <w:t>[NOS</w:t>
+            </w:r>
+            <w:r>
+              <w:rPr>
+                <w:rFonts w:ascii="Roboto" w:hAnsi="Roboto"/>
+                <w:b/>
+              </w:rPr>
+              <w:t>7</w:t>
+            </w:r>
+            <w:r>
+              <w:rPr>
+                <w:rFonts w:ascii="Roboto" w:hAnsi="Roboto"/>
+                <w:b/>
+              </w:rPr>
+              <w:t>]</w:t>
+            </w:r>
+          </w:p>
+        </w:tc>
+        <w:tc>
+          <w:tcPr>
+            <w:tcW w:w="1970" w:type="dxa"/>
+          </w:tcPr>
+          <w:p>
+            <w:pPr>
+              <w:rPr>
+                <w:b/>
+              </w:rPr>
+            </w:pPr>
+            <w:proofErr w:type="spellStart"/>
+            <w:r>
+              <w:rPr>
+                <w:rFonts w:cstheme="minorHAnsi"/>
+                <w:b/>
+                <w:sz w:val="24"/>
+                <w:szCs w:val="24"/>
+              </w:rPr>
+              <w:t>Rs</w:t>
+            </w:r>
+            <w:proofErr w:type="spellEnd"/>
+            <w:r>
+              <w:rPr>
+                <w:rFonts w:cstheme="minorHAnsi"/>
+                <w:b/>
+                <w:sz w:val="24"/>
+                <w:szCs w:val="24"/>
+              </w:rPr>
+              <w:t>.</w:t>
+            </w:r>
+            <w:r>
+              <w:rPr>
+                <w:rFonts w:ascii="Roboto" w:hAnsi="Roboto"/>
+                <w:b/>
+              </w:rPr>
+              <w:t>[Face Value]/-</w:t>
+            </w:r>
+          </w:p>
+        </w:tc>
+        <w:tc>
+          <w:tcPr>
+            <w:tcW w:w="1695" w:type="dxa"/>
+          </w:tcPr>
+          <w:p>
+            <w:pPr>
+              <w:rPr>
+                <w:rFonts w:ascii="Arial" w:eastAsia="Times New Roman" w:hAnsi="Arial" w:cs="Arial"/>
+                <w:b/>
+                <w:sz w:val="20"/>
+                <w:szCs w:val="20"/>
+              </w:rPr>
+            </w:pPr>
+            <w:r>
+              <w:rPr>
+                <w:rFonts w:ascii="Arial" w:eastAsia="Times New Roman" w:hAnsi="Arial" w:cs="Arial"/>
+                <w:b/>
+                <w:sz w:val="20"/>
+                <w:szCs w:val="20"/>
+              </w:rPr>
+              <w:t xml:space="preserve">        </w:t>
+            </w:r>
+            <w:r>
+              <w:rPr>
+                <w:rFonts w:ascii="Roboto" w:hAnsi="Roboto"/>
+                <w:b/>
+              </w:rPr>
+              <w:t>[SC</w:t>
+            </w:r>
+            <w:r>
+              <w:rPr>
+                <w:rFonts w:ascii="Roboto" w:hAnsi="Roboto"/>
+                <w:b/>
+              </w:rPr>
+              <w:t>7</w:t>
+            </w:r>
+            <w:r>
+              <w:rPr>
+                <w:rFonts w:ascii="Roboto" w:hAnsi="Roboto"/>
+                <w:b/>
+              </w:rPr>
+              <w:t>]</w:t>
+            </w:r>
+          </w:p>
+        </w:tc>
+        <w:tc>
+          <w:tcPr>
+            <w:tcW w:w="2114" w:type="dxa"/>
+            <w:gridSpan w:val="2"/>
+          </w:tcPr>
+          <w:p>
+            <w:pPr>
+              <w:ind w:right="573"/>
+              <w:rPr>
+                <w:rFonts w:ascii="Roboto" w:hAnsi="Roboto"/>
+                <w:b/>
+              </w:rPr>
+            </w:pPr>
+            <w:r>
+              <w:rPr>
+                <w:rFonts w:ascii="Roboto" w:hAnsi="Roboto"/>
+                <w:b/>
+              </w:rPr>
+              <w:t xml:space="preserve">          [DN</w:t>
+            </w:r>
+            <w:r>
+              <w:rPr>
+                <w:rFonts w:ascii="Roboto" w:hAnsi="Roboto"/>
+                <w:b/>
+              </w:rPr>
+              <w:t>7</w:t>
+            </w:r>
+            <w:r>
+              <w:rPr>
+                <w:rFonts w:ascii="Roboto" w:hAnsi="Roboto"/>
+                <w:b/>
+              </w:rPr>
+              <w:t>]</w:t>
+            </w:r>
+          </w:p>
+        </w:tc>
+      </w:tr>
+      <w:tr>
+        <w:tc>
+          <w:tcPr>
+            <w:tcW w:w="1689" w:type="dxa"/>
+          </w:tcPr>
+          <w:p>
+            <w:pPr>
+              <w:rPr>
+                <w:rFonts w:ascii="Arial" w:eastAsia="Times New Roman" w:hAnsi="Arial" w:cs="Arial"/>
+                <w:b/>
+                <w:sz w:val="20"/>
+                <w:szCs w:val="20"/>
+              </w:rPr>
+            </w:pPr>
+            <w:r>
+              <w:rPr>
+                <w:rFonts w:ascii="Roboto" w:hAnsi="Roboto"/>
+                <w:b/>
+              </w:rPr>
+              <w:t xml:space="preserve"> [Company Name]</w:t>
+            </w:r>
+          </w:p>
+        </w:tc>
+        <w:tc>
+          <w:tcPr>
+            <w:tcW w:w="1409" w:type="dxa"/>
+          </w:tcPr>
+          <w:p>
+            <w:pPr>
+              <w:jc w:val="center"/>
+              <w:rPr>
+                <w:rFonts w:ascii="Arial" w:eastAsia="Times New Roman" w:hAnsi="Arial" w:cs="Arial"/>
+                <w:b/>
+                <w:sz w:val="20"/>
+                <w:szCs w:val="20"/>
+              </w:rPr>
+            </w:pPr>
+            <w:r>
+              <w:rPr>
+                <w:rFonts w:ascii="Roboto" w:hAnsi="Roboto"/>
+                <w:b/>
+              </w:rPr>
+              <w:t>[Folio No]</w:t>
+            </w:r>
+          </w:p>
+        </w:tc>
+        <w:tc>
+          <w:tcPr>
+            <w:tcW w:w="1183" w:type="dxa"/>
+          </w:tcPr>
+          <w:p>
+            <w:pPr>
+              <w:jc w:val="center"/>
+              <w:rPr>
+                <w:b/>
+              </w:rPr>
+            </w:pPr>
+            <w:r>
+              <w:rPr>
+                <w:rFonts w:ascii="Roboto" w:hAnsi="Roboto"/>
+                <w:b/>
+              </w:rPr>
+              <w:t>[NOS</w:t>
+            </w:r>
+            <w:r>
+              <w:rPr>
+                <w:rFonts w:ascii="Roboto" w:hAnsi="Roboto"/>
+                <w:b/>
+              </w:rPr>
+              <w:t>8</w:t>
+            </w:r>
+            <w:r>
+              <w:rPr>
+                <w:rFonts w:ascii="Roboto" w:hAnsi="Roboto"/>
+                <w:b/>
+              </w:rPr>
+              <w:t>]</w:t>
+            </w:r>
+          </w:p>
+        </w:tc>
+        <w:tc>
+          <w:tcPr>
+            <w:tcW w:w="1970" w:type="dxa"/>
+          </w:tcPr>
+          <w:p>
+            <w:pPr>
+              <w:rPr>
+                <w:b/>
+              </w:rPr>
+            </w:pPr>
+            <w:proofErr w:type="spellStart"/>
+            <w:r>
+              <w:rPr>
+                <w:rFonts w:cstheme="minorHAnsi"/>
+                <w:b/>
+                <w:sz w:val="24"/>
+                <w:szCs w:val="24"/>
+              </w:rPr>
+              <w:t>Rs</w:t>
+            </w:r>
+            <w:proofErr w:type="spellEnd"/>
+            <w:r>
+              <w:rPr>
+                <w:rFonts w:cstheme="minorHAnsi"/>
+                <w:b/>
+                <w:sz w:val="24"/>
+                <w:szCs w:val="24"/>
+              </w:rPr>
+              <w:t>.</w:t>
+            </w:r>
+            <w:r>
+              <w:rPr>
+                <w:rFonts w:ascii="Roboto" w:hAnsi="Roboto"/>
+                <w:b/>
+              </w:rPr>
+              <w:t>[Face Value]/-</w:t>
+            </w:r>
+          </w:p>
+        </w:tc>
+        <w:tc>
+          <w:tcPr>
+            <w:tcW w:w="1695" w:type="dxa"/>
+          </w:tcPr>
+          <w:p>
+            <w:pPr>
+              <w:rPr>
+                <w:rFonts w:ascii="Arial" w:eastAsia="Times New Roman" w:hAnsi="Arial" w:cs="Arial"/>
+                <w:b/>
+                <w:sz w:val="20"/>
+                <w:szCs w:val="20"/>
+              </w:rPr>
+            </w:pPr>
+            <w:r>
+              <w:rPr>
+                <w:rFonts w:ascii="Arial" w:eastAsia="Times New Roman" w:hAnsi="Arial" w:cs="Arial"/>
+                <w:b/>
+                <w:sz w:val="20"/>
+                <w:szCs w:val="20"/>
+              </w:rPr>
+              <w:t xml:space="preserve">        </w:t>
+            </w:r>
+            <w:r>
+              <w:rPr>
+                <w:rFonts w:ascii="Roboto" w:hAnsi="Roboto"/>
+                <w:b/>
+              </w:rPr>
+              <w:t>[SC</w:t>
+            </w:r>
+            <w:r>
+              <w:rPr>
+                <w:rFonts w:ascii="Roboto" w:hAnsi="Roboto"/>
+                <w:b/>
+              </w:rPr>
+              <w:t>8</w:t>
+            </w:r>
+            <w:r>
+              <w:rPr>
+                <w:rFonts w:ascii="Roboto" w:hAnsi="Roboto"/>
+                <w:b/>
+              </w:rPr>
+              <w:t>]</w:t>
+            </w:r>
+          </w:p>
+        </w:tc>
+        <w:tc>
+          <w:tcPr>
+            <w:tcW w:w="2114" w:type="dxa"/>
+            <w:gridSpan w:val="2"/>
+          </w:tcPr>
+          <w:p>
+            <w:pPr>
+              <w:ind w:right="573"/>
+              <w:rPr>
+                <w:rFonts w:ascii="Roboto" w:hAnsi="Roboto"/>
+                <w:b/>
+              </w:rPr>
+            </w:pPr>
+            <w:r>
+              <w:rPr>
+                <w:rFonts w:ascii="Roboto" w:hAnsi="Roboto"/>
+                <w:b/>
+              </w:rPr>
+              <w:t xml:space="preserve">          [DN</w:t>
+            </w:r>
+            <w:r>
+              <w:rPr>
+                <w:rFonts w:ascii="Roboto" w:hAnsi="Roboto"/>
+                <w:b/>
+              </w:rPr>
+              <w:t>8</w:t>
+            </w:r>
+            <w:r>
+              <w:rPr>
+                <w:rFonts w:ascii="Roboto" w:hAnsi="Roboto"/>
+                <w:b/>
+              </w:rPr>
+              <w:t>]</w:t>
+            </w:r>
+          </w:p>
+        </w:tc>
+      </w:tr>
+      <w:tr>
+        <w:tc>
+          <w:tcPr>
+            <w:tcW w:w="1689" w:type="dxa"/>
+          </w:tcPr>
+          <w:p>
+            <w:pPr>
+              <w:rPr>
+                <w:rFonts w:ascii="Arial" w:eastAsia="Times New Roman" w:hAnsi="Arial" w:cs="Arial"/>
+                <w:b/>
+                <w:sz w:val="20"/>
+                <w:szCs w:val="20"/>
+              </w:rPr>
+            </w:pPr>
+            <w:r>
+              <w:rPr>
+                <w:rFonts w:ascii="Roboto" w:hAnsi="Roboto"/>
+                <w:b/>
+              </w:rPr>
+              <w:t xml:space="preserve"> [Company Name]</w:t>
+            </w:r>
+          </w:p>
+        </w:tc>
+        <w:tc>
+          <w:tcPr>
+            <w:tcW w:w="1409" w:type="dxa"/>
+          </w:tcPr>
+          <w:p>
+            <w:pPr>
+              <w:jc w:val="center"/>
+              <w:rPr>
+                <w:rFonts w:ascii="Arial" w:eastAsia="Times New Roman" w:hAnsi="Arial" w:cs="Arial"/>
+                <w:b/>
+                <w:sz w:val="20"/>
+                <w:szCs w:val="20"/>
+              </w:rPr>
+            </w:pPr>
+            <w:r>
+              <w:rPr>
+                <w:rFonts w:ascii="Roboto" w:hAnsi="Roboto"/>
+                <w:b/>
+              </w:rPr>
+              <w:t>[Folio No]</w:t>
+            </w:r>
+          </w:p>
+        </w:tc>
+        <w:tc>
+          <w:tcPr>
+            <w:tcW w:w="1183" w:type="dxa"/>
+          </w:tcPr>
+          <w:p>
+            <w:pPr>
+              <w:jc w:val="center"/>
+              <w:rPr>
+                <w:b/>
+              </w:rPr>
+            </w:pPr>
+            <w:r>
+              <w:rPr>
+                <w:rFonts w:ascii="Roboto" w:hAnsi="Roboto"/>
+                <w:b/>
+              </w:rPr>
+              <w:t>[NOS</w:t>
+            </w:r>
+            <w:r>
+              <w:rPr>
+                <w:rFonts w:ascii="Roboto" w:hAnsi="Roboto"/>
+                <w:b/>
+              </w:rPr>
+              <w:t>9</w:t>
+            </w:r>
+            <w:r>
+              <w:rPr>
+                <w:rFonts w:ascii="Roboto" w:hAnsi="Roboto"/>
+                <w:b/>
+              </w:rPr>
+              <w:t>]</w:t>
+            </w:r>
+          </w:p>
+        </w:tc>
+        <w:tc>
+          <w:tcPr>
+            <w:tcW w:w="1970" w:type="dxa"/>
+          </w:tcPr>
+          <w:p>
+            <w:pPr>
+              <w:rPr>
+                <w:b/>
+              </w:rPr>
+            </w:pPr>
+            <w:proofErr w:type="spellStart"/>
+            <w:r>
+              <w:rPr>
+                <w:rFonts w:cstheme="minorHAnsi"/>
+                <w:b/>
+                <w:sz w:val="24"/>
+                <w:szCs w:val="24"/>
+              </w:rPr>
+              <w:t>Rs</w:t>
+            </w:r>
+            <w:proofErr w:type="spellEnd"/>
+            <w:r>
+              <w:rPr>
+                <w:rFonts w:cstheme="minorHAnsi"/>
+                <w:b/>
+                <w:sz w:val="24"/>
+                <w:szCs w:val="24"/>
+              </w:rPr>
+              <w:t>.</w:t>
+            </w:r>
+            <w:r>
+              <w:rPr>
+                <w:rFonts w:ascii="Roboto" w:hAnsi="Roboto"/>
+                <w:b/>
+              </w:rPr>
+              <w:t>[Face Value]/-</w:t>
+            </w:r>
+          </w:p>
+        </w:tc>
+        <w:tc>
+          <w:tcPr>
+            <w:tcW w:w="1695" w:type="dxa"/>
+          </w:tcPr>
+          <w:p>
+            <w:pPr>
+              <w:rPr>
+                <w:rFonts w:ascii="Arial" w:eastAsia="Times New Roman" w:hAnsi="Arial" w:cs="Arial"/>
+                <w:b/>
+                <w:sz w:val="20"/>
+                <w:szCs w:val="20"/>
+              </w:rPr>
+            </w:pPr>
+            <w:r>
+              <w:rPr>
+                <w:rFonts w:ascii="Arial" w:eastAsia="Times New Roman" w:hAnsi="Arial" w:cs="Arial"/>
+                <w:b/>
+                <w:sz w:val="20"/>
+                <w:szCs w:val="20"/>
+              </w:rPr>
+              <w:t xml:space="preserve">        </w:t>
+            </w:r>
+            <w:r>
+              <w:rPr>
+                <w:rFonts w:ascii="Roboto" w:hAnsi="Roboto"/>
+                <w:b/>
+              </w:rPr>
+              <w:t>[SC</w:t>
+            </w:r>
+            <w:r>
+              <w:rPr>
+                <w:rFonts w:ascii="Roboto" w:hAnsi="Roboto"/>
+                <w:b/>
+              </w:rPr>
+              <w:t>9</w:t>
+            </w:r>
+            <w:r>
+              <w:rPr>
+                <w:rFonts w:ascii="Roboto" w:hAnsi="Roboto"/>
+                <w:b/>
+              </w:rPr>
+              <w:t>]</w:t>
+            </w:r>
+          </w:p>
+        </w:tc>
+        <w:tc>
+          <w:tcPr>
+            <w:tcW w:w="2114" w:type="dxa"/>
+            <w:gridSpan w:val="2"/>
+          </w:tcPr>
+          <w:p>
+            <w:pPr>
+              <w:ind w:right="573"/>
+              <w:rPr>
+                <w:rFonts w:ascii="Roboto" w:hAnsi="Roboto"/>
+                <w:b/>
+              </w:rPr>
+            </w:pPr>
+            <w:r>
+              <w:rPr>
+                <w:rFonts w:ascii="Roboto" w:hAnsi="Roboto"/>
+                <w:b/>
+              </w:rPr>
+              <w:t xml:space="preserve">          [DN</w:t>
+            </w:r>
+            <w:r>
+              <w:rPr>
+                <w:rFonts w:ascii="Roboto" w:hAnsi="Roboto"/>
+                <w:b/>
+              </w:rPr>
+              <w:t>9</w:t>
+            </w:r>
+            <w:r>
+              <w:rPr>
+                <w:rFonts w:ascii="Roboto" w:hAnsi="Roboto"/>
+                <w:b/>
+              </w:rPr>
+              <w:t>]</w:t>
+            </w:r>
+          </w:p>
+        </w:tc>
+      </w:tr>
+      <w:tr>
+        <w:tc>
+          <w:tcPr>
+            <w:tcW w:w="1689" w:type="dxa"/>
+          </w:tcPr>
+          <w:p>
+            <w:pPr>
+              <w:rPr>
+                <w:rFonts w:ascii="Arial" w:eastAsia="Times New Roman" w:hAnsi="Arial" w:cs="Arial"/>
+                <w:b/>
+                <w:sz w:val="20"/>
+                <w:szCs w:val="20"/>
+              </w:rPr>
+            </w:pPr>
+            <w:r>
+              <w:rPr>
+                <w:rFonts w:ascii="Roboto" w:hAnsi="Roboto"/>
+                <w:b/>
+              </w:rPr>
+              <w:t xml:space="preserve"> [Company Name]</w:t>
+            </w:r>
+          </w:p>
+        </w:tc>
+        <w:tc>
+          <w:tcPr>
+            <w:tcW w:w="1409" w:type="dxa"/>
+          </w:tcPr>
+          <w:p>
+            <w:pPr>
+              <w:jc w:val="center"/>
+              <w:rPr>
+                <w:rFonts w:ascii="Arial" w:eastAsia="Times New Roman" w:hAnsi="Arial" w:cs="Arial"/>
+                <w:b/>
+                <w:sz w:val="20"/>
+                <w:szCs w:val="20"/>
+              </w:rPr>
+            </w:pPr>
+            <w:r>
+              <w:rPr>
+                <w:rFonts w:ascii="Roboto" w:hAnsi="Roboto"/>
+                <w:b/>
+              </w:rPr>
+              <w:t>[Folio No]</w:t>
+            </w:r>
+          </w:p>
+        </w:tc>
+        <w:tc>
+          <w:tcPr>
+            <w:tcW w:w="1183" w:type="dxa"/>
+          </w:tcPr>
+          <w:p>
+            <w:pPr>
+              <w:jc w:val="center"/>
+              <w:rPr>
+                <w:b/>
+              </w:rPr>
+            </w:pPr>
+            <w:r>
+              <w:rPr>
+                <w:rFonts w:ascii="Roboto" w:hAnsi="Roboto"/>
+                <w:b/>
+              </w:rPr>
+              <w:t>[NOS</w:t>
+            </w:r>
+            <w:r>
+              <w:rPr>
+                <w:rFonts w:ascii="Roboto" w:hAnsi="Roboto"/>
+                <w:b/>
+              </w:rPr>
+              <w:t>10</w:t>
+            </w:r>
+            <w:r>
+              <w:rPr>
+                <w:rFonts w:ascii="Roboto" w:hAnsi="Roboto"/>
+                <w:b/>
+              </w:rPr>
+              <w:t>]</w:t>
+            </w:r>
+          </w:p>
+        </w:tc>
+        <w:tc>
+          <w:tcPr>
+            <w:tcW w:w="1970" w:type="dxa"/>
+          </w:tcPr>
+          <w:p>
+            <w:pPr>
+              <w:rPr>
+                <w:b/>
+              </w:rPr>
+            </w:pPr>
+            <w:proofErr w:type="spellStart"/>
+            <w:r>
+              <w:rPr>
+                <w:rFonts w:cstheme="minorHAnsi"/>
+                <w:b/>
+                <w:sz w:val="24"/>
+                <w:szCs w:val="24"/>
+              </w:rPr>
+              <w:t>Rs</w:t>
+            </w:r>
+            <w:proofErr w:type="spellEnd"/>
+            <w:r>
+              <w:rPr>
+                <w:rFonts w:cstheme="minorHAnsi"/>
+                <w:b/>
+                <w:sz w:val="24"/>
+                <w:szCs w:val="24"/>
+              </w:rPr>
+              <w:t>.</w:t>
+            </w:r>
+            <w:r>
+              <w:rPr>
+                <w:rFonts w:ascii="Roboto" w:hAnsi="Roboto"/>
+                <w:b/>
+              </w:rPr>
+              <w:t>[Face Value]/-</w:t>
+            </w:r>
+          </w:p>
+        </w:tc>
+        <w:tc>
+          <w:tcPr>
+            <w:tcW w:w="1695" w:type="dxa"/>
+          </w:tcPr>
+          <w:p>
+            <w:pPr>
+              <w:rPr>
+                <w:rFonts w:ascii="Arial" w:eastAsia="Times New Roman" w:hAnsi="Arial" w:cs="Arial"/>
+                <w:b/>
+                <w:sz w:val="20"/>
+                <w:szCs w:val="20"/>
+              </w:rPr>
+            </w:pPr>
+            <w:r>
+              <w:rPr>
+                <w:rFonts w:ascii="Arial" w:eastAsia="Times New Roman" w:hAnsi="Arial" w:cs="Arial"/>
+                <w:b/>
+                <w:sz w:val="20"/>
+                <w:szCs w:val="20"/>
+              </w:rPr>
+              <w:t xml:space="preserve">        </w:t>
+            </w:r>
+            <w:r>
+              <w:rPr>
+                <w:rFonts w:ascii="Roboto" w:hAnsi="Roboto"/>
+                <w:b/>
+              </w:rPr>
+              <w:t>[SC</w:t>
+            </w:r>
+            <w:r>
+              <w:rPr>
+                <w:rFonts w:ascii="Roboto" w:hAnsi="Roboto"/>
+                <w:b/>
+              </w:rPr>
+              <w:t>10</w:t>
+            </w:r>
+            <w:r>
+              <w:rPr>
+                <w:rFonts w:ascii="Roboto" w:hAnsi="Roboto"/>
+                <w:b/>
+              </w:rPr>
+              <w:t>]</w:t>
+            </w:r>
+          </w:p>
+        </w:tc>
+        <w:tc>
+          <w:tcPr>
+            <w:tcW w:w="2114" w:type="dxa"/>
+            <w:gridSpan w:val="2"/>
+          </w:tcPr>
+          <w:p>
+            <w:pPr>
+              <w:ind w:right="573"/>
+              <w:rPr>
+                <w:rFonts w:ascii="Roboto" w:hAnsi="Roboto"/>
+                <w:b/>
+              </w:rPr>
+            </w:pPr>
+            <w:r>
+              <w:rPr>
+                <w:rFonts w:ascii="Roboto" w:hAnsi="Roboto"/>
+                <w:b/>
+              </w:rPr>
+              <w:t xml:space="preserve">          [DN</w:t>
+            </w:r>
+            <w:r>
+              <w:rPr>
+                <w:rFonts w:ascii="Roboto" w:hAnsi="Roboto"/>
+                <w:b/>
+              </w:rPr>
+              <w:t>10</w:t>
+            </w:r>
+            <w:r>
+              <w:rPr>
+                <w:rFonts w:ascii="Roboto" w:hAnsi="Roboto"/>
+                <w:b/>
+              </w:rPr>
+              <w:t>]</w:t>
             </w:r>
           </w:p>
         </w:tc>
@@ -1860,14 +2748,16 @@
       <w:r>
         <w:rPr>
           <w:rFonts w:ascii="Arial" w:hAnsi="Arial" w:cs="Arial"/>
-          <w:sz w:val="24"/>
-          <w:szCs w:val="24"/>
-        </w:rPr>
-        <w:t>____________</w:t>
-      </w:r>
-      <w:r>
-        <w:rPr>
-          <w:rFonts w:ascii="Arial" w:hAnsi="Arial" w:cs="Arial"/>
+          <w:b/>
+          <w:sz w:val="24"/>
+          <w:szCs w:val="24"/>
+        </w:rPr>
+        <w:t>[Year of Purchase 1]</w:t>
+      </w:r>
+      <w:r>
+        <w:rPr>
+          <w:rFonts w:ascii="Arial" w:hAnsi="Arial" w:cs="Arial"/>
+          <w:b/>
           <w:sz w:val="24"/>
           <w:szCs w:val="24"/>
         </w:rPr>
@@ -1931,7 +2821,6 @@
         <w:rPr>
           <w:rFonts w:ascii="Roboto" w:eastAsia="Times New Roman" w:hAnsi="Roboto" w:cs="Times New Roman"/>
           <w:b/>
-          <w:color w:val="FF0000"/>
           <w:lang w:val="en-IN" w:eastAsia="en-IN"/>
         </w:rPr>
         <w:t>[Company Name]</w:t>
@@ -1961,19 +2850,8 @@
           <w:sz w:val="24"/>
           <w:szCs w:val="24"/>
         </w:rPr>
-        <w:t xml:space="preserve">Company / RTA </w:t>
-      </w:r>
-      <w:proofErr w:type="gramStart"/>
-      <w:r>
-        <w:rPr>
-          <w:rFonts w:eastAsia="Times New Roman" w:cstheme="minorHAnsi"/>
-          <w:b/>
-          <w:sz w:val="24"/>
-          <w:szCs w:val="24"/>
-        </w:rPr>
-        <w:t>name )</w:t>
-      </w:r>
-      <w:proofErr w:type="gramEnd"/>
+        <w:t>Company / RTA name)</w:t>
+      </w:r>
       <w:r>
         <w:rPr>
           <w:rFonts w:ascii="Arial" w:eastAsia="Times New Roman" w:hAnsi="Arial" w:cs="Arial"/>
@@ -2006,103 +2884,6 @@
     <w:p>
       <w:pPr>
         <w:spacing w:after="20" w:line="240" w:lineRule="auto"/>
-        <w:ind w:left="-426"/>
-        <w:rPr>
-          <w:rFonts w:ascii="Arial" w:eastAsia="Times New Roman" w:hAnsi="Arial" w:cs="Arial"/>
-          <w:sz w:val="24"/>
-          <w:szCs w:val="24"/>
-        </w:rPr>
-      </w:pPr>
-    </w:p>
-    <w:p>
-      <w:pPr>
-        <w:spacing w:after="20" w:line="240" w:lineRule="auto"/>
-        <w:ind w:left="-426"/>
-        <w:rPr>
-          <w:rFonts w:ascii="Arial" w:eastAsia="Times New Roman" w:hAnsi="Arial" w:cs="Arial"/>
-          <w:sz w:val="24"/>
-          <w:szCs w:val="24"/>
-        </w:rPr>
-      </w:pPr>
-    </w:p>
-    <w:p>
-      <w:pPr>
-        <w:spacing w:after="20" w:line="240" w:lineRule="auto"/>
-        <w:ind w:left="-426"/>
-        <w:rPr>
-          <w:rFonts w:ascii="Arial" w:eastAsia="Times New Roman" w:hAnsi="Arial" w:cs="Arial"/>
-          <w:sz w:val="24"/>
-          <w:szCs w:val="24"/>
-        </w:rPr>
-      </w:pPr>
-    </w:p>
-    <w:p>
-      <w:pPr>
-        <w:spacing w:after="20" w:line="240" w:lineRule="auto"/>
-        <w:ind w:left="-426"/>
-        <w:rPr>
-          <w:rFonts w:ascii="Arial" w:eastAsia="Times New Roman" w:hAnsi="Arial" w:cs="Arial"/>
-          <w:sz w:val="24"/>
-          <w:szCs w:val="24"/>
-        </w:rPr>
-      </w:pPr>
-    </w:p>
-    <w:p>
-      <w:pPr>
-        <w:spacing w:after="20" w:line="240" w:lineRule="auto"/>
-        <w:ind w:left="-426"/>
-        <w:rPr>
-          <w:rFonts w:ascii="Arial" w:eastAsia="Times New Roman" w:hAnsi="Arial" w:cs="Arial"/>
-          <w:sz w:val="24"/>
-          <w:szCs w:val="24"/>
-        </w:rPr>
-      </w:pPr>
-    </w:p>
-    <w:p>
-      <w:pPr>
-        <w:spacing w:after="0" w:line="240" w:lineRule="auto"/>
-        <w:rPr>
-          <w:rFonts w:ascii="Roboto" w:eastAsia="Times New Roman" w:hAnsi="Roboto" w:cs="Times New Roman"/>
-          <w:color w:val="000000"/>
-          <w:lang w:val="en-IN" w:eastAsia="en-IN"/>
-        </w:rPr>
-      </w:pPr>
-    </w:p>
-    <w:p>
-      <w:pPr>
-        <w:spacing w:after="0" w:line="240" w:lineRule="auto"/>
-        <w:rPr>
-          <w:rFonts w:ascii="Roboto" w:eastAsia="Times New Roman" w:hAnsi="Roboto" w:cs="Times New Roman"/>
-          <w:color w:val="000000"/>
-          <w:lang w:val="en-IN" w:eastAsia="en-IN"/>
-        </w:rPr>
-      </w:pPr>
-    </w:p>
-    <w:p>
-      <w:pPr>
-        <w:spacing w:after="20" w:line="240" w:lineRule="auto"/>
-        <w:rPr>
-          <w:rFonts w:ascii="Arial" w:eastAsia="Times New Roman" w:hAnsi="Arial" w:cs="Arial"/>
-          <w:sz w:val="24"/>
-          <w:szCs w:val="24"/>
-        </w:rPr>
-      </w:pPr>
-    </w:p>
-    <w:p>
-      <w:pPr>
-        <w:spacing w:after="20" w:line="240" w:lineRule="auto"/>
-        <w:ind w:left="-426"/>
-        <w:rPr>
-          <w:rFonts w:ascii="Arial" w:eastAsia="Times New Roman" w:hAnsi="Arial" w:cs="Arial"/>
-          <w:sz w:val="24"/>
-          <w:szCs w:val="24"/>
-        </w:rPr>
-      </w:pPr>
-    </w:p>
-    <w:p>
-      <w:pPr>
-        <w:spacing w:after="20" w:line="240" w:lineRule="auto"/>
-        <w:ind w:left="-426"/>
         <w:rPr>
           <w:rFonts w:ascii="Arial" w:eastAsia="Times New Roman" w:hAnsi="Arial" w:cs="Arial"/>
           <w:sz w:val="24"/>
@@ -2305,7 +3086,6 @@
       <w:r>
         <w:rPr>
           <w:noProof/>
-          <w:lang w:val="en-IN" w:eastAsia="en-IN"/>
         </w:rPr>
         <mc:AlternateContent>
           <mc:Choice Requires="wps">
@@ -2313,13 +3093,13 @@
               <wp:anchor distT="0" distB="0" distL="114300" distR="114300" simplePos="0" relativeHeight="251659264" behindDoc="0" locked="0" layoutInCell="1" allowOverlap="1" wp14:anchorId="5E7EF850" wp14:editId="4808F93E">
                 <wp:simplePos x="0" y="0"/>
                 <wp:positionH relativeFrom="page">
-                  <wp:posOffset>4275455</wp:posOffset>
+                  <wp:posOffset>4273550</wp:posOffset>
                 </wp:positionH>
                 <wp:positionV relativeFrom="page">
-                  <wp:posOffset>2726872</wp:posOffset>
+                  <wp:posOffset>2724150</wp:posOffset>
                 </wp:positionV>
-                <wp:extent cx="3127375" cy="2122715"/>
-                <wp:effectExtent l="0" t="0" r="9525" b="11430"/>
+                <wp:extent cx="3127375" cy="1289050"/>
+                <wp:effectExtent l="0" t="0" r="15875" b="25400"/>
                 <wp:wrapNone/>
                 <wp:docPr id="10" name="Text Box 10"/>
                 <wp:cNvGraphicFramePr>
@@ -2334,7 +3114,7 @@
                       <wps:spPr>
                         <a:xfrm>
                           <a:off x="0" y="0"/>
-                          <a:ext cx="3127375" cy="2122715"/>
+                          <a:ext cx="3127375" cy="1289050"/>
                         </a:xfrm>
                         <a:prstGeom prst="rect">
                           <a:avLst/>
@@ -2425,7 +3205,7 @@
                 <v:stroke joinstyle="miter"/>
                 <v:path gradientshapeok="t" o:connecttype="rect"/>
               </v:shapetype>
-              <v:shape id="Text Box 10" o:spid="_x0000_s1026" type="#_x0000_t202" style="position:absolute;margin-left:336.65pt;margin-top:214.7pt;width:246.25pt;height:167.15pt;z-index:251659264;visibility:visible;mso-wrap-style:square;mso-width-percent:0;mso-height-percent:0;mso-wrap-distance-left:9pt;mso-wrap-distance-top:0;mso-wrap-distance-right:9pt;mso-wrap-distance-bottom:0;mso-position-horizontal:absolute;mso-position-horizontal-relative:page;mso-position-vertical:absolute;mso-position-vertical-relative:page;mso-width-percent:0;mso-height-percent:0;mso-width-relative:page;mso-height-relative:page;v-text-anchor:top" o:gfxdata="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" filled="f" strokeweight=".25pt">
+              <v:shape id="Text Box 10" o:spid="_x0000_s1026" type="#_x0000_t202" style="position:absolute;margin-left:336.5pt;margin-top:214.5pt;width:246.25pt;height:101.5pt;z-index:251659264;visibility:visible;mso-wrap-style:square;mso-width-percent:0;mso-height-percent:0;mso-wrap-distance-left:9pt;mso-wrap-distance-top:0;mso-wrap-distance-right:9pt;mso-wrap-distance-bottom:0;mso-position-horizontal:absolute;mso-position-horizontal-relative:page;mso-position-vertical:absolute;mso-position-vertical-relative:page;mso-width-percent:0;mso-height-percent:0;mso-width-relative:page;mso-height-relative:page;v-text-anchor:top" o:gfxdata="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" filled="f" strokeweight=".25pt">
                 <v:path arrowok="t"/>
                 <v:textbox inset="0,0,0,0">
                   <w:txbxContent>
@@ -2551,9 +3331,9 @@
               </wp:anchor>
             </w:drawing>
           </mc:Choice>
-          <mc:Fallback>
+          <mc:Fallback xmlns:w16sdtdh="http://schemas.microsoft.com/office/word/2020/wordml/sdtdatahash" xmlns:w16="http://schemas.microsoft.com/office/word/2018/wordml" xmlns:w16cid="http://schemas.microsoft.com/office/word/2016/wordml/cid" xmlns:w16cex="http://schemas.microsoft.com/office/word/2018/wordml/cex" xmlns:oel="http://schemas.microsoft.com/office/2019/extlst" xmlns:am3d="http://schemas.microsoft.com/office/drawing/2017/model3d" xmlns:aink="http://schemas.microsoft.com/office/drawing/2016/ink" xmlns:cx8="http://schemas.microsoft.com/office/drawing/2016/5/14/chartex" xmlns:cx7="http://schemas.microsoft.com/office/drawing/2016/5/13/chartex" xmlns:cx6="http://schemas.microsoft.com/office/drawing/2016/5/12/chartex" xmlns:cx5="http://schemas.microsoft.com/office/drawing/2016/5/11/chartex" xmlns:cx4="http://schemas.microsoft.com/office/drawing/2016/5/10/chartex" xmlns:cx3="http://schemas.microsoft.com/office/drawing/2016/5/9/chartex" xmlns:cx2="http://schemas.microsoft.com/office/drawing/2015/10/21/chartex" xmlns:cx1="http://schemas.microsoft.com/office/drawing/2015/9/8/chartex">
             <w:pict>
-              <v:line w14:anchorId="4ED20F99" id="Straight Connector 3" o:spid="_x0000_s1026" style="position:absolute;z-index:251661312;visibility:visible;mso-wrap-style:square;mso-width-percent:0;mso-height-percent:0;mso-wrap-distance-left:9pt;mso-wrap-distance-top:0;mso-wrap-distance-right:9pt;mso-wrap-distance-bottom:0;mso-position-horizontal:absolute;mso-position-horizontal-relative:text;mso-position-vertical:absolute;mso-position-vertical-relative:text;mso-width-percent:0;mso-height-percent:0;mso-width-relative:margin;mso-height-relative:margin" from="-13.5pt,20.55pt" to="-13.5pt,187.65pt" o:gfxdata="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" strokecolor="black [3040]"/>
+              <v:line w14:anchorId="4ED20F99" id="Straight Connector 3" o:spid="_x0000_s1026" style="position:absolute;z-index:251661312;visibility:visible;mso-wrap-style:square;mso-width-percent:0;mso-height-percent:0;mso-wrap-distance-left:9pt;mso-wrap-distance-top:0;mso-wrap-distance-right:9pt;mso-wrap-distance-bottom:0;mso-position-horizontal:absolute;mso-position-horizontal-relative:text;mso-position-vertical:absolute;mso-position-vertical-relative:text;mso-width-percent:0;mso-height-percent:0;mso-width-relative:margin;mso-height-relative:margin" from="-13.5pt,20.55pt" to="-13.5pt,187.65pt" o:gfxdata="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" strokecolor="black [3040]"/>
             </w:pict>
           </mc:Fallback>
         </mc:AlternateContent>
@@ -2619,9 +3399,9 @@
               </wp:anchor>
             </w:drawing>
           </mc:Choice>
-          <mc:Fallback>
+          <mc:Fallback xmlns:w16sdtdh="http://schemas.microsoft.com/office/word/2020/wordml/sdtdatahash" xmlns:w16="http://schemas.microsoft.com/office/word/2018/wordml" xmlns:w16cid="http://schemas.microsoft.com/office/word/2016/wordml/cid" xmlns:w16cex="http://schemas.microsoft.com/office/word/2018/wordml/cex" xmlns:oel="http://schemas.microsoft.com/office/2019/extlst" xmlns:am3d="http://schemas.microsoft.com/office/drawing/2017/model3d" xmlns:aink="http://schemas.microsoft.com/office/drawing/2016/ink" xmlns:cx8="http://schemas.microsoft.com/office/drawing/2016/5/14/chartex" xmlns:cx7="http://schemas.microsoft.com/office/drawing/2016/5/13/chartex" xmlns:cx6="http://schemas.microsoft.com/office/drawing/2016/5/12/chartex" xmlns:cx5="http://schemas.microsoft.com/office/drawing/2016/5/11/chartex" xmlns:cx4="http://schemas.microsoft.com/office/drawing/2016/5/10/chartex" xmlns:cx3="http://schemas.microsoft.com/office/drawing/2016/5/9/chartex" xmlns:cx2="http://schemas.microsoft.com/office/drawing/2015/10/21/chartex" xmlns:cx1="http://schemas.microsoft.com/office/drawing/2015/9/8/chartex">
             <w:pict>
-              <v:line w14:anchorId="54328141" id="Straight Connector 5" o:spid="_x0000_s1026" style="position:absolute;z-index:251663360;visibility:visible;mso-wrap-style:square;mso-height-percent:0;mso-wrap-distance-left:9pt;mso-wrap-distance-top:0;mso-wrap-distance-right:9pt;mso-wrap-distance-bottom:0;mso-position-horizontal:absolute;mso-position-horizontal-relative:text;mso-position-vertical:absolute;mso-position-vertical-relative:text;mso-height-percent:0;mso-height-relative:margin" from="245.55pt,20.55pt" to="245.55pt,187.7pt" o:gfxdata="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" strokecolor="black [3040]"/>
+              <v:line w14:anchorId="54328141" id="Straight Connector 5" o:spid="_x0000_s1026" style="position:absolute;z-index:251663360;visibility:visible;mso-wrap-style:square;mso-height-percent:0;mso-wrap-distance-left:9pt;mso-wrap-distance-top:0;mso-wrap-distance-right:9pt;mso-wrap-distance-bottom:0;mso-position-horizontal:absolute;mso-position-horizontal-relative:text;mso-position-vertical:absolute;mso-position-vertical-relative:text;mso-height-percent:0;mso-height-relative:margin" from="245.55pt,20.55pt" to="245.55pt,187.7pt" o:gfxdata="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" strokecolor="black [3040]"/>
             </w:pict>
           </mc:Fallback>
         </mc:AlternateContent>
@@ -2684,9 +3464,9 @@
               </wp:anchor>
             </w:drawing>
           </mc:Choice>
-          <mc:Fallback>
+          <mc:Fallback xmlns:w16sdtdh="http://schemas.microsoft.com/office/word/2020/wordml/sdtdatahash" xmlns:w16="http://schemas.microsoft.com/office/word/2018/wordml" xmlns:w16cid="http://schemas.microsoft.com/office/word/2016/wordml/cid" xmlns:w16cex="http://schemas.microsoft.com/office/word/2018/wordml/cex" xmlns:oel="http://schemas.microsoft.com/office/2019/extlst" xmlns:am3d="http://schemas.microsoft.com/office/drawing/2017/model3d" xmlns:aink="http://schemas.microsoft.com/office/drawing/2016/ink" xmlns:cx8="http://schemas.microsoft.com/office/drawing/2016/5/14/chartex" xmlns:cx7="http://schemas.microsoft.com/office/drawing/2016/5/13/chartex" xmlns:cx6="http://schemas.microsoft.com/office/drawing/2016/5/12/chartex" xmlns:cx5="http://schemas.microsoft.com/office/drawing/2016/5/11/chartex" xmlns:cx4="http://schemas.microsoft.com/office/drawing/2016/5/10/chartex" xmlns:cx3="http://schemas.microsoft.com/office/drawing/2016/5/9/chartex" xmlns:cx2="http://schemas.microsoft.com/office/drawing/2015/10/21/chartex" xmlns:cx1="http://schemas.microsoft.com/office/drawing/2015/9/8/chartex">
             <w:pict>
-              <v:line w14:anchorId="144732E7" id="Straight Connector 4" o:spid="_x0000_s1026" style="position:absolute;z-index:251662336;visibility:visible;mso-wrap-style:square;mso-wrap-distance-left:9pt;mso-wrap-distance-top:0;mso-wrap-distance-right:9pt;mso-wrap-distance-bottom:0;mso-position-horizontal:absolute;mso-position-horizontal-relative:text;mso-position-vertical:absolute;mso-position-vertical-relative:text" from="-13.5pt,20.55pt" to="245.55pt,20.55pt" o:gfxdata="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" strokecolor="black [3040]"/>
+              <v:line w14:anchorId="144732E7" id="Straight Connector 4" o:spid="_x0000_s1026" style="position:absolute;z-index:251662336;visibility:visible;mso-wrap-style:square;mso-wrap-distance-left:9pt;mso-wrap-distance-top:0;mso-wrap-distance-right:9pt;mso-wrap-distance-bottom:0;mso-position-horizontal:absolute;mso-position-horizontal-relative:text;mso-position-vertical:absolute;mso-position-vertical-relative:text" from="-13.5pt,20.55pt" to="245.55pt,20.55pt" o:gfxdata="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" strokecolor="black [3040]"/>
             </w:pict>
           </mc:Fallback>
         </mc:AlternateContent>
@@ -2721,7 +3501,7 @@
       <w:r>
         <w:rPr>
           <w:rFonts w:ascii="Roboto" w:eastAsia="Times New Roman" w:hAnsi="Roboto" w:cs="Times New Roman"/>
-          <w:color w:val="FF0000"/>
+          <w:b/>
           <w:lang w:val="en-IN" w:eastAsia="en-IN"/>
         </w:rPr>
         <w:t>[Address C1]</w:t>
@@ -2758,10 +3538,36 @@
       <w:r>
         <w:rPr>
           <w:rFonts w:ascii="Roboto" w:eastAsia="Times New Roman" w:hAnsi="Roboto" w:cs="Times New Roman"/>
-          <w:color w:val="FF0000"/>
+          <w:b/>
           <w:lang w:val="en-IN" w:eastAsia="en-IN"/>
         </w:rPr>
         <w:t>[PIN C1]</w:t>
+      </w:r>
+    </w:p>
+    <w:p>
+      <w:pPr>
+        <w:rPr>
+          <w:rFonts w:ascii="Roboto" w:eastAsia="Times New Roman" w:hAnsi="Roboto" w:cs="Times New Roman"/>
+          <w:b/>
+          <w:lang w:val="en-IN" w:eastAsia="en-IN"/>
+        </w:rPr>
+      </w:pPr>
+      <w:r>
+        <w:rPr>
+          <w:rFonts w:cstheme="minorHAnsi"/>
+          <w:b/>
+          <w:sz w:val="24"/>
+          <w:szCs w:val="24"/>
+        </w:rPr>
+        <w:t xml:space="preserve">Tel. no.- </w:t>
+      </w:r>
+      <w:r>
+        <w:rPr>
+          <w:rFonts w:ascii="Roboto" w:eastAsia="Times New Roman" w:hAnsi="Roboto" w:cs="Times New Roman"/>
+          <w:b/>
+          <w:lang w:val="en-IN" w:eastAsia="en-IN"/>
+        </w:rPr>
+        <w:t>[Mobile No C1]</w:t>
       </w:r>
     </w:p>
     <w:p>
@@ -2774,356 +3580,21 @@
       </w:pPr>
       <w:r>
         <w:rPr>
-          <w:rFonts w:cstheme="minorHAnsi"/>
-          <w:b/>
-          <w:sz w:val="24"/>
-          <w:szCs w:val="24"/>
-        </w:rPr>
-        <w:t xml:space="preserve">Tel. no.- </w:t>
-      </w:r>
-      <w:r>
-        <w:rPr>
-          <w:rFonts w:ascii="Roboto" w:eastAsia="Times New Roman" w:hAnsi="Roboto" w:cs="Times New Roman"/>
-          <w:color w:val="FF0000"/>
-          <w:lang w:val="en-IN" w:eastAsia="en-IN"/>
-        </w:rPr>
-        <w:t>[Mobile No C1]</w:t>
-      </w:r>
-    </w:p>
-    <w:p>
-      <w:pPr>
-        <w:rPr>
-          <w:rFonts w:ascii="Roboto" w:eastAsia="Times New Roman" w:hAnsi="Roboto" w:cs="Times New Roman"/>
-          <w:color w:val="000000"/>
-          <w:lang w:val="en-IN" w:eastAsia="en-IN"/>
-        </w:rPr>
-      </w:pPr>
-      <w:r>
-        <w:rPr>
-          <w:rFonts w:eastAsia="Times New Roman" w:cstheme="minorHAnsi"/>
-          <w:b/>
-          <w:color w:val="000000"/>
-          <w:sz w:val="24"/>
-          <w:szCs w:val="24"/>
-          <w:lang w:eastAsia="en-IN"/>
-        </w:rPr>
-        <w:t>Emai</w:t>
-      </w:r>
-      <w:r>
-        <w:rPr>
-          <w:rFonts w:eastAsia="Times New Roman" w:cstheme="minorHAnsi"/>
-          <w:b/>
-          <w:color w:val="000000"/>
-          <w:sz w:val="24"/>
-          <w:szCs w:val="24"/>
-          <w:lang w:eastAsia="en-IN"/>
-        </w:rPr>
-        <w:t>l</w:t>
-      </w:r>
-      <w:r>
-        <w:rPr>
-          <w:rFonts w:eastAsia="Times New Roman" w:cstheme="minorHAnsi"/>
-          <w:b/>
-          <w:color w:val="000000"/>
-          <w:sz w:val="24"/>
-          <w:szCs w:val="24"/>
-          <w:lang w:eastAsia="en-IN"/>
-        </w:rPr>
-        <w:t xml:space="preserve"> Id- </w:t>
-      </w:r>
-      <w:r>
-        <w:rPr>
-          <w:rFonts w:ascii="Roboto" w:eastAsia="Times New Roman" w:hAnsi="Roboto" w:cs="Times New Roman"/>
-          <w:color w:val="FF0000"/>
-          <w:lang w:val="en-IN" w:eastAsia="en-IN"/>
-        </w:rPr>
-        <w:t>[Email ID C1]</w:t>
-      </w:r>
-    </w:p>
-    <w:p>
-      <w:pPr>
-        <w:rPr>
-          <w:rFonts w:cstheme="minorHAnsi"/>
-          <w:b/>
-          <w:sz w:val="24"/>
-          <w:szCs w:val="24"/>
-        </w:rPr>
-      </w:pPr>
-      <w:r>
-        <w:rPr>
-          <w:rFonts w:cstheme="minorHAnsi"/>
-          <w:b/>
           <w:noProof/>
-          <w:sz w:val="24"/>
-          <w:szCs w:val="24"/>
         </w:rPr>
         <mc:AlternateContent>
           <mc:Choice Requires="wps">
             <w:drawing>
-              <wp:anchor distT="0" distB="0" distL="114300" distR="114300" simplePos="0" relativeHeight="251664384" behindDoc="0" locked="0" layoutInCell="1" allowOverlap="1" wp14:anchorId="7CBF1E5F" wp14:editId="4AFD2509">
+              <wp:anchor distT="0" distB="0" distL="114300" distR="114300" simplePos="0" relativeHeight="251660288" behindDoc="0" locked="0" layoutInCell="1" allowOverlap="1" wp14:anchorId="3363D212" wp14:editId="177ED8EE">
                 <wp:simplePos x="0" y="0"/>
-                <wp:positionH relativeFrom="column">
-                  <wp:posOffset>-171451</wp:posOffset>
+                <wp:positionH relativeFrom="page">
+                  <wp:posOffset>4279900</wp:posOffset>
                 </wp:positionH>
                 <wp:positionV relativeFrom="paragraph">
-                  <wp:posOffset>335824</wp:posOffset>
+                  <wp:posOffset>7620</wp:posOffset>
                 </wp:positionV>
-                <wp:extent cx="3290207" cy="0"/>
-                <wp:effectExtent l="0" t="0" r="12065" b="12700"/>
-                <wp:wrapNone/>
-                <wp:docPr id="6" name="Straight Connector 6"/>
-                <wp:cNvGraphicFramePr/>
-                <a:graphic xmlns:a="http://schemas.openxmlformats.org/drawingml/2006/main">
-                  <a:graphicData uri="http://schemas.microsoft.com/office/word/2010/wordprocessingShape">
-                    <wps:wsp>
-                      <wps:cNvCnPr/>
-                      <wps:spPr>
-                        <a:xfrm>
-                          <a:off x="0" y="0"/>
-                          <a:ext cx="3290207" cy="0"/>
-                        </a:xfrm>
-                        <a:prstGeom prst="line">
-                          <a:avLst/>
-                        </a:prstGeom>
-                      </wps:spPr>
-                      <wps:style>
-                        <a:lnRef idx="1">
-                          <a:schemeClr val="dk1"/>
-                        </a:lnRef>
-                        <a:fillRef idx="0">
-                          <a:schemeClr val="dk1"/>
-                        </a:fillRef>
-                        <a:effectRef idx="0">
-                          <a:schemeClr val="dk1"/>
-                        </a:effectRef>
-                        <a:fontRef idx="minor">
-                          <a:schemeClr val="tx1"/>
-                        </a:fontRef>
-                      </wps:style>
-                      <wps:bodyPr/>
-                    </wps:wsp>
-                  </a:graphicData>
-                </a:graphic>
-              </wp:anchor>
-            </w:drawing>
-          </mc:Choice>
-          <mc:Fallback>
-            <w:pict>
-              <v:line w14:anchorId="3A7AB6A7" id="Straight Connector 6" o:spid="_x0000_s1026" style="position:absolute;z-index:251664384;visibility:visible;mso-wrap-style:square;mso-wrap-distance-left:9pt;mso-wrap-distance-top:0;mso-wrap-distance-right:9pt;mso-wrap-distance-bottom:0;mso-position-horizontal:absolute;mso-position-horizontal-relative:text;mso-position-vertical:absolute;mso-position-vertical-relative:text" from="-13.5pt,26.45pt" to="245.55pt,26.45pt" o:gfxdata="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" strokecolor="black [3040]"/>
-            </w:pict>
-          </mc:Fallback>
-        </mc:AlternateContent>
-      </w:r>
-      <w:r>
-        <w:rPr>
-          <w:rFonts w:cstheme="minorHAnsi"/>
-          <w:b/>
-          <w:sz w:val="24"/>
-          <w:szCs w:val="24"/>
-        </w:rPr>
-        <w:t xml:space="preserve">Date- </w:t>
-      </w:r>
-    </w:p>
-    <w:p>
-      <w:pPr>
-        <w:jc w:val="center"/>
-      </w:pPr>
-    </w:p>
-    <w:p>
-      <w:pPr>
-        <w:rPr>
-          <w:rFonts w:cstheme="minorHAnsi"/>
-          <w:b/>
-          <w:sz w:val="24"/>
-          <w:szCs w:val="24"/>
-        </w:rPr>
-      </w:pPr>
-    </w:p>
-    <w:p>
-      <w:pPr>
-        <w:pStyle w:val="ListParagraph"/>
-        <w:tabs>
-          <w:tab w:val="left" w:pos="9450"/>
-        </w:tabs>
-        <w:spacing w:after="133" w:line="240" w:lineRule="auto"/>
-        <w:ind w:left="-426" w:right="314"/>
-        <w:jc w:val="both"/>
-        <w:rPr>
-          <w:rFonts w:ascii="Arial" w:hAnsi="Arial" w:cs="Arial"/>
-          <w:sz w:val="24"/>
-          <w:szCs w:val="24"/>
-        </w:rPr>
-      </w:pPr>
-    </w:p>
-    <w:p>
-      <w:pPr>
-        <w:pStyle w:val="ListParagraph"/>
-        <w:tabs>
-          <w:tab w:val="left" w:pos="9450"/>
-        </w:tabs>
-        <w:spacing w:after="133" w:line="240" w:lineRule="auto"/>
-        <w:ind w:left="-426" w:right="314"/>
-        <w:jc w:val="both"/>
-        <w:rPr>
-          <w:rFonts w:ascii="Arial" w:hAnsi="Arial" w:cs="Arial"/>
-          <w:sz w:val="24"/>
-          <w:szCs w:val="24"/>
-        </w:rPr>
-      </w:pPr>
-    </w:p>
-    <w:p>
-      <w:pPr>
-        <w:pStyle w:val="ListParagraph"/>
-        <w:tabs>
-          <w:tab w:val="left" w:pos="9450"/>
-        </w:tabs>
-        <w:spacing w:after="133" w:line="240" w:lineRule="auto"/>
-        <w:ind w:left="-426" w:right="314"/>
-        <w:jc w:val="both"/>
-        <w:rPr>
-          <w:rFonts w:ascii="Arial" w:hAnsi="Arial" w:cs="Arial"/>
-          <w:sz w:val="24"/>
-          <w:szCs w:val="24"/>
-        </w:rPr>
-      </w:pPr>
-    </w:p>
-    <w:p>
-      <w:pPr>
-        <w:pStyle w:val="ListParagraph"/>
-        <w:tabs>
-          <w:tab w:val="left" w:pos="9450"/>
-        </w:tabs>
-        <w:spacing w:after="133" w:line="240" w:lineRule="auto"/>
-        <w:ind w:left="-426" w:right="314"/>
-        <w:jc w:val="both"/>
-        <w:rPr>
-          <w:rFonts w:ascii="Arial" w:hAnsi="Arial" w:cs="Arial"/>
-          <w:sz w:val="24"/>
-          <w:szCs w:val="24"/>
-        </w:rPr>
-      </w:pPr>
-    </w:p>
-    <w:p>
-      <w:pPr>
-        <w:pStyle w:val="ListParagraph"/>
-        <w:tabs>
-          <w:tab w:val="left" w:pos="9450"/>
-        </w:tabs>
-        <w:spacing w:after="133" w:line="240" w:lineRule="auto"/>
-        <w:ind w:left="-426" w:right="314"/>
-        <w:jc w:val="both"/>
-        <w:rPr>
-          <w:rFonts w:ascii="Arial" w:hAnsi="Arial" w:cs="Arial"/>
-          <w:sz w:val="24"/>
-          <w:szCs w:val="24"/>
-        </w:rPr>
-      </w:pPr>
-    </w:p>
-    <w:p>
-      <w:pPr>
-        <w:pStyle w:val="ListParagraph"/>
-        <w:tabs>
-          <w:tab w:val="left" w:pos="9450"/>
-        </w:tabs>
-        <w:spacing w:after="133" w:line="240" w:lineRule="auto"/>
-        <w:ind w:left="-426" w:right="314"/>
-        <w:jc w:val="both"/>
-        <w:rPr>
-          <w:rFonts w:ascii="Arial" w:hAnsi="Arial" w:cs="Arial"/>
-          <w:sz w:val="24"/>
-          <w:szCs w:val="24"/>
-        </w:rPr>
-      </w:pPr>
-    </w:p>
-    <w:p>
-      <w:pPr>
-        <w:pStyle w:val="ListParagraph"/>
-        <w:tabs>
-          <w:tab w:val="left" w:pos="9450"/>
-        </w:tabs>
-        <w:spacing w:after="133" w:line="240" w:lineRule="auto"/>
-        <w:ind w:left="-426" w:right="314"/>
-        <w:jc w:val="both"/>
-        <w:rPr>
-          <w:rFonts w:ascii="Arial" w:hAnsi="Arial" w:cs="Arial"/>
-          <w:sz w:val="24"/>
-          <w:szCs w:val="24"/>
-        </w:rPr>
-      </w:pPr>
-    </w:p>
-    <w:p>
-      <w:pPr>
-        <w:pStyle w:val="ListParagraph"/>
-        <w:tabs>
-          <w:tab w:val="left" w:pos="9450"/>
-        </w:tabs>
-        <w:spacing w:after="133" w:line="240" w:lineRule="auto"/>
-        <w:ind w:left="-426" w:right="314"/>
-        <w:jc w:val="both"/>
-        <w:rPr>
-          <w:rFonts w:ascii="Arial" w:hAnsi="Arial" w:cs="Arial"/>
-          <w:sz w:val="24"/>
-          <w:szCs w:val="24"/>
-        </w:rPr>
-      </w:pPr>
-    </w:p>
-    <w:p>
-      <w:pPr>
-        <w:pStyle w:val="ListParagraph"/>
-        <w:tabs>
-          <w:tab w:val="left" w:pos="9450"/>
-        </w:tabs>
-        <w:spacing w:after="133" w:line="240" w:lineRule="auto"/>
-        <w:ind w:left="-426" w:right="314"/>
-        <w:jc w:val="both"/>
-        <w:rPr>
-          <w:rFonts w:ascii="Arial" w:hAnsi="Arial" w:cs="Arial"/>
-          <w:sz w:val="24"/>
-          <w:szCs w:val="24"/>
-        </w:rPr>
-      </w:pPr>
-    </w:p>
-    <w:p>
-      <w:pPr>
-        <w:pStyle w:val="ListParagraph"/>
-        <w:tabs>
-          <w:tab w:val="left" w:pos="9450"/>
-        </w:tabs>
-        <w:spacing w:after="133" w:line="240" w:lineRule="auto"/>
-        <w:ind w:left="-426" w:right="314"/>
-        <w:jc w:val="both"/>
-        <w:rPr>
-          <w:rFonts w:ascii="Arial" w:hAnsi="Arial" w:cs="Arial"/>
-          <w:sz w:val="24"/>
-          <w:szCs w:val="24"/>
-        </w:rPr>
-      </w:pPr>
-    </w:p>
-    <w:p>
-      <w:pPr>
-        <w:pStyle w:val="BodyText"/>
-        <w:rPr>
-          <w:sz w:val="20"/>
-        </w:rPr>
-      </w:pPr>
-      <w:r>
-        <w:rPr>
-          <w:noProof/>
-          <w:lang w:val="en-IN" w:eastAsia="en-IN"/>
-        </w:rPr>
-        <mc:AlternateContent>
-          <mc:Choice Requires="wps">
-            <w:drawing>
-              <wp:anchor distT="0" distB="0" distL="114300" distR="114300" simplePos="0" relativeHeight="251660288" behindDoc="0" locked="0" layoutInCell="1" allowOverlap="1" wp14:anchorId="6C82B44A" wp14:editId="6D4B7BE8">
-                <wp:simplePos x="0" y="0"/>
-                <wp:positionH relativeFrom="page">
-                  <wp:posOffset>4278630</wp:posOffset>
-                </wp:positionH>
-                <wp:positionV relativeFrom="paragraph">
-                  <wp:posOffset>9525</wp:posOffset>
-                </wp:positionV>
-                <wp:extent cx="3124835" cy="981710"/>
-                <wp:effectExtent l="0" t="0" r="0" b="8890"/>
+                <wp:extent cx="3124835" cy="742950"/>
+                <wp:effectExtent l="0" t="0" r="18415" b="19050"/>
                 <wp:wrapNone/>
                 <wp:docPr id="7" name="Text Box 2"/>
                 <wp:cNvGraphicFramePr>
@@ -3138,7 +3609,7 @@
                       <wps:spPr>
                         <a:xfrm>
                           <a:off x="0" y="0"/>
-                          <a:ext cx="3124835" cy="981710"/>
+                          <a:ext cx="3124835" cy="742950"/>
                         </a:xfrm>
                         <a:prstGeom prst="rect">
                           <a:avLst/>
@@ -3203,7 +3674,9 @@
                           </w:p>
                         </w:txbxContent>
                       </wps:txbx>
-                      <wps:bodyPr lIns="0" tIns="0" rIns="0" bIns="0" upright="1"/>
+                      <wps:bodyPr lIns="0" tIns="0" rIns="0" bIns="0" upright="1">
+                        <a:noAutofit/>
+                      </wps:bodyPr>
                     </wps:wsp>
                   </a:graphicData>
                 </a:graphic>
@@ -3218,7 +3691,7 @@
           </mc:Choice>
           <mc:Fallback>
             <w:pict>
-              <v:shape w14:anchorId="6C82B44A" id="Text Box 2" o:spid="_x0000_s1027" type="#_x0000_t202" style="position:absolute;margin-left:336.9pt;margin-top:.75pt;width:246.05pt;height:77.3pt;z-index:251660288;visibility:visible;mso-wrap-style:square;mso-width-percent:0;mso-height-percent:0;mso-wrap-distance-left:9pt;mso-wrap-distance-top:0;mso-wrap-distance-right:9pt;mso-wrap-distance-bottom:0;mso-position-horizontal:absolute;mso-position-horizontal-relative:page;mso-position-vertical:absolute;mso-position-vertical-relative:text;mso-width-percent:0;mso-height-percent:0;mso-width-relative:page;mso-height-relative:page;v-text-anchor:top" o:gfxdata="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" filled="f" strokeweight=".25pt">
+              <v:shape w14:anchorId="3363D212" id="Text Box 2" o:spid="_x0000_s1027" type="#_x0000_t202" style="position:absolute;margin-left:337pt;margin-top:.6pt;width:246.05pt;height:58.5pt;z-index:251660288;visibility:visible;mso-wrap-style:square;mso-width-percent:0;mso-height-percent:0;mso-wrap-distance-left:9pt;mso-wrap-distance-top:0;mso-wrap-distance-right:9pt;mso-wrap-distance-bottom:0;mso-position-horizontal:absolute;mso-position-horizontal-relative:page;mso-position-vertical:absolute;mso-position-vertical-relative:text;mso-width-percent:0;mso-height-percent:0;mso-width-relative:page;mso-height-relative:page;v-text-anchor:top" o:gfxdata="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" filled="f" strokeweight=".25pt">
                 <v:path arrowok="t"/>
                 <v:textbox inset="0,0,0,0">
                   <w:txbxContent>
@@ -3275,71 +3748,116 @@
           </mc:Fallback>
         </mc:AlternateContent>
       </w:r>
+      <w:r>
+        <w:rPr>
+          <w:rFonts w:eastAsia="Times New Roman" w:cstheme="minorHAnsi"/>
+          <w:b/>
+          <w:sz w:val="24"/>
+          <w:szCs w:val="24"/>
+          <w:lang w:eastAsia="en-IN"/>
+        </w:rPr>
+        <w:t xml:space="preserve">Email Id- </w:t>
+      </w:r>
+      <w:r>
+        <w:rPr>
+          <w:rFonts w:ascii="Roboto" w:eastAsia="Times New Roman" w:hAnsi="Roboto" w:cs="Times New Roman"/>
+          <w:b/>
+          <w:lang w:val="en-IN" w:eastAsia="en-IN"/>
+        </w:rPr>
+        <w:t>[Email ID C1]</w:t>
+      </w:r>
     </w:p>
     <w:p>
       <w:pPr>
-        <w:pStyle w:val="BodyText"/>
-        <w:rPr>
-          <w:sz w:val="20"/>
-        </w:rPr>
-      </w:pPr>
+        <w:rPr>
+          <w:rFonts w:cstheme="minorHAnsi"/>
+          <w:b/>
+          <w:sz w:val="24"/>
+          <w:szCs w:val="24"/>
+        </w:rPr>
+      </w:pPr>
+      <w:r>
+        <w:rPr>
+          <w:rFonts w:cstheme="minorHAnsi"/>
+          <w:b/>
+          <w:noProof/>
+          <w:sz w:val="24"/>
+          <w:szCs w:val="24"/>
+        </w:rPr>
+        <mc:AlternateContent>
+          <mc:Choice Requires="wps">
+            <w:drawing>
+              <wp:anchor distT="0" distB="0" distL="114300" distR="114300" simplePos="0" relativeHeight="251664384" behindDoc="0" locked="0" layoutInCell="1" allowOverlap="1" wp14:anchorId="08C78F36" wp14:editId="6ACDAE51">
+                <wp:simplePos x="0" y="0"/>
+                <wp:positionH relativeFrom="column">
+                  <wp:posOffset>-171451</wp:posOffset>
+                </wp:positionH>
+                <wp:positionV relativeFrom="paragraph">
+                  <wp:posOffset>335824</wp:posOffset>
+                </wp:positionV>
+                <wp:extent cx="3290207" cy="0"/>
+                <wp:effectExtent l="0" t="0" r="12065" b="12700"/>
+                <wp:wrapNone/>
+                <wp:docPr id="6" name="Straight Connector 6"/>
+                <wp:cNvGraphicFramePr/>
+                <a:graphic xmlns:a="http://schemas.openxmlformats.org/drawingml/2006/main">
+                  <a:graphicData uri="http://schemas.microsoft.com/office/word/2010/wordprocessingShape">
+                    <wps:wsp>
+                      <wps:cNvCnPr/>
+                      <wps:spPr>
+                        <a:xfrm>
+                          <a:off x="0" y="0"/>
+                          <a:ext cx="3290207" cy="0"/>
+                        </a:xfrm>
+                        <a:prstGeom prst="line">
+                          <a:avLst/>
+                        </a:prstGeom>
+                      </wps:spPr>
+                      <wps:style>
+                        <a:lnRef idx="1">
+                          <a:schemeClr val="dk1"/>
+                        </a:lnRef>
+                        <a:fillRef idx="0">
+                          <a:schemeClr val="dk1"/>
+                        </a:fillRef>
+                        <a:effectRef idx="0">
+                          <a:schemeClr val="dk1"/>
+                        </a:effectRef>
+                        <a:fontRef idx="minor">
+                          <a:schemeClr val="tx1"/>
+                        </a:fontRef>
+                      </wps:style>
+                      <wps:bodyPr/>
+                    </wps:wsp>
+                  </a:graphicData>
+                </a:graphic>
+              </wp:anchor>
+            </w:drawing>
+          </mc:Choice>
+          <mc:Fallback xmlns:w16sdtdh="http://schemas.microsoft.com/office/word/2020/wordml/sdtdatahash" xmlns:w16="http://schemas.microsoft.com/office/word/2018/wordml" xmlns:w16cid="http://schemas.microsoft.com/office/word/2016/wordml/cid" xmlns:w16cex="http://schemas.microsoft.com/office/word/2018/wordml/cex" xmlns:oel="http://schemas.microsoft.com/office/2019/extlst" xmlns:am3d="http://schemas.microsoft.com/office/drawing/2017/model3d" xmlns:aink="http://schemas.microsoft.com/office/drawing/2016/ink" xmlns:cx8="http://schemas.microsoft.com/office/drawing/2016/5/14/chartex" xmlns:cx7="http://schemas.microsoft.com/office/drawing/2016/5/13/chartex" xmlns:cx6="http://schemas.microsoft.com/office/drawing/2016/5/12/chartex" xmlns:cx5="http://schemas.microsoft.com/office/drawing/2016/5/11/chartex" xmlns:cx4="http://schemas.microsoft.com/office/drawing/2016/5/10/chartex" xmlns:cx3="http://schemas.microsoft.com/office/drawing/2016/5/9/chartex" xmlns:cx2="http://schemas.microsoft.com/office/drawing/2015/10/21/chartex" xmlns:cx1="http://schemas.microsoft.com/office/drawing/2015/9/8/chartex">
+            <w:pict>
+              <v:line w14:anchorId="3A7AB6A7" id="Straight Connector 6" o:spid="_x0000_s1026" style="position:absolute;z-index:251664384;visibility:visible;mso-wrap-style:square;mso-wrap-distance-left:9pt;mso-wrap-distance-top:0;mso-wrap-distance-right:9pt;mso-wrap-distance-bottom:0;mso-position-horizontal:absolute;mso-position-horizontal-relative:text;mso-position-vertical:absolute;mso-position-vertical-relative:text" from="-13.5pt,26.45pt" to="245.55pt,26.45pt" o:gfxdata="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" strokecolor="black [3040]"/>
+            </w:pict>
+          </mc:Fallback>
+        </mc:AlternateContent>
+      </w:r>
+      <w:r>
+        <w:rPr>
+          <w:rFonts w:cstheme="minorHAnsi"/>
+          <w:b/>
+          <w:sz w:val="24"/>
+          <w:szCs w:val="24"/>
+        </w:rPr>
+        <w:t xml:space="preserve">Date- </w:t>
+      </w:r>
     </w:p>
     <w:p>
       <w:pPr>
-        <w:pStyle w:val="BodyText"/>
-        <w:rPr>
-          <w:sz w:val="20"/>
-        </w:rPr>
-      </w:pPr>
-    </w:p>
-    <w:p>
-      <w:pPr>
-        <w:pStyle w:val="BodyText"/>
-        <w:rPr>
-          <w:sz w:val="20"/>
-        </w:rPr>
-      </w:pPr>
-    </w:p>
-    <w:p>
-      <w:pPr>
-        <w:pStyle w:val="BodyText"/>
-        <w:rPr>
-          <w:sz w:val="20"/>
-        </w:rPr>
-      </w:pPr>
-    </w:p>
-    <w:p>
-      <w:pPr>
-        <w:pStyle w:val="BodyText"/>
-        <w:rPr>
-          <w:sz w:val="20"/>
-        </w:rPr>
-      </w:pPr>
-    </w:p>
-    <w:p>
-      <w:pPr>
-        <w:pStyle w:val="BodyText"/>
-        <w:rPr>
-          <w:sz w:val="20"/>
-        </w:rPr>
-      </w:pPr>
-    </w:p>
-    <w:p>
-      <w:pPr>
-        <w:pStyle w:val="BodyText"/>
-        <w:rPr>
-          <w:sz w:val="20"/>
-        </w:rPr>
-      </w:pPr>
-    </w:p>
-    <w:p>
-      <w:pPr>
-        <w:pStyle w:val="ListParagraph"/>
         <w:tabs>
           <w:tab w:val="left" w:pos="9450"/>
         </w:tabs>
         <w:spacing w:after="133" w:line="240" w:lineRule="auto"/>
-        <w:ind w:left="-426" w:right="314"/>
+        <w:ind w:right="314"/>
         <w:jc w:val="both"/>
         <w:rPr>
           <w:rFonts w:ascii="Arial" w:hAnsi="Arial" w:cs="Arial"/>
@@ -3347,6 +3865,8 @@
           <w:szCs w:val="24"/>
         </w:rPr>
       </w:pPr>
+      <w:bookmarkStart w:id="0" w:name="_GoBack"/>
+      <w:bookmarkEnd w:id="0"/>
     </w:p>
     <w:p>
       <w:pPr>
@@ -3828,7 +4348,7 @@
 </file>
 
 <file path=word/numbering.xml><?xml version="1.0" encoding="utf-8"?>
-<w:numbering xmlns:wpc="http://schemas.microsoft.com/office/word/2010/wordprocessingCanvas" xmlns:cx="http://schemas.microsoft.com/office/drawing/2014/chartex" xmlns:cx1="http://schemas.microsoft.com/office/drawing/2015/9/8/chartex" xmlns:cx2="http://schemas.microsoft.com/office/drawing/2015/10/21/chartex" xmlns:cx3="http://schemas.microsoft.com/office/drawing/2016/5/9/chartex" xmlns:cx4="http://schemas.microsoft.com/office/drawing/2016/5/10/chartex" xmlns:cx5="http://schemas.microsoft.com/office/drawing/2016/5/11/chartex" xmlns:cx6="http://schemas.microsoft.com/office/drawing/2016/5/12/chartex" xmlns:cx7="http://schemas.microsoft.com/office/drawing/2016/5/13/chartex" xmlns:cx8="http://schemas.microsoft.com/office/drawing/2016/5/14/chartex" xmlns:mc="http://schemas.openxmlformats.org/markup-compatibility/2006" xmlns:aink="http://schemas.microsoft.com/office/drawing/2016/ink" xmlns:am3d="http://schemas.microsoft.com/office/drawing/2017/model3d" xmlns:o="urn:schemas-microsoft-com:office:office" xmlns:oel="http://schemas.microsoft.com/office/2019/extlst" xmlns:r="http://schemas.openxmlformats.org/officeDocument/2006/relationships" xmlns:m="http://schemas.openxmlformats.org/officeDocument/2006/math" xmlns:v="urn:schemas-microsoft-com:vml" xmlns:wp14="http://schemas.microsoft.com/office/word/2010/wordprocessingDrawing" xmlns:wp="http://schemas.openxmlformats.org/drawingml/2006/wordprocessingDrawing" xmlns:w10="urn:schemas-microsoft-com:office:word" xmlns:w="http://schemas.openxmlformats.org/wordprocessingml/2006/main" xmlns:w14="http://schemas.microsoft.com/office/word/2010/wordml" xmlns:w15="http://schemas.microsoft.com/office/word/2012/wordml" xmlns:w16cex="http://schemas.microsoft.com/office/word/2018/wordml/cex" xmlns:w16cid="http://schemas.microsoft.com/office/word/2016/wordml/cid" xmlns:w16="http://schemas.microsoft.com/office/word/2018/wordml" xmlns:w16sdtdh="http://schemas.microsoft.com/office/word/2020/wordml/sdtdatahash" xmlns:w16se="http://schemas.microsoft.com/office/word/2015/wordml/symex" xmlns:wpg="http://schemas.microsoft.com/office/word/2010/wordprocessingGroup" xmlns:wpi="http://schemas.microsoft.com/office/word/2010/wordprocessingInk" xmlns:wne="http://schemas.microsoft.com/office/word/2006/wordml" xmlns:wps="http://schemas.microsoft.com/office/word/2010/wordprocessingShape" mc:Ignorable="w14 w15 w16se w16cid w16 w16cex w16sdtdh wp14">
+<w:numbering xmlns:wpc="http://schemas.microsoft.com/office/word/2010/wordprocessingCanvas" xmlns:cx="http://schemas.microsoft.com/office/drawing/2014/chartex" xmlns:mc="http://schemas.openxmlformats.org/markup-compatibility/2006" xmlns:o="urn:schemas-microsoft-com:office:office" xmlns:r="http://schemas.openxmlformats.org/officeDocument/2006/relationships" xmlns:m="http://schemas.openxmlformats.org/officeDocument/2006/math" xmlns:v="urn:schemas-microsoft-com:vml" xmlns:wp14="http://schemas.microsoft.com/office/word/2010/wordprocessingDrawing" xmlns:wp="http://schemas.openxmlformats.org/drawingml/2006/wordprocessingDrawing" xmlns:w10="urn:schemas-microsoft-com:office:word" xmlns:w="http://schemas.openxmlformats.org/wordprocessingml/2006/main" xmlns:w14="http://schemas.microsoft.com/office/word/2010/wordml" xmlns:w15="http://schemas.microsoft.com/office/word/2012/wordml" xmlns:w16se="http://schemas.microsoft.com/office/word/2015/wordml/symex" xmlns:wpg="http://schemas.microsoft.com/office/word/2010/wordprocessingGroup" xmlns:wpi="http://schemas.microsoft.com/office/word/2010/wordprocessingInk" xmlns:wne="http://schemas.microsoft.com/office/word/2006/wordml" xmlns:wps="http://schemas.microsoft.com/office/word/2010/wordprocessingShape" mc:Ignorable="w14 w15 w16se wp14">
   <w:abstractNum w:abstractNumId="0" w15:restartNumberingAfterBreak="0">
     <w:nsid w:val="0B9E6BD1"/>
     <w:multiLevelType w:val="hybridMultilevel"/>
@@ -5778,62 +6298,62 @@
       </w:pPr>
     </w:lvl>
   </w:abstractNum>
-  <w:num w:numId="1" w16cid:durableId="1767576749">
+  <w:num w:numId="1">
     <w:abstractNumId w:val="11"/>
   </w:num>
-  <w:num w:numId="2" w16cid:durableId="2029796633">
+  <w:num w:numId="2">
     <w:abstractNumId w:val="12"/>
   </w:num>
-  <w:num w:numId="3" w16cid:durableId="943421140">
+  <w:num w:numId="3">
     <w:abstractNumId w:val="1"/>
   </w:num>
-  <w:num w:numId="4" w16cid:durableId="1682125521">
+  <w:num w:numId="4">
     <w:abstractNumId w:val="14"/>
   </w:num>
-  <w:num w:numId="5" w16cid:durableId="861868232">
+  <w:num w:numId="5">
     <w:abstractNumId w:val="15"/>
   </w:num>
-  <w:num w:numId="6" w16cid:durableId="2045984562">
+  <w:num w:numId="6">
     <w:abstractNumId w:val="8"/>
   </w:num>
-  <w:num w:numId="7" w16cid:durableId="58286231">
+  <w:num w:numId="7">
     <w:abstractNumId w:val="0"/>
   </w:num>
-  <w:num w:numId="8" w16cid:durableId="1448967309">
+  <w:num w:numId="8">
     <w:abstractNumId w:val="13"/>
   </w:num>
-  <w:num w:numId="9" w16cid:durableId="1068110276">
+  <w:num w:numId="9">
     <w:abstractNumId w:val="6"/>
   </w:num>
-  <w:num w:numId="10" w16cid:durableId="274365055">
+  <w:num w:numId="10">
     <w:abstractNumId w:val="16"/>
   </w:num>
-  <w:num w:numId="11" w16cid:durableId="1556621782">
+  <w:num w:numId="11">
     <w:abstractNumId w:val="2"/>
   </w:num>
-  <w:num w:numId="12" w16cid:durableId="1374649739">
+  <w:num w:numId="12">
     <w:abstractNumId w:val="5"/>
   </w:num>
-  <w:num w:numId="13" w16cid:durableId="934829664">
+  <w:num w:numId="13">
     <w:abstractNumId w:val="10"/>
   </w:num>
-  <w:num w:numId="14" w16cid:durableId="44187713">
+  <w:num w:numId="14">
     <w:abstractNumId w:val="9"/>
   </w:num>
-  <w:num w:numId="15" w16cid:durableId="1634798093">
+  <w:num w:numId="15">
     <w:abstractNumId w:val="4"/>
   </w:num>
-  <w:num w:numId="16" w16cid:durableId="2058311946">
+  <w:num w:numId="16">
     <w:abstractNumId w:val="3"/>
   </w:num>
-  <w:num w:numId="17" w16cid:durableId="1792703373">
+  <w:num w:numId="17">
     <w:abstractNumId w:val="7"/>
   </w:num>
 </w:numbering>
 </file>
 
 <file path=word/styles.xml><?xml version="1.0" encoding="utf-8"?>
-<w:styles xmlns:mc="http://schemas.openxmlformats.org/markup-compatibility/2006" xmlns:r="http://schemas.openxmlformats.org/officeDocument/2006/relationships" xmlns:w="http://schemas.openxmlformats.org/wordprocessingml/2006/main" xmlns:w14="http://schemas.microsoft.com/office/word/2010/wordml" xmlns:w15="http://schemas.microsoft.com/office/word/2012/wordml" xmlns:w16cex="http://schemas.microsoft.com/office/word/2018/wordml/cex" xmlns:w16cid="http://schemas.microsoft.com/office/word/2016/wordml/cid" xmlns:w16="http://schemas.microsoft.com/office/word/2018/wordml" xmlns:w16sdtdh="http://schemas.microsoft.com/office/word/2020/wordml/sdtdatahash" xmlns:w16se="http://schemas.microsoft.com/office/word/2015/wordml/symex" mc:Ignorable="w14 w15 w16se w16cid w16 w16cex w16sdtdh">
+<w:styles xmlns:mc="http://schemas.openxmlformats.org/markup-compatibility/2006" xmlns:r="http://schemas.openxmlformats.org/officeDocument/2006/relationships" xmlns:w="http://schemas.openxmlformats.org/wordprocessingml/2006/main" xmlns:w14="http://schemas.microsoft.com/office/word/2010/wordml" xmlns:w15="http://schemas.microsoft.com/office/word/2012/wordml" xmlns:w16se="http://schemas.microsoft.com/office/word/2015/wordml/symex" mc:Ignorable="w14 w15 w16se">
   <w:docDefaults>
     <w:rPrDefault>
       <w:rPr>
@@ -5849,7 +6369,7 @@
       </w:pPr>
     </w:pPrDefault>
   </w:docDefaults>
-  <w:latentStyles w:defLockedState="0" w:defUIPriority="99" w:defSemiHidden="0" w:defUnhideWhenUsed="0" w:defQFormat="0" w:count="376">
+  <w:latentStyles w:defLockedState="0" w:defUIPriority="99" w:defSemiHidden="0" w:defUnhideWhenUsed="0" w:defQFormat="0" w:count="371">
     <w:lsdException w:name="Normal" w:uiPriority="0" w:qFormat="1"/>
     <w:lsdException w:name="heading 1" w:uiPriority="9" w:qFormat="1"/>
     <w:lsdException w:name="heading 2" w:semiHidden="1" w:uiPriority="9" w:unhideWhenUsed="1" w:qFormat="1"/>
@@ -6221,11 +6741,6 @@
     <w:lsdException w:name="List Table 5 Dark Accent 6" w:uiPriority="50"/>
     <w:lsdException w:name="List Table 6 Colorful Accent 6" w:uiPriority="51"/>
     <w:lsdException w:name="List Table 7 Colorful Accent 6" w:uiPriority="52"/>
-    <w:lsdException w:name="Mention" w:semiHidden="1" w:unhideWhenUsed="1"/>
-    <w:lsdException w:name="Smart Hyperlink" w:semiHidden="1" w:unhideWhenUsed="1"/>
-    <w:lsdException w:name="Hashtag" w:semiHidden="1" w:unhideWhenUsed="1"/>
-    <w:lsdException w:name="Unresolved Mention" w:semiHidden="1" w:unhideWhenUsed="1"/>
-    <w:lsdException w:name="Smart Link" w:semiHidden="1" w:unhideWhenUsed="1"/>
   </w:latentStyles>
   <w:style w:type="paragraph" w:default="1" w:styleId="Normal">
     <w:name w:val="Normal"/>
@@ -6898,7 +7413,7 @@
 </file>
 
 <file path=customXml/itemProps1.xml><?xml version="1.0" encoding="utf-8"?>
-<ds:datastoreItem xmlns:ds="http://schemas.openxmlformats.org/officeDocument/2006/customXml" ds:itemID="{725B6D21-CC00-4286-960F-B55210236980}">
+<ds:datastoreItem xmlns:ds="http://schemas.openxmlformats.org/officeDocument/2006/customXml" ds:itemID="{7FEB0B5F-9FB7-41F1-A94B-55A0018FD956}">
   <ds:schemaRefs>
     <ds:schemaRef ds:uri="http://schemas.openxmlformats.org/officeDocument/2006/bibliography"/>
   </ds:schemaRefs>

--- a/backend/templates/Form-B (Indemnity)- SELF_Multiple_Template.docx
+++ b/backend/templates/Form-B (Indemnity)- SELF_Multiple_Template.docx
@@ -3333,7 +3333,7 @@
           </mc:Choice>
           <mc:Fallback xmlns:w16sdtdh="http://schemas.microsoft.com/office/word/2020/wordml/sdtdatahash" xmlns:w16="http://schemas.microsoft.com/office/word/2018/wordml" xmlns:w16cid="http://schemas.microsoft.com/office/word/2016/wordml/cid" xmlns:w16cex="http://schemas.microsoft.com/office/word/2018/wordml/cex" xmlns:oel="http://schemas.microsoft.com/office/2019/extlst" xmlns:am3d="http://schemas.microsoft.com/office/drawing/2017/model3d" xmlns:aink="http://schemas.microsoft.com/office/drawing/2016/ink" xmlns:cx8="http://schemas.microsoft.com/office/drawing/2016/5/14/chartex" xmlns:cx7="http://schemas.microsoft.com/office/drawing/2016/5/13/chartex" xmlns:cx6="http://schemas.microsoft.com/office/drawing/2016/5/12/chartex" xmlns:cx5="http://schemas.microsoft.com/office/drawing/2016/5/11/chartex" xmlns:cx4="http://schemas.microsoft.com/office/drawing/2016/5/10/chartex" xmlns:cx3="http://schemas.microsoft.com/office/drawing/2016/5/9/chartex" xmlns:cx2="http://schemas.microsoft.com/office/drawing/2015/10/21/chartex" xmlns:cx1="http://schemas.microsoft.com/office/drawing/2015/9/8/chartex">
             <w:pict>
-              <v:line w14:anchorId="4ED20F99" id="Straight Connector 3" o:spid="_x0000_s1026" style="position:absolute;z-index:251661312;visibility:visible;mso-wrap-style:square;mso-width-percent:0;mso-height-percent:0;mso-wrap-distance-left:9pt;mso-wrap-distance-top:0;mso-wrap-distance-right:9pt;mso-wrap-distance-bottom:0;mso-position-horizontal:absolute;mso-position-horizontal-relative:text;mso-position-vertical:absolute;mso-position-vertical-relative:text;mso-width-percent:0;mso-height-percent:0;mso-width-relative:margin;mso-height-relative:margin" from="-13.5pt,20.55pt" to="-13.5pt,187.65pt" o:gfxdata="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" strokecolor="black [3040]"/>
+              <v:line w14:anchorId="4ED20F99" id="Straight Connector 3" o:spid="_x0000_s1026" style="position:absolute;z-index:251661312;visibility:visible;mso-wrap-style:square;mso-width-percent:0;mso-height-percent:0;mso-wrap-distance-left:9pt;mso-wrap-distance-top:0;mso-wrap-distance-right:9pt;mso-wrap-distance-bottom:0;mso-position-horizontal:absolute;mso-position-horizontal-relative:text;mso-position-vertical:absolute;mso-position-vertical-relative:text;mso-width-percent:0;mso-height-percent:0;mso-width-relative:margin;mso-height-relative:margin" from="-13.5pt,20.55pt" to="-13.5pt,187.65pt" o:gfxdata="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" strokecolor="black"/>
             </w:pict>
           </mc:Fallback>
         </mc:AlternateContent>
@@ -3401,7 +3401,7 @@
           </mc:Choice>
           <mc:Fallback xmlns:w16sdtdh="http://schemas.microsoft.com/office/word/2020/wordml/sdtdatahash" xmlns:w16="http://schemas.microsoft.com/office/word/2018/wordml" xmlns:w16cid="http://schemas.microsoft.com/office/word/2016/wordml/cid" xmlns:w16cex="http://schemas.microsoft.com/office/word/2018/wordml/cex" xmlns:oel="http://schemas.microsoft.com/office/2019/extlst" xmlns:am3d="http://schemas.microsoft.com/office/drawing/2017/model3d" xmlns:aink="http://schemas.microsoft.com/office/drawing/2016/ink" xmlns:cx8="http://schemas.microsoft.com/office/drawing/2016/5/14/chartex" xmlns:cx7="http://schemas.microsoft.com/office/drawing/2016/5/13/chartex" xmlns:cx6="http://schemas.microsoft.com/office/drawing/2016/5/12/chartex" xmlns:cx5="http://schemas.microsoft.com/office/drawing/2016/5/11/chartex" xmlns:cx4="http://schemas.microsoft.com/office/drawing/2016/5/10/chartex" xmlns:cx3="http://schemas.microsoft.com/office/drawing/2016/5/9/chartex" xmlns:cx2="http://schemas.microsoft.com/office/drawing/2015/10/21/chartex" xmlns:cx1="http://schemas.microsoft.com/office/drawing/2015/9/8/chartex">
             <w:pict>
-              <v:line w14:anchorId="54328141" id="Straight Connector 5" o:spid="_x0000_s1026" style="position:absolute;z-index:251663360;visibility:visible;mso-wrap-style:square;mso-height-percent:0;mso-wrap-distance-left:9pt;mso-wrap-distance-top:0;mso-wrap-distance-right:9pt;mso-wrap-distance-bottom:0;mso-position-horizontal:absolute;mso-position-horizontal-relative:text;mso-position-vertical:absolute;mso-position-vertical-relative:text;mso-height-percent:0;mso-height-relative:margin" from="245.55pt,20.55pt" to="245.55pt,187.7pt" o:gfxdata="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" strokecolor="black [3040]"/>
+              <v:line w14:anchorId="54328141" id="Straight Connector 5" o:spid="_x0000_s1026" style="position:absolute;z-index:251663360;visibility:visible;mso-wrap-style:square;mso-height-percent:0;mso-wrap-distance-left:9pt;mso-wrap-distance-top:0;mso-wrap-distance-right:9pt;mso-wrap-distance-bottom:0;mso-position-horizontal:absolute;mso-position-horizontal-relative:text;mso-position-vertical:absolute;mso-position-vertical-relative:text;mso-height-percent:0;mso-height-relative:margin" from="245.55pt,20.55pt" to="245.55pt,187.7pt" o:gfxdata="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" strokecolor="black"/>
             </w:pict>
           </mc:Fallback>
         </mc:AlternateContent>
@@ -3466,7 +3466,7 @@
           </mc:Choice>
           <mc:Fallback xmlns:w16sdtdh="http://schemas.microsoft.com/office/word/2020/wordml/sdtdatahash" xmlns:w16="http://schemas.microsoft.com/office/word/2018/wordml" xmlns:w16cid="http://schemas.microsoft.com/office/word/2016/wordml/cid" xmlns:w16cex="http://schemas.microsoft.com/office/word/2018/wordml/cex" xmlns:oel="http://schemas.microsoft.com/office/2019/extlst" xmlns:am3d="http://schemas.microsoft.com/office/drawing/2017/model3d" xmlns:aink="http://schemas.microsoft.com/office/drawing/2016/ink" xmlns:cx8="http://schemas.microsoft.com/office/drawing/2016/5/14/chartex" xmlns:cx7="http://schemas.microsoft.com/office/drawing/2016/5/13/chartex" xmlns:cx6="http://schemas.microsoft.com/office/drawing/2016/5/12/chartex" xmlns:cx5="http://schemas.microsoft.com/office/drawing/2016/5/11/chartex" xmlns:cx4="http://schemas.microsoft.com/office/drawing/2016/5/10/chartex" xmlns:cx3="http://schemas.microsoft.com/office/drawing/2016/5/9/chartex" xmlns:cx2="http://schemas.microsoft.com/office/drawing/2015/10/21/chartex" xmlns:cx1="http://schemas.microsoft.com/office/drawing/2015/9/8/chartex">
             <w:pict>
-              <v:line w14:anchorId="144732E7" id="Straight Connector 4" o:spid="_x0000_s1026" style="position:absolute;z-index:251662336;visibility:visible;mso-wrap-style:square;mso-wrap-distance-left:9pt;mso-wrap-distance-top:0;mso-wrap-distance-right:9pt;mso-wrap-distance-bottom:0;mso-position-horizontal:absolute;mso-position-horizontal-relative:text;mso-position-vertical:absolute;mso-position-vertical-relative:text" from="-13.5pt,20.55pt" to="245.55pt,20.55pt" o:gfxdata="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" strokecolor="black [3040]"/>
+              <v:line w14:anchorId="144732E7" id="Straight Connector 4" o:spid="_x0000_s1026" style="position:absolute;z-index:251662336;visibility:visible;mso-wrap-style:square;mso-wrap-distance-left:9pt;mso-wrap-distance-top:0;mso-wrap-distance-right:9pt;mso-wrap-distance-bottom:0;mso-position-horizontal:absolute;mso-position-horizontal-relative:text;mso-position-vertical:absolute;mso-position-vertical-relative:text" from="-13.5pt,20.55pt" to="245.55pt,20.55pt" o:gfxdata="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" strokecolor="black"/>
             </w:pict>
           </mc:Fallback>
         </mc:AlternateContent>
@@ -3836,7 +3836,7 @@
           </mc:Choice>
           <mc:Fallback xmlns:w16sdtdh="http://schemas.microsoft.com/office/word/2020/wordml/sdtdatahash" xmlns:w16="http://schemas.microsoft.com/office/word/2018/wordml" xmlns:w16cid="http://schemas.microsoft.com/office/word/2016/wordml/cid" xmlns:w16cex="http://schemas.microsoft.com/office/word/2018/wordml/cex" xmlns:oel="http://schemas.microsoft.com/office/2019/extlst" xmlns:am3d="http://schemas.microsoft.com/office/drawing/2017/model3d" xmlns:aink="http://schemas.microsoft.com/office/drawing/2016/ink" xmlns:cx8="http://schemas.microsoft.com/office/drawing/2016/5/14/chartex" xmlns:cx7="http://schemas.microsoft.com/office/drawing/2016/5/13/chartex" xmlns:cx6="http://schemas.microsoft.com/office/drawing/2016/5/12/chartex" xmlns:cx5="http://schemas.microsoft.com/office/drawing/2016/5/11/chartex" xmlns:cx4="http://schemas.microsoft.com/office/drawing/2016/5/10/chartex" xmlns:cx3="http://schemas.microsoft.com/office/drawing/2016/5/9/chartex" xmlns:cx2="http://schemas.microsoft.com/office/drawing/2015/10/21/chartex" xmlns:cx1="http://schemas.microsoft.com/office/drawing/2015/9/8/chartex">
             <w:pict>
-              <v:line w14:anchorId="3A7AB6A7" id="Straight Connector 6" o:spid="_x0000_s1026" style="position:absolute;z-index:251664384;visibility:visible;mso-wrap-style:square;mso-wrap-distance-left:9pt;mso-wrap-distance-top:0;mso-wrap-distance-right:9pt;mso-wrap-distance-bottom:0;mso-position-horizontal:absolute;mso-position-horizontal-relative:text;mso-position-vertical:absolute;mso-position-vertical-relative:text" from="-13.5pt,26.45pt" to="245.55pt,26.45pt" o:gfxdata="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" strokecolor="black [3040]"/>
+              <v:line w14:anchorId="3A7AB6A7" id="Straight Connector 6" o:spid="_x0000_s1026" style="position:absolute;z-index:251664384;visibility:visible;mso-wrap-style:square;mso-wrap-distance-left:9pt;mso-wrap-distance-top:0;mso-wrap-distance-right:9pt;mso-wrap-distance-bottom:0;mso-position-horizontal:absolute;mso-position-horizontal-relative:text;mso-position-vertical:absolute;mso-position-vertical-relative:text" from="-13.5pt,26.45pt" to="245.55pt,26.45pt" o:gfxdata="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" strokecolor="black"/>
             </w:pict>
           </mc:Fallback>
         </mc:AlternateContent>

--- a/backend/templates/Form-B (Indemnity)- SELF_Multiple_Template.docx
+++ b/backend/templates/Form-B (Indemnity)- SELF_Multiple_Template.docx
@@ -1,6 +1,6 @@
 
 <file path=word/document.xml><?xml version="1.0" encoding="utf-8"?>
-<w:document xmlns:wpc="http://schemas.microsoft.com/office/word/2010/wordprocessingCanvas" xmlns:cx="http://schemas.microsoft.com/office/drawing/2014/chartex" xmlns:mc="http://schemas.openxmlformats.org/markup-compatibility/2006" xmlns:o="urn:schemas-microsoft-com:office:office" xmlns:r="http://schemas.openxmlformats.org/officeDocument/2006/relationships" xmlns:m="http://schemas.openxmlformats.org/officeDocument/2006/math" xmlns:v="urn:schemas-microsoft-com:vml" xmlns:wp14="http://schemas.microsoft.com/office/word/2010/wordprocessingDrawing" xmlns:wp="http://schemas.openxmlformats.org/drawingml/2006/wordprocessingDrawing" xmlns:w10="urn:schemas-microsoft-com:office:word" xmlns:w="http://schemas.openxmlformats.org/wordprocessingml/2006/main" xmlns:w14="http://schemas.microsoft.com/office/word/2010/wordml" xmlns:w15="http://schemas.microsoft.com/office/word/2012/wordml" xmlns:w16se="http://schemas.microsoft.com/office/word/2015/wordml/symex" xmlns:wpg="http://schemas.microsoft.com/office/word/2010/wordprocessingGroup" xmlns:wpi="http://schemas.microsoft.com/office/word/2010/wordprocessingInk" xmlns:wne="http://schemas.microsoft.com/office/word/2006/wordml" xmlns:wps="http://schemas.microsoft.com/office/word/2010/wordprocessingShape" mc:Ignorable="w14 w15 w16se wp14">
+<w:document xmlns:wpc="http://schemas.microsoft.com/office/word/2010/wordprocessingCanvas" xmlns:cx="http://schemas.microsoft.com/office/drawing/2014/chartex" xmlns:cx1="http://schemas.microsoft.com/office/drawing/2015/9/8/chartex" xmlns:cx2="http://schemas.microsoft.com/office/drawing/2015/10/21/chartex" xmlns:cx3="http://schemas.microsoft.com/office/drawing/2016/5/9/chartex" xmlns:cx4="http://schemas.microsoft.com/office/drawing/2016/5/10/chartex" xmlns:cx5="http://schemas.microsoft.com/office/drawing/2016/5/11/chartex" xmlns:cx6="http://schemas.microsoft.com/office/drawing/2016/5/12/chartex" xmlns:cx7="http://schemas.microsoft.com/office/drawing/2016/5/13/chartex" xmlns:cx8="http://schemas.microsoft.com/office/drawing/2016/5/14/chartex" xmlns:mc="http://schemas.openxmlformats.org/markup-compatibility/2006" xmlns:aink="http://schemas.microsoft.com/office/drawing/2016/ink" xmlns:am3d="http://schemas.microsoft.com/office/drawing/2017/model3d" xmlns:o="urn:schemas-microsoft-com:office:office" xmlns:oel="http://schemas.microsoft.com/office/2019/extlst" xmlns:r="http://schemas.openxmlformats.org/officeDocument/2006/relationships" xmlns:m="http://schemas.openxmlformats.org/officeDocument/2006/math" xmlns:v="urn:schemas-microsoft-com:vml" xmlns:wp14="http://schemas.microsoft.com/office/word/2010/wordprocessingDrawing" xmlns:wp="http://schemas.openxmlformats.org/drawingml/2006/wordprocessingDrawing" xmlns:w10="urn:schemas-microsoft-com:office:word" xmlns:w="http://schemas.openxmlformats.org/wordprocessingml/2006/main" xmlns:w14="http://schemas.microsoft.com/office/word/2010/wordml" xmlns:w15="http://schemas.microsoft.com/office/word/2012/wordml" xmlns:w16cex="http://schemas.microsoft.com/office/word/2018/wordml/cex" xmlns:w16cid="http://schemas.microsoft.com/office/word/2016/wordml/cid" xmlns:w16="http://schemas.microsoft.com/office/word/2018/wordml" xmlns:w16du="http://schemas.microsoft.com/office/word/2023/wordml/word16du" xmlns:w16sdtdh="http://schemas.microsoft.com/office/word/2020/wordml/sdtdatahash" xmlns:w16sdtfl="http://schemas.microsoft.com/office/word/2024/wordml/sdtformatlock" xmlns:w16se="http://schemas.microsoft.com/office/word/2015/wordml/symex" xmlns:wpg="http://schemas.microsoft.com/office/word/2010/wordprocessingGroup" xmlns:wpi="http://schemas.microsoft.com/office/word/2010/wordprocessingInk" xmlns:wne="http://schemas.microsoft.com/office/word/2006/wordml" xmlns:wps="http://schemas.microsoft.com/office/word/2010/wordprocessingShape" mc:Ignorable="w14 w15 w16se w16cid w16 w16cex w16sdtdh w16sdtfl w16du wp14">
   <w:body>
     <w:tbl>
       <w:tblPr>
@@ -976,7 +976,6 @@
                 <w:b/>
               </w:rPr>
             </w:pPr>
-            <w:proofErr w:type="spellStart"/>
             <w:r>
               <w:rPr>
                 <w:rFonts w:cstheme="minorHAnsi"/>
@@ -984,17 +983,7 @@
                 <w:sz w:val="24"/>
                 <w:szCs w:val="24"/>
               </w:rPr>
-              <w:t>Rs</w:t>
-            </w:r>
-            <w:proofErr w:type="spellEnd"/>
-            <w:r>
-              <w:rPr>
-                <w:rFonts w:cstheme="minorHAnsi"/>
-                <w:b/>
-                <w:sz w:val="24"/>
-                <w:szCs w:val="24"/>
-              </w:rPr>
-              <w:t>.</w:t>
+              <w:t>Rs.</w:t>
             </w:r>
             <w:r>
               <w:rPr>
@@ -1126,7 +1115,6 @@
                 <w:b/>
               </w:rPr>
             </w:pPr>
-            <w:proofErr w:type="spellStart"/>
             <w:r>
               <w:rPr>
                 <w:rFonts w:cstheme="minorHAnsi"/>
@@ -1134,17 +1122,7 @@
                 <w:sz w:val="24"/>
                 <w:szCs w:val="24"/>
               </w:rPr>
-              <w:t>Rs</w:t>
-            </w:r>
-            <w:proofErr w:type="spellEnd"/>
-            <w:r>
-              <w:rPr>
-                <w:rFonts w:cstheme="minorHAnsi"/>
-                <w:b/>
-                <w:sz w:val="24"/>
-                <w:szCs w:val="24"/>
-              </w:rPr>
-              <w:t>.</w:t>
+              <w:t>Rs.</w:t>
             </w:r>
             <w:r>
               <w:rPr>
@@ -1276,7 +1254,6 @@
                 <w:b/>
               </w:rPr>
             </w:pPr>
-            <w:proofErr w:type="spellStart"/>
             <w:r>
               <w:rPr>
                 <w:rFonts w:cstheme="minorHAnsi"/>
@@ -1284,17 +1261,7 @@
                 <w:sz w:val="24"/>
                 <w:szCs w:val="24"/>
               </w:rPr>
-              <w:t>Rs</w:t>
-            </w:r>
-            <w:proofErr w:type="spellEnd"/>
-            <w:r>
-              <w:rPr>
-                <w:rFonts w:cstheme="minorHAnsi"/>
-                <w:b/>
-                <w:sz w:val="24"/>
-                <w:szCs w:val="24"/>
-              </w:rPr>
-              <w:t>.</w:t>
+              <w:t>Rs.</w:t>
             </w:r>
             <w:r>
               <w:rPr>
@@ -1435,7 +1402,6 @@
                 <w:b/>
               </w:rPr>
             </w:pPr>
-            <w:proofErr w:type="spellStart"/>
             <w:r>
               <w:rPr>
                 <w:rFonts w:cstheme="minorHAnsi"/>
@@ -1443,17 +1409,7 @@
                 <w:sz w:val="24"/>
                 <w:szCs w:val="24"/>
               </w:rPr>
-              <w:t>Rs</w:t>
-            </w:r>
-            <w:proofErr w:type="spellEnd"/>
-            <w:r>
-              <w:rPr>
-                <w:rFonts w:cstheme="minorHAnsi"/>
-                <w:b/>
-                <w:sz w:val="24"/>
-                <w:szCs w:val="24"/>
-              </w:rPr>
-              <w:t>.</w:t>
+              <w:t>Rs.</w:t>
             </w:r>
             <w:r>
               <w:rPr>
@@ -1594,7 +1550,6 @@
                 <w:b/>
               </w:rPr>
             </w:pPr>
-            <w:proofErr w:type="spellStart"/>
             <w:r>
               <w:rPr>
                 <w:rFonts w:cstheme="minorHAnsi"/>
@@ -1602,17 +1557,7 @@
                 <w:sz w:val="24"/>
                 <w:szCs w:val="24"/>
               </w:rPr>
-              <w:t>Rs</w:t>
-            </w:r>
-            <w:proofErr w:type="spellEnd"/>
-            <w:r>
-              <w:rPr>
-                <w:rFonts w:cstheme="minorHAnsi"/>
-                <w:b/>
-                <w:sz w:val="24"/>
-                <w:szCs w:val="24"/>
-              </w:rPr>
-              <w:t>.</w:t>
+              <w:t>Rs.</w:t>
             </w:r>
             <w:r>
               <w:rPr>
@@ -1763,7 +1708,6 @@
                 <w:b/>
               </w:rPr>
             </w:pPr>
-            <w:proofErr w:type="spellStart"/>
             <w:r>
               <w:rPr>
                 <w:rFonts w:cstheme="minorHAnsi"/>
@@ -1771,17 +1715,7 @@
                 <w:sz w:val="24"/>
                 <w:szCs w:val="24"/>
               </w:rPr>
-              <w:t>Rs</w:t>
-            </w:r>
-            <w:proofErr w:type="spellEnd"/>
-            <w:r>
-              <w:rPr>
-                <w:rFonts w:cstheme="minorHAnsi"/>
-                <w:b/>
-                <w:sz w:val="24"/>
-                <w:szCs w:val="24"/>
-              </w:rPr>
-              <w:t>.</w:t>
+              <w:t>Rs.</w:t>
             </w:r>
             <w:r>
               <w:rPr>
@@ -1964,7 +1898,6 @@
                 <w:b/>
               </w:rPr>
             </w:pPr>
-            <w:proofErr w:type="spellStart"/>
             <w:r>
               <w:rPr>
                 <w:rFonts w:cstheme="minorHAnsi"/>
@@ -1972,17 +1905,7 @@
                 <w:sz w:val="24"/>
                 <w:szCs w:val="24"/>
               </w:rPr>
-              <w:t>Rs</w:t>
-            </w:r>
-            <w:proofErr w:type="spellEnd"/>
-            <w:r>
-              <w:rPr>
-                <w:rFonts w:cstheme="minorHAnsi"/>
-                <w:b/>
-                <w:sz w:val="24"/>
-                <w:szCs w:val="24"/>
-              </w:rPr>
-              <w:t>.</w:t>
+              <w:t>Rs.</w:t>
             </w:r>
             <w:r>
               <w:rPr>
@@ -2165,7 +2088,6 @@
                 <w:b/>
               </w:rPr>
             </w:pPr>
-            <w:proofErr w:type="spellStart"/>
             <w:r>
               <w:rPr>
                 <w:rFonts w:cstheme="minorHAnsi"/>
@@ -2173,17 +2095,7 @@
                 <w:sz w:val="24"/>
                 <w:szCs w:val="24"/>
               </w:rPr>
-              <w:t>Rs</w:t>
-            </w:r>
-            <w:proofErr w:type="spellEnd"/>
-            <w:r>
-              <w:rPr>
-                <w:rFonts w:cstheme="minorHAnsi"/>
-                <w:b/>
-                <w:sz w:val="24"/>
-                <w:szCs w:val="24"/>
-              </w:rPr>
-              <w:t>.</w:t>
+              <w:t>Rs.</w:t>
             </w:r>
             <w:r>
               <w:rPr>
@@ -2366,7 +2278,6 @@
                 <w:b/>
               </w:rPr>
             </w:pPr>
-            <w:proofErr w:type="spellStart"/>
             <w:r>
               <w:rPr>
                 <w:rFonts w:cstheme="minorHAnsi"/>
@@ -2374,17 +2285,7 @@
                 <w:sz w:val="24"/>
                 <w:szCs w:val="24"/>
               </w:rPr>
-              <w:t>Rs</w:t>
-            </w:r>
-            <w:proofErr w:type="spellEnd"/>
-            <w:r>
-              <w:rPr>
-                <w:rFonts w:cstheme="minorHAnsi"/>
-                <w:b/>
-                <w:sz w:val="24"/>
-                <w:szCs w:val="24"/>
-              </w:rPr>
-              <w:t>.</w:t>
+              <w:t>Rs.</w:t>
             </w:r>
             <w:r>
               <w:rPr>
@@ -2567,7 +2468,6 @@
                 <w:b/>
               </w:rPr>
             </w:pPr>
-            <w:proofErr w:type="spellStart"/>
             <w:r>
               <w:rPr>
                 <w:rFonts w:cstheme="minorHAnsi"/>
@@ -2575,17 +2475,7 @@
                 <w:sz w:val="24"/>
                 <w:szCs w:val="24"/>
               </w:rPr>
-              <w:t>Rs</w:t>
-            </w:r>
-            <w:proofErr w:type="spellEnd"/>
-            <w:r>
-              <w:rPr>
-                <w:rFonts w:cstheme="minorHAnsi"/>
-                <w:b/>
-                <w:sz w:val="24"/>
-                <w:szCs w:val="24"/>
-              </w:rPr>
-              <w:t>.</w:t>
+              <w:t>Rs.</w:t>
             </w:r>
             <w:r>
               <w:rPr>
@@ -3085,21 +2975,160 @@
       </w:pPr>
       <w:r>
         <w:rPr>
+          <w:rFonts w:cstheme="minorHAnsi"/>
+          <w:b/>
           <w:noProof/>
+          <w:sz w:val="24"/>
+          <w:szCs w:val="24"/>
         </w:rPr>
         <mc:AlternateContent>
           <mc:Choice Requires="wps">
             <w:drawing>
-              <wp:anchor distT="0" distB="0" distL="114300" distR="114300" simplePos="0" relativeHeight="251659264" behindDoc="0" locked="0" layoutInCell="1" allowOverlap="1" wp14:anchorId="5E7EF850" wp14:editId="4808F93E">
+              <wp:anchor distT="0" distB="0" distL="114300" distR="114300" simplePos="0" relativeHeight="251663360" behindDoc="0" locked="0" layoutInCell="1" allowOverlap="1" wp14:anchorId="1B4E9F36" wp14:editId="25444C98">
+                <wp:simplePos x="0" y="0"/>
+                <wp:positionH relativeFrom="column">
+                  <wp:posOffset>3956685</wp:posOffset>
+                </wp:positionH>
+                <wp:positionV relativeFrom="paragraph">
+                  <wp:posOffset>283210</wp:posOffset>
+                </wp:positionV>
+                <wp:extent cx="272" cy="2122715"/>
+                <wp:effectExtent l="0" t="0" r="12700" b="11430"/>
+                <wp:wrapNone/>
+                <wp:docPr id="5" name="Straight Connector 5"/>
+                <wp:cNvGraphicFramePr/>
+                <a:graphic xmlns:a="http://schemas.openxmlformats.org/drawingml/2006/main">
+                  <a:graphicData uri="http://schemas.microsoft.com/office/word/2010/wordprocessingShape">
+                    <wps:wsp>
+                      <wps:cNvCnPr/>
+                      <wps:spPr>
+                        <a:xfrm>
+                          <a:off x="0" y="0"/>
+                          <a:ext cx="272" cy="2122715"/>
+                        </a:xfrm>
+                        <a:prstGeom prst="line">
+                          <a:avLst/>
+                        </a:prstGeom>
+                      </wps:spPr>
+                      <wps:style>
+                        <a:lnRef idx="1">
+                          <a:schemeClr val="dk1"/>
+                        </a:lnRef>
+                        <a:fillRef idx="0">
+                          <a:schemeClr val="dk1"/>
+                        </a:fillRef>
+                        <a:effectRef idx="0">
+                          <a:schemeClr val="dk1"/>
+                        </a:effectRef>
+                        <a:fontRef idx="minor">
+                          <a:schemeClr val="tx1"/>
+                        </a:fontRef>
+                      </wps:style>
+                      <wps:bodyPr/>
+                    </wps:wsp>
+                  </a:graphicData>
+                </a:graphic>
+                <wp14:sizeRelV relativeFrom="margin">
+                  <wp14:pctHeight>0</wp14:pctHeight>
+                </wp14:sizeRelV>
+              </wp:anchor>
+            </w:drawing>
+          </mc:Choice>
+          <mc:Fallback>
+            <w:pict>
+              <v:line w14:anchorId="7D5C2AE0" id="Straight Connector 5" o:spid="_x0000_s1026" style="position:absolute;z-index:251663360;visibility:visible;mso-wrap-style:square;mso-height-percent:0;mso-wrap-distance-left:9pt;mso-wrap-distance-top:0;mso-wrap-distance-right:9pt;mso-wrap-distance-bottom:0;mso-position-horizontal:absolute;mso-position-horizontal-relative:text;mso-position-vertical:absolute;mso-position-vertical-relative:text;mso-height-percent:0;mso-height-relative:margin" from="311.55pt,22.3pt" to="311.55pt,189.45pt" o:gfxdata="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" strokecolor="black [3040]"/>
+            </w:pict>
+          </mc:Fallback>
+        </mc:AlternateContent>
+      </w:r>
+      <w:r>
+        <w:rPr>
+          <w:rFonts w:cstheme="minorHAnsi"/>
+          <w:b/>
+          <w:noProof/>
+          <w:sz w:val="24"/>
+          <w:szCs w:val="24"/>
+        </w:rPr>
+        <mc:AlternateContent>
+          <mc:Choice Requires="wps">
+            <w:drawing>
+              <wp:anchor distT="0" distB="0" distL="114300" distR="114300" simplePos="0" relativeHeight="251662336" behindDoc="0" locked="0" layoutInCell="1" allowOverlap="1" wp14:anchorId="249BE35E" wp14:editId="45F164B5">
+                <wp:simplePos x="0" y="0"/>
+                <wp:positionH relativeFrom="column">
+                  <wp:posOffset>-167640</wp:posOffset>
+                </wp:positionH>
+                <wp:positionV relativeFrom="paragraph">
+                  <wp:posOffset>241300</wp:posOffset>
+                </wp:positionV>
+                <wp:extent cx="4145280" cy="15240"/>
+                <wp:effectExtent l="0" t="0" r="26670" b="22860"/>
+                <wp:wrapNone/>
+                <wp:docPr id="4" name="Straight Connector 4"/>
+                <wp:cNvGraphicFramePr/>
+                <a:graphic xmlns:a="http://schemas.openxmlformats.org/drawingml/2006/main">
+                  <a:graphicData uri="http://schemas.microsoft.com/office/word/2010/wordprocessingShape">
+                    <wps:wsp>
+                      <wps:cNvCnPr/>
+                      <wps:spPr>
+                        <a:xfrm flipV="1">
+                          <a:off x="0" y="0"/>
+                          <a:ext cx="4145280" cy="15240"/>
+                        </a:xfrm>
+                        <a:prstGeom prst="line">
+                          <a:avLst/>
+                        </a:prstGeom>
+                      </wps:spPr>
+                      <wps:style>
+                        <a:lnRef idx="1">
+                          <a:schemeClr val="dk1"/>
+                        </a:lnRef>
+                        <a:fillRef idx="0">
+                          <a:schemeClr val="dk1"/>
+                        </a:fillRef>
+                        <a:effectRef idx="0">
+                          <a:schemeClr val="dk1"/>
+                        </a:effectRef>
+                        <a:fontRef idx="minor">
+                          <a:schemeClr val="tx1"/>
+                        </a:fontRef>
+                      </wps:style>
+                      <wps:bodyPr/>
+                    </wps:wsp>
+                  </a:graphicData>
+                </a:graphic>
+                <wp14:sizeRelH relativeFrom="margin">
+                  <wp14:pctWidth>0</wp14:pctWidth>
+                </wp14:sizeRelH>
+                <wp14:sizeRelV relativeFrom="margin">
+                  <wp14:pctHeight>0</wp14:pctHeight>
+                </wp14:sizeRelV>
+              </wp:anchor>
+            </w:drawing>
+          </mc:Choice>
+          <mc:Fallback>
+            <w:pict>
+              <v:line w14:anchorId="329F1B9D" id="Straight Connector 4" o:spid="_x0000_s1026" style="position:absolute;flip:y;z-index:251662336;visibility:visible;mso-wrap-style:square;mso-width-percent:0;mso-height-percent:0;mso-wrap-distance-left:9pt;mso-wrap-distance-top:0;mso-wrap-distance-right:9pt;mso-wrap-distance-bottom:0;mso-position-horizontal:absolute;mso-position-horizontal-relative:text;mso-position-vertical:absolute;mso-position-vertical-relative:text;mso-width-percent:0;mso-height-percent:0;mso-width-relative:margin;mso-height-relative:margin" from="-13.2pt,19pt" to="313.2pt,20.2pt" o:gfxdata="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" strokecolor="black [3040]"/>
+            </w:pict>
+          </mc:Fallback>
+        </mc:AlternateContent>
+      </w:r>
+      <w:r>
+        <w:rPr>
+          <w:noProof/>
+        </w:rPr>
+        <mc:AlternateContent>
+          <mc:Choice Requires="wps">
+            <w:drawing>
+              <wp:anchor distT="0" distB="0" distL="114300" distR="114300" simplePos="0" relativeHeight="251659264" behindDoc="0" locked="0" layoutInCell="1" allowOverlap="1" wp14:anchorId="5E7EF850" wp14:editId="3C0B8555">
                 <wp:simplePos x="0" y="0"/>
                 <wp:positionH relativeFrom="page">
-                  <wp:posOffset>4273550</wp:posOffset>
+                  <wp:posOffset>5189220</wp:posOffset>
                 </wp:positionH>
                 <wp:positionV relativeFrom="page">
-                  <wp:posOffset>2724150</wp:posOffset>
+                  <wp:posOffset>2758440</wp:posOffset>
                 </wp:positionV>
-                <wp:extent cx="3127375" cy="1289050"/>
-                <wp:effectExtent l="0" t="0" r="15875" b="25400"/>
+                <wp:extent cx="2212975" cy="1242060"/>
+                <wp:effectExtent l="0" t="0" r="15875" b="15240"/>
                 <wp:wrapNone/>
                 <wp:docPr id="10" name="Text Box 10"/>
                 <wp:cNvGraphicFramePr>
@@ -3114,7 +3143,7 @@
                       <wps:spPr>
                         <a:xfrm>
                           <a:off x="0" y="0"/>
-                          <a:ext cx="3127375" cy="1289050"/>
+                          <a:ext cx="2212975" cy="1242060"/>
                         </a:xfrm>
                         <a:prstGeom prst="rect">
                           <a:avLst/>
@@ -3184,7 +3213,7 @@
                           </w:p>
                         </w:txbxContent>
                       </wps:txbx>
-                      <wps:bodyPr lIns="0" tIns="0" rIns="0" bIns="0" upright="1">
+                      <wps:bodyPr wrap="square" lIns="0" tIns="0" rIns="0" bIns="0" upright="1">
                         <a:noAutofit/>
                       </wps:bodyPr>
                     </wps:wsp>
@@ -3205,7 +3234,7 @@
                 <v:stroke joinstyle="miter"/>
                 <v:path gradientshapeok="t" o:connecttype="rect"/>
               </v:shapetype>
-              <v:shape id="Text Box 10" o:spid="_x0000_s1026" type="#_x0000_t202" style="position:absolute;margin-left:336.5pt;margin-top:214.5pt;width:246.25pt;height:101.5pt;z-index:251659264;visibility:visible;mso-wrap-style:square;mso-width-percent:0;mso-height-percent:0;mso-wrap-distance-left:9pt;mso-wrap-distance-top:0;mso-wrap-distance-right:9pt;mso-wrap-distance-bottom:0;mso-position-horizontal:absolute;mso-position-horizontal-relative:page;mso-position-vertical:absolute;mso-position-vertical-relative:page;mso-width-percent:0;mso-height-percent:0;mso-width-relative:page;mso-height-relative:page;v-text-anchor:top" o:gfxdata="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" filled="f" strokeweight=".25pt">
+              <v:shape id="Text Box 10" o:spid="_x0000_s1026" type="#_x0000_t202" style="position:absolute;margin-left:408.6pt;margin-top:217.2pt;width:174.25pt;height:97.8pt;z-index:251659264;visibility:visible;mso-wrap-style:square;mso-width-percent:0;mso-height-percent:0;mso-wrap-distance-left:9pt;mso-wrap-distance-top:0;mso-wrap-distance-right:9pt;mso-wrap-distance-bottom:0;mso-position-horizontal:absolute;mso-position-horizontal-relative:page;mso-position-vertical:absolute;mso-position-vertical-relative:page;mso-width-percent:0;mso-height-percent:0;mso-width-relative:page;mso-height-relative:page;v-text-anchor:top" o:gfxdata="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" filled="f" strokeweight=".25pt">
                 <v:path arrowok="t"/>
                 <v:textbox inset="0,0,0,0">
                   <w:txbxContent>
@@ -3278,7 +3307,7 @@
         <mc:AlternateContent>
           <mc:Choice Requires="wps">
             <w:drawing>
-              <wp:anchor distT="0" distB="0" distL="114300" distR="114300" simplePos="0" relativeHeight="251661312" behindDoc="0" locked="0" layoutInCell="1" allowOverlap="1" wp14:anchorId="22558D68" wp14:editId="471E9ECE">
+              <wp:anchor distT="0" distB="0" distL="114300" distR="114300" simplePos="0" relativeHeight="251661312" behindDoc="0" locked="0" layoutInCell="1" allowOverlap="1" wp14:anchorId="22558D68" wp14:editId="73DE87E5">
                 <wp:simplePos x="0" y="0"/>
                 <wp:positionH relativeFrom="column">
                   <wp:posOffset>-171450</wp:posOffset>
@@ -3331,270 +3360,111 @@
               </wp:anchor>
             </w:drawing>
           </mc:Choice>
-          <mc:Fallback xmlns:w16sdtdh="http://schemas.microsoft.com/office/word/2020/wordml/sdtdatahash" xmlns:w16="http://schemas.microsoft.com/office/word/2018/wordml" xmlns:w16cid="http://schemas.microsoft.com/office/word/2016/wordml/cid" xmlns:w16cex="http://schemas.microsoft.com/office/word/2018/wordml/cex" xmlns:oel="http://schemas.microsoft.com/office/2019/extlst" xmlns:am3d="http://schemas.microsoft.com/office/drawing/2017/model3d" xmlns:aink="http://schemas.microsoft.com/office/drawing/2016/ink" xmlns:cx8="http://schemas.microsoft.com/office/drawing/2016/5/14/chartex" xmlns:cx7="http://schemas.microsoft.com/office/drawing/2016/5/13/chartex" xmlns:cx6="http://schemas.microsoft.com/office/drawing/2016/5/12/chartex" xmlns:cx5="http://schemas.microsoft.com/office/drawing/2016/5/11/chartex" xmlns:cx4="http://schemas.microsoft.com/office/drawing/2016/5/10/chartex" xmlns:cx3="http://schemas.microsoft.com/office/drawing/2016/5/9/chartex" xmlns:cx2="http://schemas.microsoft.com/office/drawing/2015/10/21/chartex" xmlns:cx1="http://schemas.microsoft.com/office/drawing/2015/9/8/chartex">
+          <mc:Fallback>
             <w:pict>
-              <v:line w14:anchorId="4ED20F99" id="Straight Connector 3" o:spid="_x0000_s1026" style="position:absolute;z-index:251661312;visibility:visible;mso-wrap-style:square;mso-width-percent:0;mso-height-percent:0;mso-wrap-distance-left:9pt;mso-wrap-distance-top:0;mso-wrap-distance-right:9pt;mso-wrap-distance-bottom:0;mso-position-horizontal:absolute;mso-position-horizontal-relative:text;mso-position-vertical:absolute;mso-position-vertical-relative:text;mso-width-percent:0;mso-height-percent:0;mso-width-relative:margin;mso-height-relative:margin" from="-13.5pt,20.55pt" to="-13.5pt,187.65pt" o:gfxdata="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" strokecolor="black"/>
+              <v:line w14:anchorId="60613F0C" id="Straight Connector 3" o:spid="_x0000_s1026" style="position:absolute;z-index:251661312;visibility:visible;mso-wrap-style:square;mso-width-percent:0;mso-height-percent:0;mso-wrap-distance-left:9pt;mso-wrap-distance-top:0;mso-wrap-distance-right:9pt;mso-wrap-distance-bottom:0;mso-position-horizontal:absolute;mso-position-horizontal-relative:text;mso-position-vertical:absolute;mso-position-vertical-relative:text;mso-width-percent:0;mso-height-percent:0;mso-width-relative:margin;mso-height-relative:margin" from="-13.5pt,20.55pt" to="-13.5pt,187.65pt" o:gfxdata="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" strokecolor="black [3040]"/>
             </w:pict>
           </mc:Fallback>
         </mc:AlternateContent>
       </w:r>
-      <w:r>
+    </w:p>
+    <w:p>
+      <w:pPr>
         <w:rPr>
           <w:rFonts w:cstheme="minorHAnsi"/>
           <w:b/>
+          <w:sz w:val="24"/>
+          <w:szCs w:val="24"/>
+        </w:rPr>
+      </w:pPr>
+      <w:r>
+        <w:rPr>
+          <w:rFonts w:cstheme="minorHAnsi"/>
+          <w:b/>
+          <w:sz w:val="24"/>
+          <w:szCs w:val="24"/>
+        </w:rPr>
+        <w:t>Address of First Holder / Applicant:</w:t>
+      </w:r>
+      <w:r>
+        <w:rPr>
+          <w:rFonts w:ascii="Roboto" w:eastAsia="Times New Roman" w:hAnsi="Roboto" w:cs="Times New Roman"/>
+          <w:color w:val="000000"/>
+          <w:lang w:val="en-IN" w:eastAsia="en-IN"/>
+        </w:rPr>
+        <w:t xml:space="preserve"> </w:t>
+      </w:r>
+      <w:r>
+        <w:rPr>
+          <w:rFonts w:ascii="Roboto" w:eastAsia="Times New Roman" w:hAnsi="Roboto" w:cs="Times New Roman"/>
+          <w:b/>
+          <w:lang w:val="en-IN" w:eastAsia="en-IN"/>
+        </w:rPr>
+        <w:t>[Address C1]</w:t>
+      </w:r>
+    </w:p>
+    <w:p>
+      <w:pPr>
+        <w:rPr>
+          <w:rFonts w:cstheme="minorHAnsi"/>
+          <w:b/>
+          <w:sz w:val="24"/>
+          <w:szCs w:val="24"/>
+        </w:rPr>
+      </w:pPr>
+    </w:p>
+    <w:p>
+      <w:pPr>
+        <w:rPr>
+          <w:rFonts w:cstheme="minorHAnsi"/>
+          <w:b/>
+          <w:sz w:val="24"/>
+          <w:szCs w:val="24"/>
+        </w:rPr>
+      </w:pPr>
+      <w:r>
+        <w:rPr>
+          <w:rFonts w:cstheme="minorHAnsi"/>
+          <w:b/>
+          <w:sz w:val="24"/>
+          <w:szCs w:val="24"/>
+        </w:rPr>
+        <w:t xml:space="preserve">Pin code – </w:t>
+      </w:r>
+      <w:r>
+        <w:rPr>
+          <w:rFonts w:ascii="Roboto" w:eastAsia="Times New Roman" w:hAnsi="Roboto" w:cs="Times New Roman"/>
+          <w:b/>
+          <w:lang w:val="en-IN" w:eastAsia="en-IN"/>
+        </w:rPr>
+        <w:t>[PIN C1]</w:t>
+      </w:r>
+    </w:p>
+    <w:p>
+      <w:pPr>
+        <w:rPr>
+          <w:rFonts w:ascii="Roboto" w:eastAsia="Times New Roman" w:hAnsi="Roboto" w:cs="Times New Roman"/>
+          <w:b/>
+          <w:lang w:val="en-IN" w:eastAsia="en-IN"/>
+        </w:rPr>
+      </w:pPr>
+      <w:r>
+        <w:rPr>
           <w:noProof/>
-          <w:sz w:val="24"/>
-          <w:szCs w:val="24"/>
         </w:rPr>
         <mc:AlternateContent>
           <mc:Choice Requires="wps">
             <w:drawing>
-              <wp:anchor distT="0" distB="0" distL="114300" distR="114300" simplePos="0" relativeHeight="251663360" behindDoc="0" locked="0" layoutInCell="1" allowOverlap="1" wp14:anchorId="1B4E9F36" wp14:editId="323E8C5F">
+              <wp:anchor distT="0" distB="0" distL="114300" distR="114300" simplePos="0" relativeHeight="251660288" behindDoc="0" locked="0" layoutInCell="1" allowOverlap="1" wp14:anchorId="3363D212" wp14:editId="59825221">
                 <wp:simplePos x="0" y="0"/>
-                <wp:positionH relativeFrom="column">
-                  <wp:posOffset>3118757</wp:posOffset>
+                <wp:positionH relativeFrom="page">
+                  <wp:posOffset>5204460</wp:posOffset>
                 </wp:positionH>
                 <wp:positionV relativeFrom="paragraph">
-                  <wp:posOffset>260893</wp:posOffset>
+                  <wp:posOffset>272415</wp:posOffset>
                 </wp:positionV>
-                <wp:extent cx="272" cy="2122715"/>
-                <wp:effectExtent l="0" t="0" r="12700" b="11430"/>
-                <wp:wrapNone/>
-                <wp:docPr id="5" name="Straight Connector 5"/>
-                <wp:cNvGraphicFramePr/>
-                <a:graphic xmlns:a="http://schemas.openxmlformats.org/drawingml/2006/main">
-                  <a:graphicData uri="http://schemas.microsoft.com/office/word/2010/wordprocessingShape">
-                    <wps:wsp>
-                      <wps:cNvCnPr/>
-                      <wps:spPr>
-                        <a:xfrm>
-                          <a:off x="0" y="0"/>
-                          <a:ext cx="272" cy="2122715"/>
-                        </a:xfrm>
-                        <a:prstGeom prst="line">
-                          <a:avLst/>
-                        </a:prstGeom>
-                      </wps:spPr>
-                      <wps:style>
-                        <a:lnRef idx="1">
-                          <a:schemeClr val="dk1"/>
-                        </a:lnRef>
-                        <a:fillRef idx="0">
-                          <a:schemeClr val="dk1"/>
-                        </a:fillRef>
-                        <a:effectRef idx="0">
-                          <a:schemeClr val="dk1"/>
-                        </a:effectRef>
-                        <a:fontRef idx="minor">
-                          <a:schemeClr val="tx1"/>
-                        </a:fontRef>
-                      </wps:style>
-                      <wps:bodyPr/>
-                    </wps:wsp>
-                  </a:graphicData>
-                </a:graphic>
-                <wp14:sizeRelV relativeFrom="margin">
-                  <wp14:pctHeight>0</wp14:pctHeight>
-                </wp14:sizeRelV>
-              </wp:anchor>
-            </w:drawing>
-          </mc:Choice>
-          <mc:Fallback xmlns:w16sdtdh="http://schemas.microsoft.com/office/word/2020/wordml/sdtdatahash" xmlns:w16="http://schemas.microsoft.com/office/word/2018/wordml" xmlns:w16cid="http://schemas.microsoft.com/office/word/2016/wordml/cid" xmlns:w16cex="http://schemas.microsoft.com/office/word/2018/wordml/cex" xmlns:oel="http://schemas.microsoft.com/office/2019/extlst" xmlns:am3d="http://schemas.microsoft.com/office/drawing/2017/model3d" xmlns:aink="http://schemas.microsoft.com/office/drawing/2016/ink" xmlns:cx8="http://schemas.microsoft.com/office/drawing/2016/5/14/chartex" xmlns:cx7="http://schemas.microsoft.com/office/drawing/2016/5/13/chartex" xmlns:cx6="http://schemas.microsoft.com/office/drawing/2016/5/12/chartex" xmlns:cx5="http://schemas.microsoft.com/office/drawing/2016/5/11/chartex" xmlns:cx4="http://schemas.microsoft.com/office/drawing/2016/5/10/chartex" xmlns:cx3="http://schemas.microsoft.com/office/drawing/2016/5/9/chartex" xmlns:cx2="http://schemas.microsoft.com/office/drawing/2015/10/21/chartex" xmlns:cx1="http://schemas.microsoft.com/office/drawing/2015/9/8/chartex">
-            <w:pict>
-              <v:line w14:anchorId="54328141" id="Straight Connector 5" o:spid="_x0000_s1026" style="position:absolute;z-index:251663360;visibility:visible;mso-wrap-style:square;mso-height-percent:0;mso-wrap-distance-left:9pt;mso-wrap-distance-top:0;mso-wrap-distance-right:9pt;mso-wrap-distance-bottom:0;mso-position-horizontal:absolute;mso-position-horizontal-relative:text;mso-position-vertical:absolute;mso-position-vertical-relative:text;mso-height-percent:0;mso-height-relative:margin" from="245.55pt,20.55pt" to="245.55pt,187.7pt" o:gfxdata="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" strokecolor="black"/>
-            </w:pict>
-          </mc:Fallback>
-        </mc:AlternateContent>
-      </w:r>
-      <w:r>
-        <w:rPr>
-          <w:rFonts w:cstheme="minorHAnsi"/>
-          <w:b/>
-          <w:noProof/>
-          <w:sz w:val="24"/>
-          <w:szCs w:val="24"/>
-        </w:rPr>
-        <mc:AlternateContent>
-          <mc:Choice Requires="wps">
-            <w:drawing>
-              <wp:anchor distT="0" distB="0" distL="114300" distR="114300" simplePos="0" relativeHeight="251662336" behindDoc="0" locked="0" layoutInCell="1" allowOverlap="1" wp14:anchorId="249BE35E" wp14:editId="0B6E523C">
-                <wp:simplePos x="0" y="0"/>
-                <wp:positionH relativeFrom="column">
-                  <wp:posOffset>-171451</wp:posOffset>
-                </wp:positionH>
-                <wp:positionV relativeFrom="paragraph">
-                  <wp:posOffset>260894</wp:posOffset>
-                </wp:positionV>
-                <wp:extent cx="3290207" cy="0"/>
-                <wp:effectExtent l="0" t="0" r="12065" b="12700"/>
-                <wp:wrapNone/>
-                <wp:docPr id="4" name="Straight Connector 4"/>
-                <wp:cNvGraphicFramePr/>
-                <a:graphic xmlns:a="http://schemas.openxmlformats.org/drawingml/2006/main">
-                  <a:graphicData uri="http://schemas.microsoft.com/office/word/2010/wordprocessingShape">
-                    <wps:wsp>
-                      <wps:cNvCnPr/>
-                      <wps:spPr>
-                        <a:xfrm>
-                          <a:off x="0" y="0"/>
-                          <a:ext cx="3290207" cy="0"/>
-                        </a:xfrm>
-                        <a:prstGeom prst="line">
-                          <a:avLst/>
-                        </a:prstGeom>
-                      </wps:spPr>
-                      <wps:style>
-                        <a:lnRef idx="1">
-                          <a:schemeClr val="dk1"/>
-                        </a:lnRef>
-                        <a:fillRef idx="0">
-                          <a:schemeClr val="dk1"/>
-                        </a:fillRef>
-                        <a:effectRef idx="0">
-                          <a:schemeClr val="dk1"/>
-                        </a:effectRef>
-                        <a:fontRef idx="minor">
-                          <a:schemeClr val="tx1"/>
-                        </a:fontRef>
-                      </wps:style>
-                      <wps:bodyPr/>
-                    </wps:wsp>
-                  </a:graphicData>
-                </a:graphic>
-              </wp:anchor>
-            </w:drawing>
-          </mc:Choice>
-          <mc:Fallback xmlns:w16sdtdh="http://schemas.microsoft.com/office/word/2020/wordml/sdtdatahash" xmlns:w16="http://schemas.microsoft.com/office/word/2018/wordml" xmlns:w16cid="http://schemas.microsoft.com/office/word/2016/wordml/cid" xmlns:w16cex="http://schemas.microsoft.com/office/word/2018/wordml/cex" xmlns:oel="http://schemas.microsoft.com/office/2019/extlst" xmlns:am3d="http://schemas.microsoft.com/office/drawing/2017/model3d" xmlns:aink="http://schemas.microsoft.com/office/drawing/2016/ink" xmlns:cx8="http://schemas.microsoft.com/office/drawing/2016/5/14/chartex" xmlns:cx7="http://schemas.microsoft.com/office/drawing/2016/5/13/chartex" xmlns:cx6="http://schemas.microsoft.com/office/drawing/2016/5/12/chartex" xmlns:cx5="http://schemas.microsoft.com/office/drawing/2016/5/11/chartex" xmlns:cx4="http://schemas.microsoft.com/office/drawing/2016/5/10/chartex" xmlns:cx3="http://schemas.microsoft.com/office/drawing/2016/5/9/chartex" xmlns:cx2="http://schemas.microsoft.com/office/drawing/2015/10/21/chartex" xmlns:cx1="http://schemas.microsoft.com/office/drawing/2015/9/8/chartex">
-            <w:pict>
-              <v:line w14:anchorId="144732E7" id="Straight Connector 4" o:spid="_x0000_s1026" style="position:absolute;z-index:251662336;visibility:visible;mso-wrap-style:square;mso-wrap-distance-left:9pt;mso-wrap-distance-top:0;mso-wrap-distance-right:9pt;mso-wrap-distance-bottom:0;mso-position-horizontal:absolute;mso-position-horizontal-relative:text;mso-position-vertical:absolute;mso-position-vertical-relative:text" from="-13.5pt,20.55pt" to="245.55pt,20.55pt" o:gfxdata="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" strokecolor="black"/>
-            </w:pict>
-          </mc:Fallback>
-        </mc:AlternateContent>
-      </w:r>
-    </w:p>
-    <w:p>
-      <w:pPr>
-        <w:rPr>
-          <w:rFonts w:cstheme="minorHAnsi"/>
-          <w:b/>
-          <w:sz w:val="24"/>
-          <w:szCs w:val="24"/>
-        </w:rPr>
-      </w:pPr>
-      <w:r>
-        <w:rPr>
-          <w:rFonts w:cstheme="minorHAnsi"/>
-          <w:b/>
-          <w:sz w:val="24"/>
-          <w:szCs w:val="24"/>
-        </w:rPr>
-        <w:t>Address of First Holder / Applicant:</w:t>
-      </w:r>
-      <w:r>
-        <w:rPr>
-          <w:rFonts w:ascii="Roboto" w:eastAsia="Times New Roman" w:hAnsi="Roboto" w:cs="Times New Roman"/>
-          <w:color w:val="000000"/>
-          <w:lang w:val="en-IN" w:eastAsia="en-IN"/>
-        </w:rPr>
-        <w:t xml:space="preserve"> </w:t>
-      </w:r>
-      <w:r>
-        <w:rPr>
-          <w:rFonts w:ascii="Roboto" w:eastAsia="Times New Roman" w:hAnsi="Roboto" w:cs="Times New Roman"/>
-          <w:b/>
-          <w:lang w:val="en-IN" w:eastAsia="en-IN"/>
-        </w:rPr>
-        <w:t>[Address C1]</w:t>
-      </w:r>
-    </w:p>
-    <w:p>
-      <w:pPr>
-        <w:rPr>
-          <w:rFonts w:cstheme="minorHAnsi"/>
-          <w:b/>
-          <w:sz w:val="24"/>
-          <w:szCs w:val="24"/>
-        </w:rPr>
-      </w:pPr>
-    </w:p>
-    <w:p>
-      <w:pPr>
-        <w:rPr>
-          <w:rFonts w:cstheme="minorHAnsi"/>
-          <w:b/>
-          <w:sz w:val="24"/>
-          <w:szCs w:val="24"/>
-        </w:rPr>
-      </w:pPr>
-      <w:r>
-        <w:rPr>
-          <w:rFonts w:cstheme="minorHAnsi"/>
-          <w:b/>
-          <w:sz w:val="24"/>
-          <w:szCs w:val="24"/>
-        </w:rPr>
-        <w:t xml:space="preserve">Pin code – </w:t>
-      </w:r>
-      <w:r>
-        <w:rPr>
-          <w:rFonts w:ascii="Roboto" w:eastAsia="Times New Roman" w:hAnsi="Roboto" w:cs="Times New Roman"/>
-          <w:b/>
-          <w:lang w:val="en-IN" w:eastAsia="en-IN"/>
-        </w:rPr>
-        <w:t>[PIN C1]</w:t>
-      </w:r>
-    </w:p>
-    <w:p>
-      <w:pPr>
-        <w:rPr>
-          <w:rFonts w:ascii="Roboto" w:eastAsia="Times New Roman" w:hAnsi="Roboto" w:cs="Times New Roman"/>
-          <w:b/>
-          <w:lang w:val="en-IN" w:eastAsia="en-IN"/>
-        </w:rPr>
-      </w:pPr>
-      <w:r>
-        <w:rPr>
-          <w:rFonts w:cstheme="minorHAnsi"/>
-          <w:b/>
-          <w:sz w:val="24"/>
-          <w:szCs w:val="24"/>
-        </w:rPr>
-        <w:t xml:space="preserve">Tel. no.- </w:t>
-      </w:r>
-      <w:r>
-        <w:rPr>
-          <w:rFonts w:ascii="Roboto" w:eastAsia="Times New Roman" w:hAnsi="Roboto" w:cs="Times New Roman"/>
-          <w:b/>
-          <w:lang w:val="en-IN" w:eastAsia="en-IN"/>
-        </w:rPr>
-        <w:t>[Mobile No C1]</w:t>
-      </w:r>
-    </w:p>
-    <w:p>
-      <w:pPr>
-        <w:rPr>
-          <w:rFonts w:ascii="Roboto" w:eastAsia="Times New Roman" w:hAnsi="Roboto" w:cs="Times New Roman"/>
-          <w:color w:val="000000"/>
-          <w:lang w:val="en-IN" w:eastAsia="en-IN"/>
-        </w:rPr>
-      </w:pPr>
-      <w:r>
-        <w:rPr>
-          <w:noProof/>
-        </w:rPr>
-        <mc:AlternateContent>
-          <mc:Choice Requires="wps">
-            <w:drawing>
-              <wp:anchor distT="0" distB="0" distL="114300" distR="114300" simplePos="0" relativeHeight="251660288" behindDoc="0" locked="0" layoutInCell="1" allowOverlap="1" wp14:anchorId="3363D212" wp14:editId="177ED8EE">
-                <wp:simplePos x="0" y="0"/>
-                <wp:positionH relativeFrom="page">
-                  <wp:posOffset>4279900</wp:posOffset>
-                </wp:positionH>
-                <wp:positionV relativeFrom="paragraph">
-                  <wp:posOffset>7620</wp:posOffset>
-                </wp:positionV>
-                <wp:extent cx="3124835" cy="742950"/>
-                <wp:effectExtent l="0" t="0" r="18415" b="19050"/>
+                <wp:extent cx="2202815" cy="819150"/>
+                <wp:effectExtent l="0" t="0" r="26035" b="19050"/>
                 <wp:wrapNone/>
                 <wp:docPr id="7" name="Text Box 2"/>
                 <wp:cNvGraphicFramePr>
@@ -3609,7 +3479,7 @@
                       <wps:spPr>
                         <a:xfrm>
                           <a:off x="0" y="0"/>
-                          <a:ext cx="3124835" cy="742950"/>
+                          <a:ext cx="2202815" cy="819150"/>
                         </a:xfrm>
                         <a:prstGeom prst="rect">
                           <a:avLst/>
@@ -3674,7 +3544,7 @@
                           </w:p>
                         </w:txbxContent>
                       </wps:txbx>
-                      <wps:bodyPr lIns="0" tIns="0" rIns="0" bIns="0" upright="1">
+                      <wps:bodyPr wrap="square" lIns="0" tIns="0" rIns="0" bIns="0" upright="1">
                         <a:noAutofit/>
                       </wps:bodyPr>
                     </wps:wsp>
@@ -3691,7 +3561,7 @@
           </mc:Choice>
           <mc:Fallback>
             <w:pict>
-              <v:shape w14:anchorId="3363D212" id="Text Box 2" o:spid="_x0000_s1027" type="#_x0000_t202" style="position:absolute;margin-left:337pt;margin-top:.6pt;width:246.05pt;height:58.5pt;z-index:251660288;visibility:visible;mso-wrap-style:square;mso-width-percent:0;mso-height-percent:0;mso-wrap-distance-left:9pt;mso-wrap-distance-top:0;mso-wrap-distance-right:9pt;mso-wrap-distance-bottom:0;mso-position-horizontal:absolute;mso-position-horizontal-relative:page;mso-position-vertical:absolute;mso-position-vertical-relative:text;mso-width-percent:0;mso-height-percent:0;mso-width-relative:page;mso-height-relative:page;v-text-anchor:top" o:gfxdata="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" filled="f" strokeweight=".25pt">
+              <v:shape w14:anchorId="3363D212" id="Text Box 2" o:spid="_x0000_s1027" type="#_x0000_t202" style="position:absolute;margin-left:409.8pt;margin-top:21.45pt;width:173.45pt;height:64.5pt;z-index:251660288;visibility:visible;mso-wrap-style:square;mso-width-percent:0;mso-height-percent:0;mso-wrap-distance-left:9pt;mso-wrap-distance-top:0;mso-wrap-distance-right:9pt;mso-wrap-distance-bottom:0;mso-position-horizontal:absolute;mso-position-horizontal-relative:page;mso-position-vertical:absolute;mso-position-vertical-relative:text;mso-width-percent:0;mso-height-percent:0;mso-width-relative:page;mso-height-relative:page;v-text-anchor:top" o:gfxdata="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" filled="f" strokeweight=".25pt">
                 <v:path arrowok="t"/>
                 <v:textbox inset="0,0,0,0">
                   <w:txbxContent>
@@ -3750,13 +3620,12 @@
       </w:r>
       <w:r>
         <w:rPr>
-          <w:rFonts w:eastAsia="Times New Roman" w:cstheme="minorHAnsi"/>
+          <w:rFonts w:cstheme="minorHAnsi"/>
           <w:b/>
           <w:sz w:val="24"/>
           <w:szCs w:val="24"/>
-          <w:lang w:eastAsia="en-IN"/>
-        </w:rPr>
-        <w:t xml:space="preserve">Email Id- </w:t>
+        </w:rPr>
+        <w:t xml:space="preserve">Tel. no.- </w:t>
       </w:r>
       <w:r>
         <w:rPr>
@@ -3764,6 +3633,33 @@
           <w:b/>
           <w:lang w:val="en-IN" w:eastAsia="en-IN"/>
         </w:rPr>
+        <w:t>[Mobile No C1]</w:t>
+      </w:r>
+    </w:p>
+    <w:p>
+      <w:pPr>
+        <w:rPr>
+          <w:rFonts w:ascii="Roboto" w:eastAsia="Times New Roman" w:hAnsi="Roboto" w:cs="Times New Roman"/>
+          <w:color w:val="000000"/>
+          <w:lang w:val="en-IN" w:eastAsia="en-IN"/>
+        </w:rPr>
+      </w:pPr>
+      <w:r>
+        <w:rPr>
+          <w:rFonts w:eastAsia="Times New Roman" w:cstheme="minorHAnsi"/>
+          <w:b/>
+          <w:sz w:val="24"/>
+          <w:szCs w:val="24"/>
+          <w:lang w:eastAsia="en-IN"/>
+        </w:rPr>
+        <w:t xml:space="preserve">Email Id- </w:t>
+      </w:r>
+      <w:r>
+        <w:rPr>
+          <w:rFonts w:ascii="Roboto" w:eastAsia="Times New Roman" w:hAnsi="Roboto" w:cs="Times New Roman"/>
+          <w:b/>
+          <w:lang w:val="en-IN" w:eastAsia="en-IN"/>
+        </w:rPr>
         <w:t>[Email ID C1]</w:t>
       </w:r>
     </w:p>
@@ -3787,16 +3683,16 @@
         <mc:AlternateContent>
           <mc:Choice Requires="wps">
             <w:drawing>
-              <wp:anchor distT="0" distB="0" distL="114300" distR="114300" simplePos="0" relativeHeight="251664384" behindDoc="0" locked="0" layoutInCell="1" allowOverlap="1" wp14:anchorId="08C78F36" wp14:editId="6ACDAE51">
+              <wp:anchor distT="0" distB="0" distL="114300" distR="114300" simplePos="0" relativeHeight="251664384" behindDoc="0" locked="0" layoutInCell="1" allowOverlap="1" wp14:anchorId="08C78F36" wp14:editId="7F3413BF">
                 <wp:simplePos x="0" y="0"/>
                 <wp:positionH relativeFrom="column">
-                  <wp:posOffset>-171451</wp:posOffset>
+                  <wp:posOffset>-167640</wp:posOffset>
                 </wp:positionH>
                 <wp:positionV relativeFrom="paragraph">
-                  <wp:posOffset>335824</wp:posOffset>
+                  <wp:posOffset>337185</wp:posOffset>
                 </wp:positionV>
-                <wp:extent cx="3290207" cy="0"/>
-                <wp:effectExtent l="0" t="0" r="12065" b="12700"/>
+                <wp:extent cx="4137660" cy="38100"/>
+                <wp:effectExtent l="0" t="0" r="34290" b="19050"/>
                 <wp:wrapNone/>
                 <wp:docPr id="6" name="Straight Connector 6"/>
                 <wp:cNvGraphicFramePr/>
@@ -3807,7 +3703,7 @@
                       <wps:spPr>
                         <a:xfrm>
                           <a:off x="0" y="0"/>
-                          <a:ext cx="3290207" cy="0"/>
+                          <a:ext cx="4137660" cy="38100"/>
                         </a:xfrm>
                         <a:prstGeom prst="line">
                           <a:avLst/>
@@ -3831,12 +3727,18 @@
                     </wps:wsp>
                   </a:graphicData>
                 </a:graphic>
+                <wp14:sizeRelH relativeFrom="margin">
+                  <wp14:pctWidth>0</wp14:pctWidth>
+                </wp14:sizeRelH>
+                <wp14:sizeRelV relativeFrom="margin">
+                  <wp14:pctHeight>0</wp14:pctHeight>
+                </wp14:sizeRelV>
               </wp:anchor>
             </w:drawing>
           </mc:Choice>
-          <mc:Fallback xmlns:w16sdtdh="http://schemas.microsoft.com/office/word/2020/wordml/sdtdatahash" xmlns:w16="http://schemas.microsoft.com/office/word/2018/wordml" xmlns:w16cid="http://schemas.microsoft.com/office/word/2016/wordml/cid" xmlns:w16cex="http://schemas.microsoft.com/office/word/2018/wordml/cex" xmlns:oel="http://schemas.microsoft.com/office/2019/extlst" xmlns:am3d="http://schemas.microsoft.com/office/drawing/2017/model3d" xmlns:aink="http://schemas.microsoft.com/office/drawing/2016/ink" xmlns:cx8="http://schemas.microsoft.com/office/drawing/2016/5/14/chartex" xmlns:cx7="http://schemas.microsoft.com/office/drawing/2016/5/13/chartex" xmlns:cx6="http://schemas.microsoft.com/office/drawing/2016/5/12/chartex" xmlns:cx5="http://schemas.microsoft.com/office/drawing/2016/5/11/chartex" xmlns:cx4="http://schemas.microsoft.com/office/drawing/2016/5/10/chartex" xmlns:cx3="http://schemas.microsoft.com/office/drawing/2016/5/9/chartex" xmlns:cx2="http://schemas.microsoft.com/office/drawing/2015/10/21/chartex" xmlns:cx1="http://schemas.microsoft.com/office/drawing/2015/9/8/chartex">
+          <mc:Fallback>
             <w:pict>
-              <v:line w14:anchorId="3A7AB6A7" id="Straight Connector 6" o:spid="_x0000_s1026" style="position:absolute;z-index:251664384;visibility:visible;mso-wrap-style:square;mso-wrap-distance-left:9pt;mso-wrap-distance-top:0;mso-wrap-distance-right:9pt;mso-wrap-distance-bottom:0;mso-position-horizontal:absolute;mso-position-horizontal-relative:text;mso-position-vertical:absolute;mso-position-vertical-relative:text" from="-13.5pt,26.45pt" to="245.55pt,26.45pt" o:gfxdata="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" strokecolor="black"/>
+              <v:line w14:anchorId="20B3AC1F" id="Straight Connector 6" o:spid="_x0000_s1026" style="position:absolute;z-index:251664384;visibility:visible;mso-wrap-style:square;mso-width-percent:0;mso-height-percent:0;mso-wrap-distance-left:9pt;mso-wrap-distance-top:0;mso-wrap-distance-right:9pt;mso-wrap-distance-bottom:0;mso-position-horizontal:absolute;mso-position-horizontal-relative:text;mso-position-vertical:absolute;mso-position-vertical-relative:text;mso-width-percent:0;mso-height-percent:0;mso-width-relative:margin;mso-height-relative:margin" from="-13.2pt,26.55pt" to="312.6pt,29.55pt" o:gfxdata="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" strokecolor="black [3040]"/>
             </w:pict>
           </mc:Fallback>
         </mc:AlternateContent>
@@ -3865,8 +3767,6 @@
           <w:szCs w:val="24"/>
         </w:rPr>
       </w:pPr>
-      <w:bookmarkStart w:id="0" w:name="_GoBack"/>
-      <w:bookmarkEnd w:id="0"/>
     </w:p>
     <w:p>
       <w:pPr>
@@ -4348,7 +4248,7 @@
 </file>
 
 <file path=word/numbering.xml><?xml version="1.0" encoding="utf-8"?>
-<w:numbering xmlns:wpc="http://schemas.microsoft.com/office/word/2010/wordprocessingCanvas" xmlns:cx="http://schemas.microsoft.com/office/drawing/2014/chartex" xmlns:mc="http://schemas.openxmlformats.org/markup-compatibility/2006" xmlns:o="urn:schemas-microsoft-com:office:office" xmlns:r="http://schemas.openxmlformats.org/officeDocument/2006/relationships" xmlns:m="http://schemas.openxmlformats.org/officeDocument/2006/math" xmlns:v="urn:schemas-microsoft-com:vml" xmlns:wp14="http://schemas.microsoft.com/office/word/2010/wordprocessingDrawing" xmlns:wp="http://schemas.openxmlformats.org/drawingml/2006/wordprocessingDrawing" xmlns:w10="urn:schemas-microsoft-com:office:word" xmlns:w="http://schemas.openxmlformats.org/wordprocessingml/2006/main" xmlns:w14="http://schemas.microsoft.com/office/word/2010/wordml" xmlns:w15="http://schemas.microsoft.com/office/word/2012/wordml" xmlns:w16se="http://schemas.microsoft.com/office/word/2015/wordml/symex" xmlns:wpg="http://schemas.microsoft.com/office/word/2010/wordprocessingGroup" xmlns:wpi="http://schemas.microsoft.com/office/word/2010/wordprocessingInk" xmlns:wne="http://schemas.microsoft.com/office/word/2006/wordml" xmlns:wps="http://schemas.microsoft.com/office/word/2010/wordprocessingShape" mc:Ignorable="w14 w15 w16se wp14">
+<w:numbering xmlns:wpc="http://schemas.microsoft.com/office/word/2010/wordprocessingCanvas" xmlns:cx="http://schemas.microsoft.com/office/drawing/2014/chartex" xmlns:cx1="http://schemas.microsoft.com/office/drawing/2015/9/8/chartex" xmlns:cx2="http://schemas.microsoft.com/office/drawing/2015/10/21/chartex" xmlns:cx3="http://schemas.microsoft.com/office/drawing/2016/5/9/chartex" xmlns:cx4="http://schemas.microsoft.com/office/drawing/2016/5/10/chartex" xmlns:cx5="http://schemas.microsoft.com/office/drawing/2016/5/11/chartex" xmlns:cx6="http://schemas.microsoft.com/office/drawing/2016/5/12/chartex" xmlns:cx7="http://schemas.microsoft.com/office/drawing/2016/5/13/chartex" xmlns:cx8="http://schemas.microsoft.com/office/drawing/2016/5/14/chartex" xmlns:mc="http://schemas.openxmlformats.org/markup-compatibility/2006" xmlns:aink="http://schemas.microsoft.com/office/drawing/2016/ink" xmlns:am3d="http://schemas.microsoft.com/office/drawing/2017/model3d" xmlns:o="urn:schemas-microsoft-com:office:office" xmlns:oel="http://schemas.microsoft.com/office/2019/extlst" xmlns:r="http://schemas.openxmlformats.org/officeDocument/2006/relationships" xmlns:m="http://schemas.openxmlformats.org/officeDocument/2006/math" xmlns:v="urn:schemas-microsoft-com:vml" xmlns:wp14="http://schemas.microsoft.com/office/word/2010/wordprocessingDrawing" xmlns:wp="http://schemas.openxmlformats.org/drawingml/2006/wordprocessingDrawing" xmlns:w10="urn:schemas-microsoft-com:office:word" xmlns:w="http://schemas.openxmlformats.org/wordprocessingml/2006/main" xmlns:w14="http://schemas.microsoft.com/office/word/2010/wordml" xmlns:w15="http://schemas.microsoft.com/office/word/2012/wordml" xmlns:w16cex="http://schemas.microsoft.com/office/word/2018/wordml/cex" xmlns:w16cid="http://schemas.microsoft.com/office/word/2016/wordml/cid" xmlns:w16="http://schemas.microsoft.com/office/word/2018/wordml" xmlns:w16du="http://schemas.microsoft.com/office/word/2023/wordml/word16du" xmlns:w16sdtdh="http://schemas.microsoft.com/office/word/2020/wordml/sdtdatahash" xmlns:w16sdtfl="http://schemas.microsoft.com/office/word/2024/wordml/sdtformatlock" xmlns:w16se="http://schemas.microsoft.com/office/word/2015/wordml/symex" xmlns:wpg="http://schemas.microsoft.com/office/word/2010/wordprocessingGroup" xmlns:wpi="http://schemas.microsoft.com/office/word/2010/wordprocessingInk" xmlns:wne="http://schemas.microsoft.com/office/word/2006/wordml" xmlns:wps="http://schemas.microsoft.com/office/word/2010/wordprocessingShape" mc:Ignorable="w14 w15 w16se w16cid w16 w16cex w16sdtdh w16sdtfl w16du wp14">
   <w:abstractNum w:abstractNumId="0" w15:restartNumberingAfterBreak="0">
     <w:nsid w:val="0B9E6BD1"/>
     <w:multiLevelType w:val="hybridMultilevel"/>
@@ -6298,62 +6198,62 @@
       </w:pPr>
     </w:lvl>
   </w:abstractNum>
-  <w:num w:numId="1">
+  <w:num w:numId="1" w16cid:durableId="1825587359">
     <w:abstractNumId w:val="11"/>
   </w:num>
-  <w:num w:numId="2">
+  <w:num w:numId="2" w16cid:durableId="84112615">
     <w:abstractNumId w:val="12"/>
   </w:num>
-  <w:num w:numId="3">
+  <w:num w:numId="3" w16cid:durableId="1039551730">
     <w:abstractNumId w:val="1"/>
   </w:num>
-  <w:num w:numId="4">
+  <w:num w:numId="4" w16cid:durableId="1369918327">
     <w:abstractNumId w:val="14"/>
   </w:num>
-  <w:num w:numId="5">
+  <w:num w:numId="5" w16cid:durableId="711927611">
     <w:abstractNumId w:val="15"/>
   </w:num>
-  <w:num w:numId="6">
+  <w:num w:numId="6" w16cid:durableId="211507107">
     <w:abstractNumId w:val="8"/>
   </w:num>
-  <w:num w:numId="7">
+  <w:num w:numId="7" w16cid:durableId="1910194294">
     <w:abstractNumId w:val="0"/>
   </w:num>
-  <w:num w:numId="8">
+  <w:num w:numId="8" w16cid:durableId="107359902">
     <w:abstractNumId w:val="13"/>
   </w:num>
-  <w:num w:numId="9">
+  <w:num w:numId="9" w16cid:durableId="1415937503">
     <w:abstractNumId w:val="6"/>
   </w:num>
-  <w:num w:numId="10">
+  <w:num w:numId="10" w16cid:durableId="4404529">
     <w:abstractNumId w:val="16"/>
   </w:num>
-  <w:num w:numId="11">
+  <w:num w:numId="11" w16cid:durableId="2144807627">
     <w:abstractNumId w:val="2"/>
   </w:num>
-  <w:num w:numId="12">
+  <w:num w:numId="12" w16cid:durableId="1267662920">
     <w:abstractNumId w:val="5"/>
   </w:num>
-  <w:num w:numId="13">
+  <w:num w:numId="13" w16cid:durableId="419133852">
     <w:abstractNumId w:val="10"/>
   </w:num>
-  <w:num w:numId="14">
+  <w:num w:numId="14" w16cid:durableId="113254689">
     <w:abstractNumId w:val="9"/>
   </w:num>
-  <w:num w:numId="15">
+  <w:num w:numId="15" w16cid:durableId="2142306898">
     <w:abstractNumId w:val="4"/>
   </w:num>
-  <w:num w:numId="16">
+  <w:num w:numId="16" w16cid:durableId="1558930105">
     <w:abstractNumId w:val="3"/>
   </w:num>
-  <w:num w:numId="17">
+  <w:num w:numId="17" w16cid:durableId="913591944">
     <w:abstractNumId w:val="7"/>
   </w:num>
 </w:numbering>
 </file>
 
 <file path=word/styles.xml><?xml version="1.0" encoding="utf-8"?>
-<w:styles xmlns:mc="http://schemas.openxmlformats.org/markup-compatibility/2006" xmlns:r="http://schemas.openxmlformats.org/officeDocument/2006/relationships" xmlns:w="http://schemas.openxmlformats.org/wordprocessingml/2006/main" xmlns:w14="http://schemas.microsoft.com/office/word/2010/wordml" xmlns:w15="http://schemas.microsoft.com/office/word/2012/wordml" xmlns:w16se="http://schemas.microsoft.com/office/word/2015/wordml/symex" mc:Ignorable="w14 w15 w16se">
+<w:styles xmlns:mc="http://schemas.openxmlformats.org/markup-compatibility/2006" xmlns:r="http://schemas.openxmlformats.org/officeDocument/2006/relationships" xmlns:w="http://schemas.openxmlformats.org/wordprocessingml/2006/main" xmlns:w14="http://schemas.microsoft.com/office/word/2010/wordml" xmlns:w15="http://schemas.microsoft.com/office/word/2012/wordml" xmlns:w16cex="http://schemas.microsoft.com/office/word/2018/wordml/cex" xmlns:w16cid="http://schemas.microsoft.com/office/word/2016/wordml/cid" xmlns:w16="http://schemas.microsoft.com/office/word/2018/wordml" xmlns:w16du="http://schemas.microsoft.com/office/word/2023/wordml/word16du" xmlns:w16sdtdh="http://schemas.microsoft.com/office/word/2020/wordml/sdtdatahash" xmlns:w16sdtfl="http://schemas.microsoft.com/office/word/2024/wordml/sdtformatlock" xmlns:w16se="http://schemas.microsoft.com/office/word/2015/wordml/symex" mc:Ignorable="w14 w15 w16se w16cid w16 w16cex w16sdtdh w16sdtfl w16du">
   <w:docDefaults>
     <w:rPrDefault>
       <w:rPr>
@@ -6369,7 +6269,7 @@
       </w:pPr>
     </w:pPrDefault>
   </w:docDefaults>
-  <w:latentStyles w:defLockedState="0" w:defUIPriority="99" w:defSemiHidden="0" w:defUnhideWhenUsed="0" w:defQFormat="0" w:count="371">
+  <w:latentStyles w:defLockedState="0" w:defUIPriority="99" w:defSemiHidden="0" w:defUnhideWhenUsed="0" w:defQFormat="0" w:count="376">
     <w:lsdException w:name="Normal" w:uiPriority="0" w:qFormat="1"/>
     <w:lsdException w:name="heading 1" w:uiPriority="9" w:qFormat="1"/>
     <w:lsdException w:name="heading 2" w:semiHidden="1" w:uiPriority="9" w:unhideWhenUsed="1" w:qFormat="1"/>
@@ -6741,6 +6641,11 @@
     <w:lsdException w:name="List Table 5 Dark Accent 6" w:uiPriority="50"/>
     <w:lsdException w:name="List Table 6 Colorful Accent 6" w:uiPriority="51"/>
     <w:lsdException w:name="List Table 7 Colorful Accent 6" w:uiPriority="52"/>
+    <w:lsdException w:name="Mention" w:semiHidden="1" w:unhideWhenUsed="1"/>
+    <w:lsdException w:name="Smart Hyperlink" w:semiHidden="1" w:unhideWhenUsed="1"/>
+    <w:lsdException w:name="Hashtag" w:semiHidden="1" w:unhideWhenUsed="1"/>
+    <w:lsdException w:name="Unresolved Mention" w:semiHidden="1" w:unhideWhenUsed="1"/>
+    <w:lsdException w:name="Smart Link" w:semiHidden="1" w:unhideWhenUsed="1"/>
   </w:latentStyles>
   <w:style w:type="paragraph" w:default="1" w:styleId="Normal">
     <w:name w:val="Normal"/>
